--- a/6-过程管理/运行记录类文件/060207-临夏回族自治州中医医院“智慧银医”项目-连续性报告.docx
+++ b/6-过程管理/运行记录类文件/060207-临夏回族自治州中医医院“智慧银医”项目-连续性报告.docx
@@ -1,10 +1,11 @@
 
 <file path=word/document.xml><?xml version="1.0" encoding="utf-8"?>
-<w:document xmlns:wpc="http://schemas.microsoft.com/office/word/2010/wordprocessingCanvas" xmlns:mc="http://schemas.openxmlformats.org/markup-compatibility/2006" xmlns:o="urn:schemas-microsoft-com:office:office" xmlns:r="http://schemas.openxmlformats.org/officeDocument/2006/relationships" xmlns:m="http://schemas.openxmlformats.org/officeDocument/2006/math" xmlns:v="urn:schemas-microsoft-com:vml" xmlns:wp14="http://schemas.microsoft.com/office/word/2010/wordprocessingDrawing" xmlns:wp="http://schemas.openxmlformats.org/drawingml/2006/wordprocessingDrawing" xmlns:w="http://schemas.openxmlformats.org/wordprocessingml/2006/main" xmlns:w14="http://schemas.microsoft.com/office/word/2010/wordml" xmlns:w10="urn:schemas-microsoft-com:office:word" xmlns:w15="http://schemas.microsoft.com/office/word/2012/wordml" xmlns:wpg="http://schemas.microsoft.com/office/word/2010/wordprocessingGroup" xmlns:wpi="http://schemas.microsoft.com/office/word/2010/wordprocessingInk" xmlns:wne="http://schemas.microsoft.com/office/word/2006/wordml" xmlns:wps="http://schemas.microsoft.com/office/word/2010/wordprocessingShape" xmlns:wpsCustomData="http://www.wps.cn/officeDocument/2013/wpsCustomData" mc:Ignorable="w14 w15 wp14">
+<w:document xmlns:wpc="http://schemas.microsoft.com/office/word/2010/wordprocessingCanvas" xmlns:mc="http://schemas.openxmlformats.org/markup-compatibility/2006" xmlns:o="urn:schemas-microsoft-com:office:office" xmlns:r="http://schemas.openxmlformats.org/officeDocument/2006/relationships" xmlns:m="http://schemas.openxmlformats.org/officeDocument/2006/math" xmlns:v="urn:schemas-microsoft-com:vml" xmlns:wp14="http://schemas.microsoft.com/office/word/2010/wordprocessingDrawing" xmlns:wp="http://schemas.openxmlformats.org/drawingml/2006/wordprocessingDrawing" xmlns:w10="urn:schemas-microsoft-com:office:word" xmlns:w="http://schemas.openxmlformats.org/wordprocessingml/2006/main" xmlns:w14="http://schemas.microsoft.com/office/word/2010/wordml" xmlns:w15="http://schemas.microsoft.com/office/word/2012/wordml" xmlns:wne="http://schemas.microsoft.com/office/word/2006/wordml" xmlns:wpg="http://schemas.microsoft.com/office/word/2010/wordprocessingGroup" xmlns:wpi="http://schemas.microsoft.com/office/word/2010/wordprocessingInk" xmlns:wps="http://schemas.microsoft.com/office/word/2010/wordprocessingShape" mc:Ignorable="w14 w15 wp14">
+  <!-- Generated by Aspose.Words for .NET 13.3.0.1 -->
   <w:body>
     <w:p>
       <w:pPr>
-        <w:pStyle w:val="26"/>
+        <w:pStyle w:val="a"/>
         <w:bidi w:val="0"/>
         <w:rPr>
           <w:rFonts w:hint="eastAsia"/>
@@ -13,10 +14,10 @@
     </w:p>
     <w:p>
       <w:pPr>
-        <w:pStyle w:val="26"/>
+        <w:pStyle w:val="a"/>
         <w:bidi w:val="0"/>
         <w:rPr>
-          <w:rFonts w:hint="eastAsia" w:eastAsia="宋体"/>
+          <w:rFonts w:eastAsia="宋体" w:hint="eastAsia"/>
           <w:lang w:eastAsia="zh-CN"/>
         </w:rPr>
       </w:pPr>
@@ -48,12 +49,12 @@
     </w:p>
     <w:p>
       <w:pPr>
-        <w:pStyle w:val="27"/>
+        <w:pStyle w:val="a0"/>
         <w:bidi w:val="0"/>
       </w:pPr>
       <w:bookmarkStart w:id="1" w:name="_Toc26935"/>
       <w:r>
-        <w:t>甘肃国邦信息科技有限公司</w:t>
+        <w:t>中达丰集团有限公司</w:t>
       </w:r>
       <w:bookmarkEnd w:id="1"/>
     </w:p>
@@ -62,7 +63,7 @@
         <w:spacing w:before="117" w:line="219" w:lineRule="auto"/>
         <w:jc w:val="center"/>
         <w:rPr>
-          <w:rFonts w:hint="default" w:ascii="宋体" w:hAnsi="宋体" w:eastAsia="宋体" w:cs="宋体"/>
+          <w:rFonts w:ascii="宋体" w:eastAsia="宋体" w:hAnsi="宋体" w:cs="宋体" w:hint="default"/>
           <w:sz w:val="36"/>
           <w:szCs w:val="36"/>
           <w:lang w:val="en-US" w:eastAsia="zh-CN"/>
@@ -70,7 +71,7 @@
       </w:pPr>
       <w:r>
         <w:rPr>
-          <w:rFonts w:ascii="宋体" w:hAnsi="宋体" w:eastAsia="宋体" w:cs="宋体"/>
+          <w:rFonts w:ascii="宋体" w:eastAsia="宋体" w:hAnsi="宋体" w:cs="宋体"/>
           <w:spacing w:val="-2"/>
           <w:sz w:val="36"/>
           <w:szCs w:val="36"/>
@@ -79,7 +80,7 @@
       </w:r>
       <w:r>
         <w:rPr>
-          <w:rFonts w:hint="eastAsia" w:ascii="宋体" w:hAnsi="宋体" w:cs="宋体"/>
+          <w:rFonts w:ascii="宋体" w:hAnsi="宋体" w:cs="宋体" w:hint="eastAsia"/>
           <w:spacing w:val="-2"/>
           <w:sz w:val="36"/>
           <w:szCs w:val="36"/>
@@ -89,7 +90,7 @@
       </w:r>
       <w:r>
         <w:rPr>
-          <w:rFonts w:ascii="宋体" w:hAnsi="宋体" w:eastAsia="宋体" w:cs="宋体"/>
+          <w:rFonts w:ascii="宋体" w:eastAsia="宋体" w:hAnsi="宋体" w:cs="宋体"/>
           <w:spacing w:val="-2"/>
           <w:sz w:val="36"/>
           <w:szCs w:val="36"/>
@@ -98,7 +99,7 @@
       </w:r>
       <w:r>
         <w:rPr>
-          <w:rFonts w:hint="eastAsia" w:ascii="宋体" w:hAnsi="宋体" w:cs="宋体"/>
+          <w:rFonts w:ascii="宋体" w:hAnsi="宋体" w:cs="宋体" w:hint="eastAsia"/>
           <w:spacing w:val="-2"/>
           <w:sz w:val="36"/>
           <w:szCs w:val="36"/>
@@ -108,7 +109,7 @@
       </w:r>
       <w:r>
         <w:rPr>
-          <w:rFonts w:ascii="宋体" w:hAnsi="宋体" w:eastAsia="宋体" w:cs="宋体"/>
+          <w:rFonts w:ascii="宋体" w:eastAsia="宋体" w:hAnsi="宋体" w:cs="宋体"/>
           <w:spacing w:val="-2"/>
           <w:sz w:val="36"/>
           <w:szCs w:val="36"/>
@@ -117,7 +118,7 @@
       </w:r>
       <w:r>
         <w:rPr>
-          <w:rFonts w:hint="eastAsia" w:ascii="宋体" w:hAnsi="宋体" w:cs="宋体"/>
+          <w:rFonts w:ascii="宋体" w:hAnsi="宋体" w:cs="宋体" w:hint="eastAsia"/>
           <w:spacing w:val="-2"/>
           <w:sz w:val="36"/>
           <w:szCs w:val="36"/>
@@ -137,7 +138,7 @@
         <w:ind w:left="3954"/>
         <w:outlineLvl w:val="0"/>
         <w:rPr>
-          <w:rFonts w:ascii="宋体" w:hAnsi="宋体" w:eastAsia="宋体" w:cs="宋体"/>
+          <w:rFonts w:ascii="宋体" w:eastAsia="宋体" w:hAnsi="宋体" w:cs="宋体"/>
           <w:sz w:val="21"/>
           <w:szCs w:val="21"/>
         </w:rPr>
@@ -145,7 +146,7 @@
       <w:bookmarkStart w:id="2" w:name="_Toc23613"/>
       <w:r>
         <w:rPr>
-          <w:rFonts w:ascii="宋体" w:hAnsi="宋体" w:eastAsia="宋体" w:cs="宋体"/>
+          <w:rFonts w:ascii="宋体" w:eastAsia="宋体" w:hAnsi="宋体" w:cs="宋体"/>
           <w:spacing w:val="-2"/>
           <w:sz w:val="21"/>
           <w:szCs w:val="21"/>
@@ -161,16 +162,16 @@
     </w:p>
     <w:tbl>
       <w:tblPr>
-        <w:tblStyle w:val="24"/>
+        <w:tblStyle w:val="TableNormal0"/>
         <w:tblW w:w="9071" w:type="dxa"/>
         <w:tblInd w:w="5" w:type="dxa"/>
         <w:tblBorders>
-          <w:top w:val="single" w:color="000000" w:sz="4" w:space="0"/>
-          <w:left w:val="single" w:color="000000" w:sz="4" w:space="0"/>
-          <w:bottom w:val="single" w:color="000000" w:sz="4" w:space="0"/>
-          <w:right w:val="single" w:color="000000" w:sz="4" w:space="0"/>
-          <w:insideH w:val="single" w:color="000000" w:sz="4" w:space="0"/>
-          <w:insideV w:val="single" w:color="000000" w:sz="4" w:space="0"/>
+          <w:top w:val="single" w:sz="4" w:space="0" w:color="000000"/>
+          <w:left w:val="single" w:sz="4" w:space="0" w:color="000000"/>
+          <w:bottom w:val="single" w:sz="4" w:space="0" w:color="000000"/>
+          <w:right w:val="single" w:sz="4" w:space="0" w:color="000000"/>
+          <w:insideH w:val="single" w:sz="4" w:space="0" w:color="000000"/>
+          <w:insideV w:val="single" w:sz="4" w:space="0" w:color="000000"/>
         </w:tblBorders>
         <w:tblLayout w:type="fixed"/>
         <w:tblCellMar>
@@ -189,14 +190,17 @@
       </w:tblGrid>
       <w:tr>
         <w:tblPrEx>
+          <w:tblW w:w="9071" w:type="dxa"/>
+          <w:tblInd w:w="5" w:type="dxa"/>
           <w:tblBorders>
-            <w:top w:val="single" w:color="000000" w:sz="4" w:space="0"/>
-            <w:left w:val="single" w:color="000000" w:sz="4" w:space="0"/>
-            <w:bottom w:val="single" w:color="000000" w:sz="4" w:space="0"/>
-            <w:right w:val="single" w:color="000000" w:sz="4" w:space="0"/>
-            <w:insideH w:val="single" w:color="000000" w:sz="4" w:space="0"/>
-            <w:insideV w:val="single" w:color="000000" w:sz="4" w:space="0"/>
+            <w:top w:val="single" w:sz="4" w:space="0" w:color="000000"/>
+            <w:left w:val="single" w:sz="4" w:space="0" w:color="000000"/>
+            <w:bottom w:val="single" w:sz="4" w:space="0" w:color="000000"/>
+            <w:right w:val="single" w:sz="4" w:space="0" w:color="000000"/>
+            <w:insideH w:val="single" w:sz="4" w:space="0" w:color="000000"/>
+            <w:insideV w:val="single" w:sz="4" w:space="0" w:color="000000"/>
           </w:tblBorders>
+          <w:tblLayout w:type="fixed"/>
           <w:tblCellMar>
             <w:top w:w="0" w:type="dxa"/>
             <w:left w:w="0" w:type="dxa"/>
@@ -205,7 +209,7 @@
           </w:tblCellMar>
         </w:tblPrEx>
         <w:trPr>
-          <w:trHeight w:val="611" w:hRule="atLeast"/>
+          <w:trHeight w:val="611"/>
         </w:trPr>
         <w:tc>
           <w:tcPr>
@@ -213,7 +217,7 @@
           </w:tcPr>
           <w:p>
             <w:pPr>
-              <w:pStyle w:val="25"/>
+              <w:pStyle w:val="TableText"/>
               <w:spacing w:before="199" w:line="220" w:lineRule="auto"/>
               <w:ind w:left="225"/>
             </w:pPr>
@@ -232,13 +236,13 @@
           </w:tcPr>
           <w:p>
             <w:pPr>
-              <w:pStyle w:val="25"/>
+              <w:pStyle w:val="TableText"/>
               <w:spacing w:before="200" w:line="218" w:lineRule="auto"/>
               <w:ind w:left="108"/>
             </w:pPr>
             <w:r>
               <w:rPr>
-                <w:rFonts w:hint="eastAsia" w:eastAsia="宋体"/>
+                <w:rFonts w:eastAsia="宋体" w:hint="eastAsia"/>
                 <w:spacing w:val="-1"/>
                 <w:lang w:val="en-US" w:eastAsia="zh-CN"/>
               </w:rPr>
@@ -248,11 +252,11 @@
               <w:rPr>
                 <w:spacing w:val="-1"/>
               </w:rPr>
-              <w:t>（GSGB-ITSS-</w:t>
+              <w:t>（ZDFJT-ITSS-</w:t>
             </w:r>
             <w:r>
               <w:rPr>
-                <w:rFonts w:hint="eastAsia" w:eastAsia="宋体"/>
+                <w:rFonts w:eastAsia="宋体" w:hint="eastAsia"/>
                 <w:spacing w:val="-1"/>
                 <w:lang w:val="en-US" w:eastAsia="zh-CN"/>
               </w:rPr>
@@ -277,14 +281,9 @@
       </w:tr>
       <w:tr>
         <w:tblPrEx>
-          <w:tblBorders>
-            <w:top w:val="single" w:color="000000" w:sz="4" w:space="0"/>
-            <w:left w:val="single" w:color="000000" w:sz="4" w:space="0"/>
-            <w:bottom w:val="single" w:color="000000" w:sz="4" w:space="0"/>
-            <w:right w:val="single" w:color="000000" w:sz="4" w:space="0"/>
-            <w:insideH w:val="single" w:color="000000" w:sz="4" w:space="0"/>
-            <w:insideV w:val="single" w:color="000000" w:sz="4" w:space="0"/>
-          </w:tblBorders>
+          <w:tblW w:w="9071" w:type="dxa"/>
+          <w:tblInd w:w="5" w:type="dxa"/>
+          <w:tblLayout w:type="fixed"/>
           <w:tblCellMar>
             <w:top w:w="0" w:type="dxa"/>
             <w:left w:w="0" w:type="dxa"/>
@@ -293,7 +292,7 @@
           </w:tblCellMar>
         </w:tblPrEx>
         <w:trPr>
-          <w:trHeight w:val="606" w:hRule="atLeast"/>
+          <w:trHeight w:val="606"/>
         </w:trPr>
         <w:tc>
           <w:tcPr>
@@ -301,7 +300,7 @@
           </w:tcPr>
           <w:p>
             <w:pPr>
-              <w:pStyle w:val="25"/>
+              <w:pStyle w:val="TableText"/>
               <w:spacing w:before="196" w:line="220" w:lineRule="auto"/>
               <w:ind w:left="435"/>
             </w:pPr>
@@ -320,7 +319,7 @@
           </w:tcPr>
           <w:p>
             <w:pPr>
-              <w:pStyle w:val="25"/>
+              <w:pStyle w:val="TableText"/>
               <w:spacing w:before="197" w:line="219" w:lineRule="auto"/>
               <w:ind w:left="108"/>
             </w:pPr>
@@ -328,21 +327,16 @@
               <w:rPr>
                 <w:spacing w:val="-1"/>
               </w:rPr>
-              <w:t>甘肃国邦信息科技有限公司</w:t>
+              <w:t>中达丰集团有限公司</w:t>
             </w:r>
           </w:p>
         </w:tc>
       </w:tr>
       <w:tr>
         <w:tblPrEx>
-          <w:tblBorders>
-            <w:top w:val="single" w:color="000000" w:sz="4" w:space="0"/>
-            <w:left w:val="single" w:color="000000" w:sz="4" w:space="0"/>
-            <w:bottom w:val="single" w:color="000000" w:sz="4" w:space="0"/>
-            <w:right w:val="single" w:color="000000" w:sz="4" w:space="0"/>
-            <w:insideH w:val="single" w:color="000000" w:sz="4" w:space="0"/>
-            <w:insideV w:val="single" w:color="000000" w:sz="4" w:space="0"/>
-          </w:tblBorders>
+          <w:tblW w:w="9071" w:type="dxa"/>
+          <w:tblInd w:w="5" w:type="dxa"/>
+          <w:tblLayout w:type="fixed"/>
           <w:tblCellMar>
             <w:top w:w="0" w:type="dxa"/>
             <w:left w:w="0" w:type="dxa"/>
@@ -351,7 +345,7 @@
           </w:tblCellMar>
         </w:tblPrEx>
         <w:trPr>
-          <w:trHeight w:val="607" w:hRule="atLeast"/>
+          <w:trHeight w:val="607"/>
         </w:trPr>
         <w:tc>
           <w:tcPr>
@@ -359,7 +353,7 @@
           </w:tcPr>
           <w:p>
             <w:pPr>
-              <w:pStyle w:val="25"/>
+              <w:pStyle w:val="TableText"/>
               <w:spacing w:before="199" w:line="219" w:lineRule="auto"/>
               <w:ind w:left="435"/>
             </w:pPr>
@@ -377,7 +371,7 @@
           </w:tcPr>
           <w:p>
             <w:pPr>
-              <w:pStyle w:val="25"/>
+              <w:pStyle w:val="TableText"/>
               <w:spacing w:before="199" w:line="219" w:lineRule="auto"/>
               <w:ind w:left="359"/>
             </w:pPr>
@@ -395,7 +389,7 @@
           </w:tcPr>
           <w:p>
             <w:pPr>
-              <w:pStyle w:val="25"/>
+              <w:pStyle w:val="TableText"/>
               <w:spacing w:before="199" w:line="219" w:lineRule="auto"/>
               <w:ind w:left="735"/>
             </w:pPr>
@@ -413,7 +407,7 @@
           </w:tcPr>
           <w:p>
             <w:pPr>
-              <w:pStyle w:val="25"/>
+              <w:pStyle w:val="TableText"/>
               <w:spacing w:before="199" w:line="220" w:lineRule="auto"/>
               <w:ind w:left="575"/>
             </w:pPr>
@@ -431,7 +425,7 @@
           </w:tcPr>
           <w:p>
             <w:pPr>
-              <w:pStyle w:val="25"/>
+              <w:pStyle w:val="TableText"/>
               <w:spacing w:before="199" w:line="220" w:lineRule="auto"/>
               <w:ind w:left="782"/>
             </w:pPr>
@@ -446,14 +440,9 @@
       </w:tr>
       <w:tr>
         <w:tblPrEx>
-          <w:tblBorders>
-            <w:top w:val="single" w:color="000000" w:sz="4" w:space="0"/>
-            <w:left w:val="single" w:color="000000" w:sz="4" w:space="0"/>
-            <w:bottom w:val="single" w:color="000000" w:sz="4" w:space="0"/>
-            <w:right w:val="single" w:color="000000" w:sz="4" w:space="0"/>
-            <w:insideH w:val="single" w:color="000000" w:sz="4" w:space="0"/>
-            <w:insideV w:val="single" w:color="000000" w:sz="4" w:space="0"/>
-          </w:tblBorders>
+          <w:tblW w:w="9071" w:type="dxa"/>
+          <w:tblInd w:w="5" w:type="dxa"/>
+          <w:tblLayout w:type="fixed"/>
           <w:tblCellMar>
             <w:top w:w="0" w:type="dxa"/>
             <w:left w:w="0" w:type="dxa"/>
@@ -462,7 +451,7 @@
           </w:tblCellMar>
         </w:tblPrEx>
         <w:trPr>
-          <w:trHeight w:val="474" w:hRule="atLeast"/>
+          <w:trHeight w:val="474"/>
         </w:trPr>
         <w:tc>
           <w:tcPr>
@@ -470,7 +459,7 @@
           </w:tcPr>
           <w:p>
             <w:pPr>
-              <w:pStyle w:val="25"/>
+              <w:pStyle w:val="TableText"/>
               <w:spacing w:before="163" w:line="239" w:lineRule="auto"/>
               <w:ind w:left="638"/>
             </w:pPr>
@@ -488,11 +477,11 @@
           </w:tcPr>
           <w:p>
             <w:pPr>
-              <w:pStyle w:val="25"/>
+              <w:pStyle w:val="TableText"/>
               <w:spacing w:before="163"/>
               <w:ind w:left="361"/>
               <w:rPr>
-                <w:rFonts w:hint="default" w:eastAsia="宋体"/>
+                <w:rFonts w:eastAsia="宋体" w:hint="default"/>
                 <w:lang w:val="en-US" w:eastAsia="zh-CN"/>
               </w:rPr>
             </w:pPr>
@@ -504,7 +493,7 @@
             </w:r>
             <w:r>
               <w:rPr>
-                <w:rFonts w:hint="eastAsia" w:eastAsia="宋体"/>
+                <w:rFonts w:eastAsia="宋体" w:hint="eastAsia"/>
                 <w:spacing w:val="-2"/>
                 <w:lang w:val="en-US" w:eastAsia="zh-CN"/>
               </w:rPr>
@@ -546,7 +535,7 @@
           </w:tcPr>
           <w:p>
             <w:pPr>
-              <w:pStyle w:val="25"/>
+              <w:pStyle w:val="TableText"/>
               <w:spacing w:before="133" w:line="219" w:lineRule="auto"/>
               <w:ind w:left="738"/>
             </w:pPr>
@@ -564,20 +553,20 @@
           </w:tcPr>
           <w:p>
             <w:pPr>
-              <w:pStyle w:val="25"/>
+              <w:pStyle w:val="TableText"/>
               <w:spacing w:before="134" w:line="220" w:lineRule="auto"/>
               <w:ind w:left="480"/>
               <w:rPr>
-                <w:rFonts w:hint="eastAsia" w:eastAsia="宋体"/>
+                <w:rFonts w:eastAsia="宋体" w:hint="eastAsia"/>
                 <w:lang w:val="en-US" w:eastAsia="zh-CN"/>
               </w:rPr>
             </w:pPr>
             <w:r>
               <w:rPr>
-                <w:rFonts w:hint="eastAsia" w:eastAsia="宋体"/>
+                <w:rFonts w:eastAsia="宋体" w:hint="eastAsia"/>
                 <w:lang w:val="en-US" w:eastAsia="zh-CN"/>
               </w:rPr>
-              <w:t>胡葛鹏宇</w:t>
+              <w:t>肖龙莽</w:t>
             </w:r>
           </w:p>
         </w:tc>
@@ -587,7 +576,7 @@
           </w:tcPr>
           <w:p>
             <w:pPr>
-              <w:pStyle w:val="25"/>
+              <w:pStyle w:val="TableText"/>
               <w:spacing w:before="133" w:line="220" w:lineRule="auto"/>
               <w:ind w:left="672"/>
             </w:pPr>
@@ -595,21 +584,16 @@
               <w:rPr>
                 <w:spacing w:val="-3"/>
               </w:rPr>
-              <w:t>黄益溪</w:t>
+              <w:t>吴向阳</w:t>
             </w:r>
           </w:p>
         </w:tc>
       </w:tr>
       <w:tr>
         <w:tblPrEx>
-          <w:tblBorders>
-            <w:top w:val="single" w:color="000000" w:sz="4" w:space="0"/>
-            <w:left w:val="single" w:color="000000" w:sz="4" w:space="0"/>
-            <w:bottom w:val="single" w:color="000000" w:sz="4" w:space="0"/>
-            <w:right w:val="single" w:color="000000" w:sz="4" w:space="0"/>
-            <w:insideH w:val="single" w:color="000000" w:sz="4" w:space="0"/>
-            <w:insideV w:val="single" w:color="000000" w:sz="4" w:space="0"/>
-          </w:tblBorders>
+          <w:tblW w:w="9071" w:type="dxa"/>
+          <w:tblInd w:w="5" w:type="dxa"/>
+          <w:tblLayout w:type="fixed"/>
           <w:tblCellMar>
             <w:top w:w="0" w:type="dxa"/>
             <w:left w:w="0" w:type="dxa"/>
@@ -618,7 +602,7 @@
           </w:tblCellMar>
         </w:tblPrEx>
         <w:trPr>
-          <w:trHeight w:val="474" w:hRule="atLeast"/>
+          <w:trHeight w:val="474"/>
         </w:trPr>
         <w:tc>
           <w:tcPr>
@@ -626,7 +610,7 @@
           </w:tcPr>
           <w:p>
             <w:pPr>
-              <w:pStyle w:val="25"/>
+              <w:pStyle w:val="TableText"/>
               <w:spacing w:before="164" w:line="239" w:lineRule="auto"/>
               <w:ind w:left="638"/>
             </w:pPr>
@@ -638,7 +622,7 @@
           </w:tcPr>
           <w:p>
             <w:pPr>
-              <w:pStyle w:val="25"/>
+              <w:pStyle w:val="TableText"/>
               <w:spacing w:before="164"/>
               <w:ind w:left="361"/>
             </w:pPr>
@@ -650,7 +634,7 @@
           </w:tcPr>
           <w:p>
             <w:pPr>
-              <w:pStyle w:val="25"/>
+              <w:pStyle w:val="TableText"/>
               <w:spacing w:before="134" w:line="219" w:lineRule="auto"/>
               <w:ind w:left="737"/>
             </w:pPr>
@@ -662,7 +646,7 @@
           </w:tcPr>
           <w:p>
             <w:pPr>
-              <w:pStyle w:val="25"/>
+              <w:pStyle w:val="TableText"/>
               <w:spacing w:before="135" w:line="220" w:lineRule="auto"/>
               <w:ind w:left="480"/>
             </w:pPr>
@@ -674,7 +658,7 @@
           </w:tcPr>
           <w:p>
             <w:pPr>
-              <w:pStyle w:val="25"/>
+              <w:pStyle w:val="TableText"/>
               <w:spacing w:before="134" w:line="220" w:lineRule="auto"/>
               <w:ind w:left="672"/>
             </w:pPr>
@@ -683,14 +667,9 @@
       </w:tr>
       <w:tr>
         <w:tblPrEx>
-          <w:tblBorders>
-            <w:top w:val="single" w:color="000000" w:sz="4" w:space="0"/>
-            <w:left w:val="single" w:color="000000" w:sz="4" w:space="0"/>
-            <w:bottom w:val="single" w:color="000000" w:sz="4" w:space="0"/>
-            <w:right w:val="single" w:color="000000" w:sz="4" w:space="0"/>
-            <w:insideH w:val="single" w:color="000000" w:sz="4" w:space="0"/>
-            <w:insideV w:val="single" w:color="000000" w:sz="4" w:space="0"/>
-          </w:tblBorders>
+          <w:tblW w:w="9071" w:type="dxa"/>
+          <w:tblInd w:w="5" w:type="dxa"/>
+          <w:tblLayout w:type="fixed"/>
           <w:tblCellMar>
             <w:top w:w="0" w:type="dxa"/>
             <w:left w:w="0" w:type="dxa"/>
@@ -699,7 +678,7 @@
           </w:tblCellMar>
         </w:tblPrEx>
         <w:trPr>
-          <w:trHeight w:val="474" w:hRule="atLeast"/>
+          <w:trHeight w:val="474"/>
         </w:trPr>
         <w:tc>
           <w:tcPr>
@@ -707,7 +686,7 @@
           </w:tcPr>
           <w:p>
             <w:pPr>
-              <w:pStyle w:val="25"/>
+              <w:pStyle w:val="TableText"/>
               <w:spacing w:before="165" w:line="239" w:lineRule="auto"/>
               <w:ind w:left="638"/>
             </w:pPr>
@@ -719,7 +698,7 @@
           </w:tcPr>
           <w:p>
             <w:pPr>
-              <w:pStyle w:val="25"/>
+              <w:pStyle w:val="TableText"/>
               <w:spacing w:before="165"/>
               <w:ind w:left="361"/>
             </w:pPr>
@@ -731,7 +710,7 @@
           </w:tcPr>
           <w:p>
             <w:pPr>
-              <w:pStyle w:val="25"/>
+              <w:pStyle w:val="TableText"/>
               <w:spacing w:before="135" w:line="219" w:lineRule="auto"/>
               <w:ind w:left="737"/>
             </w:pPr>
@@ -743,7 +722,7 @@
           </w:tcPr>
           <w:p>
             <w:pPr>
-              <w:pStyle w:val="25"/>
+              <w:pStyle w:val="TableText"/>
               <w:spacing w:before="136" w:line="220" w:lineRule="auto"/>
               <w:ind w:left="480"/>
             </w:pPr>
@@ -755,7 +734,7 @@
           </w:tcPr>
           <w:p>
             <w:pPr>
-              <w:pStyle w:val="25"/>
+              <w:pStyle w:val="TableText"/>
               <w:spacing w:before="135" w:line="220" w:lineRule="auto"/>
               <w:ind w:left="672"/>
             </w:pPr>
@@ -764,14 +743,9 @@
       </w:tr>
       <w:tr>
         <w:tblPrEx>
-          <w:tblBorders>
-            <w:top w:val="single" w:color="000000" w:sz="4" w:space="0"/>
-            <w:left w:val="single" w:color="000000" w:sz="4" w:space="0"/>
-            <w:bottom w:val="single" w:color="000000" w:sz="4" w:space="0"/>
-            <w:right w:val="single" w:color="000000" w:sz="4" w:space="0"/>
-            <w:insideH w:val="single" w:color="000000" w:sz="4" w:space="0"/>
-            <w:insideV w:val="single" w:color="000000" w:sz="4" w:space="0"/>
-          </w:tblBorders>
+          <w:tblW w:w="9071" w:type="dxa"/>
+          <w:tblInd w:w="5" w:type="dxa"/>
+          <w:tblLayout w:type="fixed"/>
           <w:tblCellMar>
             <w:top w:w="0" w:type="dxa"/>
             <w:left w:w="0" w:type="dxa"/>
@@ -780,7 +754,7 @@
           </w:tblCellMar>
         </w:tblPrEx>
         <w:trPr>
-          <w:trHeight w:val="474" w:hRule="atLeast"/>
+          <w:trHeight w:val="474"/>
         </w:trPr>
         <w:tc>
           <w:tcPr>
@@ -788,7 +762,7 @@
           </w:tcPr>
           <w:p>
             <w:pPr>
-              <w:pStyle w:val="25"/>
+              <w:pStyle w:val="TableText"/>
               <w:spacing w:before="166" w:line="239" w:lineRule="auto"/>
               <w:ind w:left="638"/>
             </w:pPr>
@@ -800,7 +774,7 @@
           </w:tcPr>
           <w:p>
             <w:pPr>
-              <w:pStyle w:val="25"/>
+              <w:pStyle w:val="TableText"/>
               <w:spacing w:before="166"/>
               <w:ind w:left="361"/>
             </w:pPr>
@@ -812,7 +786,7 @@
           </w:tcPr>
           <w:p>
             <w:pPr>
-              <w:pStyle w:val="25"/>
+              <w:pStyle w:val="TableText"/>
               <w:spacing w:before="136" w:line="219" w:lineRule="auto"/>
               <w:ind w:left="737"/>
             </w:pPr>
@@ -824,7 +798,7 @@
           </w:tcPr>
           <w:p>
             <w:pPr>
-              <w:pStyle w:val="25"/>
+              <w:pStyle w:val="TableText"/>
               <w:spacing w:before="137" w:line="220" w:lineRule="auto"/>
               <w:ind w:left="480"/>
             </w:pPr>
@@ -836,7 +810,7 @@
           </w:tcPr>
           <w:p>
             <w:pPr>
-              <w:pStyle w:val="25"/>
+              <w:pStyle w:val="TableText"/>
               <w:spacing w:before="136" w:line="220" w:lineRule="auto"/>
               <w:ind w:left="672"/>
             </w:pPr>
@@ -845,14 +819,9 @@
       </w:tr>
       <w:tr>
         <w:tblPrEx>
-          <w:tblBorders>
-            <w:top w:val="single" w:color="000000" w:sz="4" w:space="0"/>
-            <w:left w:val="single" w:color="000000" w:sz="4" w:space="0"/>
-            <w:bottom w:val="single" w:color="000000" w:sz="4" w:space="0"/>
-            <w:right w:val="single" w:color="000000" w:sz="4" w:space="0"/>
-            <w:insideH w:val="single" w:color="000000" w:sz="4" w:space="0"/>
-            <w:insideV w:val="single" w:color="000000" w:sz="4" w:space="0"/>
-          </w:tblBorders>
+          <w:tblW w:w="9071" w:type="dxa"/>
+          <w:tblInd w:w="5" w:type="dxa"/>
+          <w:tblLayout w:type="fixed"/>
           <w:tblCellMar>
             <w:top w:w="0" w:type="dxa"/>
             <w:left w:w="0" w:type="dxa"/>
@@ -861,7 +830,7 @@
           </w:tblCellMar>
         </w:tblPrEx>
         <w:trPr>
-          <w:trHeight w:val="589" w:hRule="atLeast"/>
+          <w:trHeight w:val="589"/>
         </w:trPr>
         <w:tc>
           <w:tcPr>
@@ -938,7 +907,7 @@
     <w:sdt>
       <w:sdtPr>
         <w:rPr>
-          <w:rFonts w:ascii="宋体" w:hAnsi="宋体" w:eastAsia="宋体" w:cs="Arial"/>
+          <w:rFonts w:ascii="宋体" w:eastAsia="宋体" w:hAnsi="宋体" w:cs="Arial"/>
           <w:snapToGrid w:val="0"/>
           <w:color w:val="000000"/>
           <w:kern w:val="0"/>
@@ -947,7 +916,6 @@
           <w:lang w:val="en-US" w:eastAsia="en-US" w:bidi="ar-SA"/>
         </w:rPr>
         <w:id w:val="147473573"/>
-        <w15:color w:val="DBDBDB"/>
         <w:docPartObj>
           <w:docPartGallery w:val="Table of Contents"/>
           <w:docPartUnique/>
@@ -955,7 +923,7 @@
       </w:sdtPr>
       <w:sdtEndPr>
         <w:rPr>
-          <w:rFonts w:ascii="Arial" w:hAnsi="Arial" w:eastAsia="宋体" w:cs="Arial"/>
+          <w:rFonts w:ascii="Arial" w:eastAsia="宋体" w:hAnsi="Arial" w:cs="Arial"/>
           <w:snapToGrid w:val="0"/>
           <w:color w:val="000000"/>
           <w:kern w:val="0"/>
@@ -968,12 +936,12 @@
         <w:p>
           <w:pPr>
             <w:spacing w:before="0" w:beforeLines="0" w:after="0" w:afterLines="0" w:line="240" w:lineRule="auto"/>
-            <w:ind w:left="0" w:leftChars="0" w:right="0" w:rightChars="0" w:firstLine="0" w:firstLineChars="0"/>
+            <w:ind w:left="0" w:right="0" w:firstLine="0" w:leftChars="0" w:rightChars="0" w:firstLineChars="0"/>
             <w:jc w:val="center"/>
           </w:pPr>
           <w:r>
             <w:rPr>
-              <w:rFonts w:ascii="宋体" w:hAnsi="宋体" w:eastAsia="宋体"/>
+              <w:rFonts w:ascii="宋体" w:eastAsia="宋体" w:hAnsi="宋体"/>
               <w:sz w:val="21"/>
             </w:rPr>
             <w:t>目录</w:t>
@@ -981,7 +949,7 @@
         </w:p>
         <w:p>
           <w:pPr>
-            <w:pStyle w:val="16"/>
+            <w:pStyle w:val="TOC1"/>
             <w:tabs>
               <w:tab w:val="right" w:leader="dot" w:pos="9743"/>
             </w:tabs>
@@ -1051,7 +1019,7 @@
         </w:p>
         <w:p>
           <w:pPr>
-            <w:pStyle w:val="16"/>
+            <w:pStyle w:val="TOC1"/>
             <w:tabs>
               <w:tab w:val="right" w:leader="dot" w:pos="9743"/>
             </w:tabs>
@@ -1066,7 +1034,7 @@
             <w:fldChar w:fldCharType="separate"/>
           </w:r>
           <w:r>
-            <w:t>甘肃国邦信息科技有限公司</w:t>
+            <w:t>中达丰集团有限公司</w:t>
           </w:r>
           <w:r>
             <w:tab/>
@@ -1092,7 +1060,7 @@
         </w:p>
         <w:p>
           <w:pPr>
-            <w:pStyle w:val="16"/>
+            <w:pStyle w:val="TOC1"/>
             <w:tabs>
               <w:tab w:val="right" w:leader="dot" w:pos="9743"/>
             </w:tabs>
@@ -1108,7 +1076,7 @@
           </w:r>
           <w:r>
             <w:rPr>
-              <w:rFonts w:ascii="宋体" w:hAnsi="宋体" w:eastAsia="宋体" w:cs="宋体"/>
+              <w:rFonts w:ascii="宋体" w:eastAsia="宋体" w:hAnsi="宋体" w:cs="宋体"/>
               <w:spacing w:val="-2"/>
               <w:szCs w:val="21"/>
             </w:rPr>
@@ -1138,7 +1106,7 @@
         </w:p>
         <w:p>
           <w:pPr>
-            <w:pStyle w:val="16"/>
+            <w:pStyle w:val="TOC1"/>
             <w:tabs>
               <w:tab w:val="right" w:leader="dot" w:pos="9743"/>
             </w:tabs>
@@ -1188,7 +1156,7 @@
         </w:p>
         <w:p>
           <w:pPr>
-            <w:pStyle w:val="16"/>
+            <w:pStyle w:val="TOC1"/>
             <w:tabs>
               <w:tab w:val="right" w:leader="dot" w:pos="9743"/>
             </w:tabs>
@@ -1238,7 +1206,7 @@
         </w:p>
         <w:p>
           <w:pPr>
-            <w:pStyle w:val="17"/>
+            <w:pStyle w:val="TOC2"/>
             <w:tabs>
               <w:tab w:val="right" w:leader="dot" w:pos="9743"/>
             </w:tabs>
@@ -1288,7 +1256,7 @@
         </w:p>
         <w:p>
           <w:pPr>
-            <w:pStyle w:val="17"/>
+            <w:pStyle w:val="TOC2"/>
             <w:tabs>
               <w:tab w:val="right" w:leader="dot" w:pos="9743"/>
             </w:tabs>
@@ -1338,7 +1306,7 @@
         </w:p>
         <w:p>
           <w:pPr>
-            <w:pStyle w:val="17"/>
+            <w:pStyle w:val="TOC2"/>
             <w:tabs>
               <w:tab w:val="right" w:leader="dot" w:pos="9743"/>
             </w:tabs>
@@ -1388,7 +1356,7 @@
         </w:p>
         <w:p>
           <w:pPr>
-            <w:pStyle w:val="16"/>
+            <w:pStyle w:val="TOC1"/>
             <w:tabs>
               <w:tab w:val="right" w:leader="dot" w:pos="9743"/>
             </w:tabs>
@@ -1438,7 +1406,7 @@
         </w:p>
         <w:p>
           <w:pPr>
-            <w:pStyle w:val="16"/>
+            <w:pStyle w:val="TOC1"/>
             <w:tabs>
               <w:tab w:val="right" w:leader="dot" w:pos="9743"/>
             </w:tabs>
@@ -1488,7 +1456,7 @@
         </w:p>
         <w:p>
           <w:pPr>
-            <w:pStyle w:val="16"/>
+            <w:pStyle w:val="TOC1"/>
             <w:tabs>
               <w:tab w:val="right" w:leader="dot" w:pos="9743"/>
             </w:tabs>
@@ -1538,7 +1506,7 @@
         </w:p>
         <w:p>
           <w:pPr>
-            <w:pStyle w:val="16"/>
+            <w:pStyle w:val="TOC1"/>
             <w:tabs>
               <w:tab w:val="right" w:leader="dot" w:pos="9743"/>
             </w:tabs>
@@ -1596,7 +1564,7 @@
     <w:p>
       <w:r>
         <w:rPr>
-          <w:rFonts w:ascii="Arial" w:hAnsi="Arial" w:eastAsia="宋体" w:cs="Arial"/>
+          <w:rFonts w:ascii="Arial" w:eastAsia="宋体" w:hAnsi="Arial" w:cs="Arial"/>
           <w:snapToGrid w:val="0"/>
           <w:color w:val="000000"/>
           <w:kern w:val="0"/>
@@ -1609,7 +1577,7 @@
     </w:p>
     <w:p>
       <w:pPr>
-        <w:pStyle w:val="28"/>
+        <w:pStyle w:val="1"/>
         <w:bidi w:val="0"/>
         <w:rPr>
           <w:rFonts w:hint="eastAsia"/>
@@ -1626,7 +1594,7 @@
     </w:p>
     <w:p>
       <w:pPr>
-        <w:pStyle w:val="29"/>
+        <w:pStyle w:val="a1"/>
         <w:bidi w:val="0"/>
         <w:rPr>
           <w:rFonts w:hint="eastAsia"/>
@@ -1641,7 +1609,7 @@
     </w:p>
     <w:p>
       <w:pPr>
-        <w:pStyle w:val="28"/>
+        <w:pStyle w:val="1"/>
         <w:bidi w:val="0"/>
         <w:rPr>
           <w:rFonts w:hint="eastAsia"/>
@@ -1655,35 +1623,35 @@
         <w:t>连续性体系建设与维护情况</w:t>
       </w:r>
       <w:bookmarkEnd w:id="4"/>
-      <w:bookmarkStart w:id="12" w:name="_GoBack"/>
-      <w:bookmarkEnd w:id="12"/>
-    </w:p>
-    <w:p>
-      <w:pPr>
-        <w:pStyle w:val="30"/>
-        <w:bidi w:val="0"/>
-        <w:rPr>
-          <w:rFonts w:hint="eastAsia"/>
-        </w:rPr>
-      </w:pPr>
-      <w:bookmarkStart w:id="5" w:name="_Toc17208"/>
-      <w:r>
-        <w:rPr>
-          <w:rFonts w:hint="eastAsia"/>
-        </w:rPr>
-        <w:t>组织与人员保障</w:t>
-      </w:r>
+      <w:bookmarkStart w:id="5" w:name="_GoBack"/>
       <w:bookmarkEnd w:id="5"/>
     </w:p>
     <w:p>
       <w:pPr>
-        <w:pStyle w:val="29"/>
+        <w:pStyle w:val="2"/>
+        <w:bidi w:val="0"/>
+        <w:rPr>
+          <w:rFonts w:hint="eastAsia"/>
+        </w:rPr>
+      </w:pPr>
+      <w:bookmarkStart w:id="6" w:name="_Toc17208"/>
+      <w:r>
+        <w:rPr>
+          <w:rFonts w:hint="eastAsia"/>
+        </w:rPr>
+        <w:t>组织与人员保障</w:t>
+      </w:r>
+      <w:bookmarkEnd w:id="6"/>
+    </w:p>
+    <w:p>
+      <w:pPr>
+        <w:pStyle w:val="a1"/>
         <w:numPr>
           <w:ilvl w:val="0"/>
           <w:numId w:val="2"/>
         </w:numPr>
         <w:bidi w:val="0"/>
-        <w:ind w:left="425" w:leftChars="0" w:hanging="425" w:firstLineChars="0"/>
+        <w:ind w:left="425" w:hanging="425" w:leftChars="0" w:firstLineChars="0"/>
         <w:rPr>
           <w:rFonts w:hint="eastAsia"/>
         </w:rPr>
@@ -1697,13 +1665,13 @@
     </w:p>
     <w:p>
       <w:pPr>
-        <w:pStyle w:val="29"/>
+        <w:pStyle w:val="a1"/>
         <w:numPr>
           <w:ilvl w:val="0"/>
           <w:numId w:val="2"/>
         </w:numPr>
         <w:bidi w:val="0"/>
-        <w:ind w:left="425" w:leftChars="0" w:hanging="425" w:firstLineChars="0"/>
+        <w:ind w:left="425" w:hanging="425" w:leftChars="0" w:firstLineChars="0"/>
         <w:rPr>
           <w:rFonts w:hint="eastAsia"/>
         </w:rPr>
@@ -1717,30 +1685,30 @@
     </w:p>
     <w:p>
       <w:pPr>
-        <w:pStyle w:val="30"/>
+        <w:pStyle w:val="2"/>
         <w:bidi w:val="0"/>
         <w:rPr>
           <w:rFonts w:hint="eastAsia"/>
         </w:rPr>
       </w:pPr>
-      <w:bookmarkStart w:id="6" w:name="_Toc4671"/>
+      <w:bookmarkStart w:id="7" w:name="_Toc4671"/>
       <w:r>
         <w:rPr>
           <w:rFonts w:hint="eastAsia"/>
         </w:rPr>
         <w:t>备份与恢复能力</w:t>
       </w:r>
-      <w:bookmarkEnd w:id="6"/>
+      <w:bookmarkEnd w:id="7"/>
     </w:p>
     <w:p>
       <w:pPr>
-        <w:pStyle w:val="39"/>
+        <w:pStyle w:val="a3"/>
         <w:numPr>
           <w:ilvl w:val="0"/>
           <w:numId w:val="0"/>
         </w:numPr>
         <w:bidi w:val="0"/>
-        <w:ind w:leftChars="0" w:firstLine="480" w:firstLineChars="200"/>
+        <w:ind w:firstLine="420" w:leftChars="0" w:firstLineChars="200"/>
         <w:rPr>
           <w:rFonts w:hint="eastAsia"/>
         </w:rPr>
@@ -1754,13 +1722,13 @@
     </w:p>
     <w:p>
       <w:pPr>
-        <w:pStyle w:val="39"/>
+        <w:pStyle w:val="a3"/>
         <w:numPr>
           <w:ilvl w:val="0"/>
           <w:numId w:val="0"/>
         </w:numPr>
         <w:bidi w:val="0"/>
-        <w:ind w:leftChars="0" w:firstLine="480" w:firstLineChars="200"/>
+        <w:ind w:firstLine="420" w:leftChars="0" w:firstLineChars="200"/>
         <w:rPr>
           <w:rFonts w:hint="eastAsia"/>
         </w:rPr>
@@ -1774,7 +1742,7 @@
     </w:p>
     <w:p>
       <w:pPr>
-        <w:pStyle w:val="39"/>
+        <w:pStyle w:val="a3"/>
         <w:numPr>
           <w:ilvl w:val="0"/>
           <w:numId w:val="0"/>
@@ -1794,30 +1762,30 @@
     </w:p>
     <w:p>
       <w:pPr>
-        <w:pStyle w:val="30"/>
+        <w:pStyle w:val="2"/>
         <w:bidi w:val="0"/>
         <w:rPr>
           <w:rFonts w:hint="eastAsia"/>
         </w:rPr>
       </w:pPr>
-      <w:bookmarkStart w:id="7" w:name="_Toc13697"/>
+      <w:bookmarkStart w:id="8" w:name="_Toc13697"/>
       <w:r>
         <w:rPr>
           <w:rFonts w:hint="eastAsia"/>
         </w:rPr>
         <w:t>备用资源管理</w:t>
       </w:r>
-      <w:bookmarkEnd w:id="7"/>
+      <w:bookmarkEnd w:id="8"/>
     </w:p>
     <w:p>
       <w:pPr>
-        <w:pStyle w:val="39"/>
+        <w:pStyle w:val="a3"/>
         <w:numPr>
           <w:ilvl w:val="0"/>
           <w:numId w:val="0"/>
         </w:numPr>
         <w:bidi w:val="0"/>
-        <w:ind w:leftChars="0" w:firstLine="480" w:firstLineChars="200"/>
+        <w:ind w:firstLine="420" w:leftChars="0" w:firstLineChars="200"/>
         <w:rPr>
           <w:rFonts w:hint="eastAsia"/>
         </w:rPr>
@@ -1831,13 +1799,13 @@
     </w:p>
     <w:p>
       <w:pPr>
-        <w:pStyle w:val="39"/>
+        <w:pStyle w:val="a3"/>
         <w:numPr>
           <w:ilvl w:val="0"/>
           <w:numId w:val="0"/>
         </w:numPr>
         <w:bidi w:val="0"/>
-        <w:ind w:leftChars="0" w:firstLine="480" w:firstLineChars="200"/>
+        <w:ind w:firstLine="420" w:leftChars="0" w:firstLineChars="200"/>
         <w:rPr>
           <w:rFonts w:hint="eastAsia"/>
         </w:rPr>
@@ -1851,36 +1819,35 @@
     </w:p>
     <w:p>
       <w:pPr>
-        <w:pStyle w:val="28"/>
+        <w:pStyle w:val="1"/>
         <w:bidi w:val="0"/>
         <w:rPr>
           <w:rFonts w:hint="eastAsia"/>
         </w:rPr>
       </w:pPr>
-      <w:bookmarkStart w:id="8" w:name="_Toc16679"/>
+      <w:bookmarkStart w:id="9" w:name="_Toc16679"/>
       <w:r>
         <w:rPr>
           <w:rFonts w:hint="eastAsia"/>
         </w:rPr>
         <w:t>演练测试与应急能力验证</w:t>
       </w:r>
-      <w:bookmarkEnd w:id="8"/>
+      <w:bookmarkEnd w:id="9"/>
     </w:p>
     <w:tbl>
       <w:tblPr>
-        <w:tblStyle w:val="20"/>
+        <w:tblStyle w:val="TableNormal"/>
         <w:tblW w:w="0" w:type="auto"/>
         <w:tblInd w:w="0" w:type="dxa"/>
         <w:tblBorders>
-          <w:top w:val="single" w:color="auto" w:sz="4" w:space="0"/>
-          <w:left w:val="single" w:color="auto" w:sz="4" w:space="0"/>
-          <w:bottom w:val="single" w:color="auto" w:sz="4" w:space="0"/>
-          <w:right w:val="single" w:color="auto" w:sz="4" w:space="0"/>
-          <w:insideH w:val="single" w:color="auto" w:sz="4" w:space="0"/>
-          <w:insideV w:val="single" w:color="auto" w:sz="4" w:space="0"/>
+          <w:top w:val="single" w:sz="4" w:space="0" w:color="auto"/>
+          <w:left w:val="single" w:sz="4" w:space="0" w:color="auto"/>
+          <w:bottom w:val="single" w:sz="4" w:space="0" w:color="auto"/>
+          <w:right w:val="single" w:sz="4" w:space="0" w:color="auto"/>
+          <w:insideH w:val="single" w:sz="4" w:space="0" w:color="auto"/>
+          <w:insideV w:val="single" w:sz="4" w:space="0" w:color="auto"/>
         </w:tblBorders>
         <w:shd w:val="clear" w:color="auto" w:fill="auto"/>
-        <w:tblLayout w:type="autofit"/>
         <w:tblCellMar>
           <w:top w:w="15" w:type="dxa"/>
           <w:left w:w="15" w:type="dxa"/>
@@ -1898,13 +1865,15 @@
       </w:tblGrid>
       <w:tr>
         <w:tblPrEx>
+          <w:tblW w:w="0" w:type="auto"/>
+          <w:tblInd w:w="0" w:type="dxa"/>
           <w:tblBorders>
-            <w:top w:val="single" w:color="auto" w:sz="4" w:space="0"/>
-            <w:left w:val="single" w:color="auto" w:sz="4" w:space="0"/>
-            <w:bottom w:val="single" w:color="auto" w:sz="4" w:space="0"/>
-            <w:right w:val="single" w:color="auto" w:sz="4" w:space="0"/>
-            <w:insideH w:val="single" w:color="auto" w:sz="4" w:space="0"/>
-            <w:insideV w:val="single" w:color="auto" w:sz="4" w:space="0"/>
+            <w:top w:val="single" w:sz="4" w:space="0" w:color="auto"/>
+            <w:left w:val="single" w:sz="4" w:space="0" w:color="auto"/>
+            <w:bottom w:val="single" w:sz="4" w:space="0" w:color="auto"/>
+            <w:right w:val="single" w:sz="4" w:space="0" w:color="auto"/>
+            <w:insideH w:val="single" w:sz="4" w:space="0" w:color="auto"/>
+            <w:insideV w:val="single" w:sz="4" w:space="0" w:color="auto"/>
           </w:tblBorders>
           <w:shd w:val="clear" w:color="auto" w:fill="auto"/>
           <w:tblCellMar>
@@ -1938,7 +1907,7 @@
               <w:spacing w:line="300" w:lineRule="atLeast"/>
               <w:jc w:val="left"/>
               <w:rPr>
-                <w:rFonts w:ascii="Segoe UI" w:hAnsi="Segoe UI" w:eastAsia="Segoe UI" w:cs="Segoe UI"/>
+                <w:rFonts w:ascii="Segoe UI" w:eastAsia="Segoe UI" w:hAnsi="Segoe UI" w:cs="Segoe UI"/>
                 <w:i w:val="0"/>
                 <w:iCs w:val="0"/>
                 <w:caps w:val="0"/>
@@ -1950,8 +1919,8 @@
             </w:pPr>
             <w:r>
               <w:rPr>
-                <w:rStyle w:val="23"/>
-                <w:rFonts w:hint="default" w:ascii="Segoe UI" w:hAnsi="Segoe UI" w:eastAsia="Segoe UI" w:cs="Segoe UI"/>
+                <w:rStyle w:val="Strong"/>
+                <w:rFonts w:ascii="Segoe UI" w:eastAsia="Segoe UI" w:hAnsi="Segoe UI" w:cs="Segoe UI" w:hint="default"/>
                 <w:b/>
                 <w:bCs/>
                 <w:i w:val="0"/>
@@ -1963,7 +1932,7 @@
                 <w:kern w:val="0"/>
                 <w:sz w:val="18"/>
                 <w:szCs w:val="18"/>
-                <w:lang w:val="en-US" w:eastAsia="zh-CN" w:bidi="ar"/>
+                <w:lang w:val="en-US" w:eastAsia="zh-CN"/>
               </w:rPr>
               <w:t>演练主题</w:t>
             </w:r>
@@ -1990,7 +1959,7 @@
               <w:spacing w:line="300" w:lineRule="atLeast"/>
               <w:jc w:val="left"/>
               <w:rPr>
-                <w:rFonts w:hint="default" w:ascii="Segoe UI" w:hAnsi="Segoe UI" w:eastAsia="Segoe UI" w:cs="Segoe UI"/>
+                <w:rFonts w:ascii="Segoe UI" w:eastAsia="Segoe UI" w:hAnsi="Segoe UI" w:cs="Segoe UI" w:hint="default"/>
                 <w:i w:val="0"/>
                 <w:iCs w:val="0"/>
                 <w:caps w:val="0"/>
@@ -2002,8 +1971,8 @@
             </w:pPr>
             <w:r>
               <w:rPr>
-                <w:rStyle w:val="23"/>
-                <w:rFonts w:hint="default" w:ascii="Segoe UI" w:hAnsi="Segoe UI" w:eastAsia="Segoe UI" w:cs="Segoe UI"/>
+                <w:rStyle w:val="Strong"/>
+                <w:rFonts w:ascii="Segoe UI" w:eastAsia="Segoe UI" w:hAnsi="Segoe UI" w:cs="Segoe UI" w:hint="default"/>
                 <w:b/>
                 <w:bCs/>
                 <w:i w:val="0"/>
@@ -2015,7 +1984,7 @@
                 <w:kern w:val="0"/>
                 <w:sz w:val="18"/>
                 <w:szCs w:val="18"/>
-                <w:lang w:val="en-US" w:eastAsia="zh-CN" w:bidi="ar"/>
+                <w:lang w:val="en-US" w:eastAsia="zh-CN"/>
               </w:rPr>
               <w:t>时间</w:t>
             </w:r>
@@ -2042,7 +2011,7 @@
               <w:spacing w:line="300" w:lineRule="atLeast"/>
               <w:jc w:val="left"/>
               <w:rPr>
-                <w:rFonts w:hint="default" w:ascii="Segoe UI" w:hAnsi="Segoe UI" w:eastAsia="Segoe UI" w:cs="Segoe UI"/>
+                <w:rFonts w:ascii="Segoe UI" w:eastAsia="Segoe UI" w:hAnsi="Segoe UI" w:cs="Segoe UI" w:hint="default"/>
                 <w:i w:val="0"/>
                 <w:iCs w:val="0"/>
                 <w:caps w:val="0"/>
@@ -2054,8 +2023,8 @@
             </w:pPr>
             <w:r>
               <w:rPr>
-                <w:rStyle w:val="23"/>
-                <w:rFonts w:hint="default" w:ascii="Segoe UI" w:hAnsi="Segoe UI" w:eastAsia="Segoe UI" w:cs="Segoe UI"/>
+                <w:rStyle w:val="Strong"/>
+                <w:rFonts w:ascii="Segoe UI" w:eastAsia="Segoe UI" w:hAnsi="Segoe UI" w:cs="Segoe UI" w:hint="default"/>
                 <w:b/>
                 <w:bCs/>
                 <w:i w:val="0"/>
@@ -2067,7 +2036,7 @@
                 <w:kern w:val="0"/>
                 <w:sz w:val="18"/>
                 <w:szCs w:val="18"/>
-                <w:lang w:val="en-US" w:eastAsia="zh-CN" w:bidi="ar"/>
+                <w:lang w:val="en-US" w:eastAsia="zh-CN"/>
               </w:rPr>
               <w:t>形式</w:t>
             </w:r>
@@ -2094,7 +2063,7 @@
               <w:spacing w:line="300" w:lineRule="atLeast"/>
               <w:jc w:val="left"/>
               <w:rPr>
-                <w:rFonts w:hint="default" w:ascii="Segoe UI" w:hAnsi="Segoe UI" w:eastAsia="Segoe UI" w:cs="Segoe UI"/>
+                <w:rFonts w:ascii="Segoe UI" w:eastAsia="Segoe UI" w:hAnsi="Segoe UI" w:cs="Segoe UI" w:hint="default"/>
                 <w:i w:val="0"/>
                 <w:iCs w:val="0"/>
                 <w:caps w:val="0"/>
@@ -2106,8 +2075,8 @@
             </w:pPr>
             <w:r>
               <w:rPr>
-                <w:rStyle w:val="23"/>
-                <w:rFonts w:hint="default" w:ascii="Segoe UI" w:hAnsi="Segoe UI" w:eastAsia="Segoe UI" w:cs="Segoe UI"/>
+                <w:rStyle w:val="Strong"/>
+                <w:rFonts w:ascii="Segoe UI" w:eastAsia="Segoe UI" w:hAnsi="Segoe UI" w:cs="Segoe UI" w:hint="default"/>
                 <w:b/>
                 <w:bCs/>
                 <w:i w:val="0"/>
@@ -2119,7 +2088,7 @@
                 <w:kern w:val="0"/>
                 <w:sz w:val="18"/>
                 <w:szCs w:val="18"/>
-                <w:lang w:val="en-US" w:eastAsia="zh-CN" w:bidi="ar"/>
+                <w:lang w:val="en-US" w:eastAsia="zh-CN"/>
               </w:rPr>
               <w:t>模拟场景</w:t>
             </w:r>
@@ -2146,7 +2115,7 @@
               <w:spacing w:line="300" w:lineRule="atLeast"/>
               <w:jc w:val="left"/>
               <w:rPr>
-                <w:rFonts w:hint="default" w:ascii="Segoe UI" w:hAnsi="Segoe UI" w:eastAsia="Segoe UI" w:cs="Segoe UI"/>
+                <w:rFonts w:ascii="Segoe UI" w:eastAsia="Segoe UI" w:hAnsi="Segoe UI" w:cs="Segoe UI" w:hint="default"/>
                 <w:i w:val="0"/>
                 <w:iCs w:val="0"/>
                 <w:caps w:val="0"/>
@@ -2158,8 +2127,8 @@
             </w:pPr>
             <w:r>
               <w:rPr>
-                <w:rStyle w:val="23"/>
-                <w:rFonts w:hint="default" w:ascii="Segoe UI" w:hAnsi="Segoe UI" w:eastAsia="Segoe UI" w:cs="Segoe UI"/>
+                <w:rStyle w:val="Strong"/>
+                <w:rFonts w:ascii="Segoe UI" w:eastAsia="Segoe UI" w:hAnsi="Segoe UI" w:cs="Segoe UI" w:hint="default"/>
                 <w:b/>
                 <w:bCs/>
                 <w:i w:val="0"/>
@@ -2171,7 +2140,7 @@
                 <w:kern w:val="0"/>
                 <w:sz w:val="18"/>
                 <w:szCs w:val="18"/>
-                <w:lang w:val="en-US" w:eastAsia="zh-CN" w:bidi="ar"/>
+                <w:lang w:val="en-US" w:eastAsia="zh-CN"/>
               </w:rPr>
               <w:t>核心指标达成情况</w:t>
             </w:r>
@@ -2198,7 +2167,7 @@
               <w:spacing w:line="300" w:lineRule="atLeast"/>
               <w:jc w:val="left"/>
               <w:rPr>
-                <w:rFonts w:hint="default" w:ascii="Segoe UI" w:hAnsi="Segoe UI" w:eastAsia="Segoe UI" w:cs="Segoe UI"/>
+                <w:rFonts w:ascii="Segoe UI" w:eastAsia="Segoe UI" w:hAnsi="Segoe UI" w:cs="Segoe UI" w:hint="default"/>
                 <w:i w:val="0"/>
                 <w:iCs w:val="0"/>
                 <w:caps w:val="0"/>
@@ -2210,8 +2179,8 @@
             </w:pPr>
             <w:r>
               <w:rPr>
-                <w:rStyle w:val="23"/>
-                <w:rFonts w:hint="default" w:ascii="Segoe UI" w:hAnsi="Segoe UI" w:eastAsia="Segoe UI" w:cs="Segoe UI"/>
+                <w:rStyle w:val="Strong"/>
+                <w:rFonts w:ascii="Segoe UI" w:eastAsia="Segoe UI" w:hAnsi="Segoe UI" w:cs="Segoe UI" w:hint="default"/>
                 <w:b/>
                 <w:bCs/>
                 <w:i w:val="0"/>
@@ -2223,7 +2192,7 @@
                 <w:kern w:val="0"/>
                 <w:sz w:val="18"/>
                 <w:szCs w:val="18"/>
-                <w:lang w:val="en-US" w:eastAsia="zh-CN" w:bidi="ar"/>
+                <w:lang w:val="en-US" w:eastAsia="zh-CN"/>
               </w:rPr>
               <w:t>主要发现与改进</w:t>
             </w:r>
@@ -2232,14 +2201,8 @@
       </w:tr>
       <w:tr>
         <w:tblPrEx>
-          <w:tblBorders>
-            <w:top w:val="single" w:color="auto" w:sz="4" w:space="0"/>
-            <w:left w:val="single" w:color="auto" w:sz="4" w:space="0"/>
-            <w:bottom w:val="single" w:color="auto" w:sz="4" w:space="0"/>
-            <w:right w:val="single" w:color="auto" w:sz="4" w:space="0"/>
-            <w:insideH w:val="single" w:color="auto" w:sz="4" w:space="0"/>
-            <w:insideV w:val="single" w:color="auto" w:sz="4" w:space="0"/>
-          </w:tblBorders>
+          <w:tblW w:w="0" w:type="auto"/>
+          <w:tblInd w:w="0" w:type="dxa"/>
           <w:shd w:val="clear" w:color="auto" w:fill="auto"/>
           <w:tblCellMar>
             <w:top w:w="15" w:type="dxa"/>
@@ -2269,7 +2232,7 @@
               <w:spacing w:line="300" w:lineRule="atLeast"/>
               <w:jc w:val="left"/>
               <w:rPr>
-                <w:rFonts w:hint="default" w:ascii="Segoe UI" w:hAnsi="Segoe UI" w:eastAsia="Segoe UI" w:cs="Segoe UI"/>
+                <w:rFonts w:ascii="Segoe UI" w:eastAsia="Segoe UI" w:hAnsi="Segoe UI" w:cs="Segoe UI" w:hint="default"/>
                 <w:i w:val="0"/>
                 <w:iCs w:val="0"/>
                 <w:caps w:val="0"/>
@@ -2281,8 +2244,8 @@
             </w:pPr>
             <w:r>
               <w:rPr>
-                <w:rStyle w:val="23"/>
-                <w:rFonts w:hint="default" w:ascii="Segoe UI" w:hAnsi="Segoe UI" w:eastAsia="Segoe UI" w:cs="Segoe UI"/>
+                <w:rStyle w:val="Strong"/>
+                <w:rFonts w:ascii="Segoe UI" w:eastAsia="Segoe UI" w:hAnsi="Segoe UI" w:cs="Segoe UI" w:hint="default"/>
                 <w:b/>
                 <w:bCs/>
                 <w:i w:val="0"/>
@@ -2294,7 +2257,7 @@
                 <w:kern w:val="0"/>
                 <w:sz w:val="18"/>
                 <w:szCs w:val="18"/>
-                <w:lang w:val="en-US" w:eastAsia="zh-CN" w:bidi="ar"/>
+                <w:lang w:val="en-US" w:eastAsia="zh-CN"/>
               </w:rPr>
               <w:t>支付系统集群节点故障切换</w:t>
             </w:r>
@@ -2321,7 +2284,7 @@
               <w:spacing w:line="300" w:lineRule="atLeast"/>
               <w:jc w:val="left"/>
               <w:rPr>
-                <w:rFonts w:hint="default" w:ascii="Segoe UI" w:hAnsi="Segoe UI" w:eastAsia="Segoe UI" w:cs="Segoe UI"/>
+                <w:rFonts w:ascii="Segoe UI" w:eastAsia="Segoe UI" w:hAnsi="Segoe UI" w:cs="Segoe UI" w:hint="default"/>
                 <w:i w:val="0"/>
                 <w:iCs w:val="0"/>
                 <w:caps w:val="0"/>
@@ -2333,7 +2296,7 @@
             </w:pPr>
             <w:r>
               <w:rPr>
-                <w:rFonts w:hint="default" w:ascii="Segoe UI" w:hAnsi="Segoe UI" w:eastAsia="Segoe UI" w:cs="Segoe UI"/>
+                <w:rFonts w:ascii="Segoe UI" w:eastAsia="Segoe UI" w:hAnsi="Segoe UI" w:cs="Segoe UI" w:hint="default"/>
                 <w:i w:val="0"/>
                 <w:iCs w:val="0"/>
                 <w:caps w:val="0"/>
@@ -2343,7 +2306,7 @@
                 <w:kern w:val="0"/>
                 <w:sz w:val="18"/>
                 <w:szCs w:val="18"/>
-                <w:lang w:val="en-US" w:eastAsia="zh-CN" w:bidi="ar"/>
+                <w:lang w:val="en-US" w:eastAsia="zh-CN"/>
               </w:rPr>
               <w:t>2025年6月10日</w:t>
             </w:r>
@@ -2370,7 +2333,7 @@
               <w:spacing w:line="300" w:lineRule="atLeast"/>
               <w:jc w:val="left"/>
               <w:rPr>
-                <w:rFonts w:hint="default" w:ascii="Segoe UI" w:hAnsi="Segoe UI" w:eastAsia="Segoe UI" w:cs="Segoe UI"/>
+                <w:rFonts w:ascii="Segoe UI" w:eastAsia="Segoe UI" w:hAnsi="Segoe UI" w:cs="Segoe UI" w:hint="default"/>
                 <w:i w:val="0"/>
                 <w:iCs w:val="0"/>
                 <w:caps w:val="0"/>
@@ -2382,7 +2345,7 @@
             </w:pPr>
             <w:r>
               <w:rPr>
-                <w:rFonts w:hint="default" w:ascii="Segoe UI" w:hAnsi="Segoe UI" w:eastAsia="Segoe UI" w:cs="Segoe UI"/>
+                <w:rFonts w:ascii="Segoe UI" w:eastAsia="Segoe UI" w:hAnsi="Segoe UI" w:cs="Segoe UI" w:hint="default"/>
                 <w:i w:val="0"/>
                 <w:iCs w:val="0"/>
                 <w:caps w:val="0"/>
@@ -2392,7 +2355,7 @@
                 <w:kern w:val="0"/>
                 <w:sz w:val="18"/>
                 <w:szCs w:val="18"/>
-                <w:lang w:val="en-US" w:eastAsia="zh-CN" w:bidi="ar"/>
+                <w:lang w:val="en-US" w:eastAsia="zh-CN"/>
               </w:rPr>
               <w:t>模拟故障</w:t>
             </w:r>
@@ -2419,7 +2382,7 @@
               <w:spacing w:line="300" w:lineRule="atLeast"/>
               <w:jc w:val="left"/>
               <w:rPr>
-                <w:rFonts w:hint="default" w:ascii="Segoe UI" w:hAnsi="Segoe UI" w:eastAsia="Segoe UI" w:cs="Segoe UI"/>
+                <w:rFonts w:ascii="Segoe UI" w:eastAsia="Segoe UI" w:hAnsi="Segoe UI" w:cs="Segoe UI" w:hint="default"/>
                 <w:i w:val="0"/>
                 <w:iCs w:val="0"/>
                 <w:caps w:val="0"/>
@@ -2431,7 +2394,7 @@
             </w:pPr>
             <w:r>
               <w:rPr>
-                <w:rFonts w:hint="default" w:ascii="Segoe UI" w:hAnsi="Segoe UI" w:eastAsia="Segoe UI" w:cs="Segoe UI"/>
+                <w:rFonts w:ascii="Segoe UI" w:eastAsia="Segoe UI" w:hAnsi="Segoe UI" w:cs="Segoe UI" w:hint="default"/>
                 <w:i w:val="0"/>
                 <w:iCs w:val="0"/>
                 <w:caps w:val="0"/>
@@ -2441,7 +2404,7 @@
                 <w:kern w:val="0"/>
                 <w:sz w:val="18"/>
                 <w:szCs w:val="18"/>
-                <w:lang w:val="en-US" w:eastAsia="zh-CN" w:bidi="ar"/>
+                <w:lang w:val="en-US" w:eastAsia="zh-CN"/>
               </w:rPr>
               <w:t>主支付网关服务器宕机，业务自动/手动切换至备用节点。</w:t>
             </w:r>
@@ -2468,7 +2431,7 @@
               <w:spacing w:line="300" w:lineRule="atLeast"/>
               <w:jc w:val="left"/>
               <w:rPr>
-                <w:rFonts w:hint="default" w:ascii="Segoe UI" w:hAnsi="Segoe UI" w:eastAsia="Segoe UI" w:cs="Segoe UI"/>
+                <w:rFonts w:ascii="Segoe UI" w:eastAsia="Segoe UI" w:hAnsi="Segoe UI" w:cs="Segoe UI" w:hint="default"/>
                 <w:i w:val="0"/>
                 <w:iCs w:val="0"/>
                 <w:caps w:val="0"/>
@@ -2480,7 +2443,7 @@
             </w:pPr>
             <w:r>
               <w:rPr>
-                <w:rFonts w:hint="default" w:ascii="Segoe UI" w:hAnsi="Segoe UI" w:eastAsia="Segoe UI" w:cs="Segoe UI"/>
+                <w:rFonts w:ascii="Segoe UI" w:eastAsia="Segoe UI" w:hAnsi="Segoe UI" w:cs="Segoe UI" w:hint="default"/>
                 <w:i w:val="0"/>
                 <w:iCs w:val="0"/>
                 <w:caps w:val="0"/>
@@ -2490,14 +2453,14 @@
                 <w:kern w:val="0"/>
                 <w:sz w:val="18"/>
                 <w:szCs w:val="18"/>
-                <w:lang w:val="en-US" w:eastAsia="zh-CN" w:bidi="ar"/>
+                <w:lang w:val="en-US" w:eastAsia="zh-CN"/>
               </w:rPr>
               <w:t>RTO（业务恢复时间）：</w:t>
             </w:r>
             <w:r>
               <w:rPr>
-                <w:rStyle w:val="23"/>
-                <w:rFonts w:hint="default" w:ascii="Segoe UI" w:hAnsi="Segoe UI" w:eastAsia="Segoe UI" w:cs="Segoe UI"/>
+                <w:rStyle w:val="Strong"/>
+                <w:rFonts w:ascii="Segoe UI" w:eastAsia="Segoe UI" w:hAnsi="Segoe UI" w:cs="Segoe UI" w:hint="default"/>
                 <w:b/>
                 <w:bCs/>
                 <w:i w:val="0"/>
@@ -2509,13 +2472,13 @@
                 <w:kern w:val="0"/>
                 <w:sz w:val="18"/>
                 <w:szCs w:val="18"/>
-                <w:lang w:val="en-US" w:eastAsia="zh-CN" w:bidi="ar"/>
+                <w:lang w:val="en-US" w:eastAsia="zh-CN"/>
               </w:rPr>
               <w:t>18分钟</w:t>
             </w:r>
             <w:r>
               <w:rPr>
-                <w:rFonts w:hint="default" w:ascii="Segoe UI" w:hAnsi="Segoe UI" w:eastAsia="Segoe UI" w:cs="Segoe UI"/>
+                <w:rFonts w:ascii="Segoe UI" w:eastAsia="Segoe UI" w:hAnsi="Segoe UI" w:cs="Segoe UI" w:hint="default"/>
                 <w:i w:val="0"/>
                 <w:iCs w:val="0"/>
                 <w:caps w:val="0"/>
@@ -2525,7 +2488,7 @@
                 <w:kern w:val="0"/>
                 <w:sz w:val="18"/>
                 <w:szCs w:val="18"/>
-                <w:lang w:val="en-US" w:eastAsia="zh-CN" w:bidi="ar"/>
+                <w:lang w:val="en-US" w:eastAsia="zh-CN"/>
               </w:rPr>
               <w:t>，优于目标（60分钟）。业务切换期间，交易成功率保持在99.5%以上。</w:t>
             </w:r>
@@ -2552,7 +2515,7 @@
               <w:spacing w:line="300" w:lineRule="atLeast"/>
               <w:jc w:val="left"/>
               <w:rPr>
-                <w:rFonts w:hint="default" w:ascii="Segoe UI" w:hAnsi="Segoe UI" w:eastAsia="Segoe UI" w:cs="Segoe UI"/>
+                <w:rFonts w:ascii="Segoe UI" w:eastAsia="Segoe UI" w:hAnsi="Segoe UI" w:cs="Segoe UI" w:hint="default"/>
                 <w:i w:val="0"/>
                 <w:iCs w:val="0"/>
                 <w:caps w:val="0"/>
@@ -2564,7 +2527,7 @@
             </w:pPr>
             <w:r>
               <w:rPr>
-                <w:rFonts w:hint="default" w:ascii="Segoe UI" w:hAnsi="Segoe UI" w:eastAsia="Segoe UI" w:cs="Segoe UI"/>
+                <w:rFonts w:ascii="Segoe UI" w:eastAsia="Segoe UI" w:hAnsi="Segoe UI" w:cs="Segoe UI" w:hint="default"/>
                 <w:i w:val="0"/>
                 <w:iCs w:val="0"/>
                 <w:caps w:val="0"/>
@@ -2574,7 +2537,7 @@
                 <w:kern w:val="0"/>
                 <w:sz w:val="18"/>
                 <w:szCs w:val="18"/>
-                <w:lang w:val="en-US" w:eastAsia="zh-CN" w:bidi="ar"/>
+                <w:lang w:val="en-US" w:eastAsia="zh-CN"/>
               </w:rPr>
               <w:t>完善了切换后对账脚本的自动执行逻辑，减少了人工核对时间。</w:t>
             </w:r>
@@ -2584,7 +2547,7 @@
     </w:tbl>
     <w:p>
       <w:pPr>
-        <w:pStyle w:val="39"/>
+        <w:pStyle w:val="a3"/>
         <w:numPr>
           <w:ilvl w:val="0"/>
           <w:numId w:val="0"/>
@@ -2617,114 +2580,114 @@
     </w:p>
     <w:p>
       <w:pPr>
-        <w:pStyle w:val="28"/>
+        <w:pStyle w:val="1"/>
         <w:bidi w:val="0"/>
         <w:rPr>
           <w:rFonts w:hint="eastAsia"/>
         </w:rPr>
       </w:pPr>
-      <w:bookmarkStart w:id="9" w:name="_Toc2722"/>
+      <w:bookmarkStart w:id="10" w:name="_Toc2722"/>
       <w:r>
         <w:rPr>
           <w:rFonts w:hint="eastAsia"/>
         </w:rPr>
         <w:t>与可用性管理的衔接与协同</w:t>
-      </w:r>
-      <w:bookmarkEnd w:id="9"/>
-    </w:p>
-    <w:p>
-      <w:pPr>
-        <w:pStyle w:val="29"/>
-        <w:bidi w:val="0"/>
-        <w:rPr>
-          <w:rFonts w:hint="eastAsia"/>
-        </w:rPr>
-      </w:pPr>
-      <w:r>
-        <w:rPr>
-          <w:rFonts w:hint="eastAsia"/>
-          <w:lang w:val="en-US" w:eastAsia="zh-CN"/>
-        </w:rPr>
-        <w:t>截止2025年10月</w:t>
-      </w:r>
-      <w:r>
-        <w:rPr>
-          <w:rFonts w:hint="eastAsia"/>
-        </w:rPr>
-        <w:t>连续性管理与可用性管理形成了有效协同：</w:t>
-      </w:r>
-    </w:p>
-    <w:p>
-      <w:pPr>
-        <w:pStyle w:val="29"/>
-        <w:bidi w:val="0"/>
-        <w:rPr>
-          <w:rFonts w:hint="eastAsia"/>
-        </w:rPr>
-      </w:pPr>
-      <w:r>
-        <w:rPr>
-          <w:rFonts w:hint="eastAsia"/>
-        </w:rPr>
-        <w:t>监控告警作为触发入口： 7×24小时监控系统不仅是可用性保障的基础，也为快速识别可能升级为连续性事件的重大故障提供了预警。</w:t>
-      </w:r>
-    </w:p>
-    <w:p>
-      <w:pPr>
-        <w:pStyle w:val="29"/>
-        <w:bidi w:val="0"/>
-        <w:rPr>
-          <w:rFonts w:hint="eastAsia"/>
-        </w:rPr>
-      </w:pPr>
-      <w:r>
-        <w:rPr>
-          <w:rFonts w:hint="eastAsia"/>
-        </w:rPr>
-        <w:t>日常维护奠定恢复基础： 定期的系统健康检查、性能优化与安全加固，提升了系统整体稳定性，降低了发生灾难性故障的概率。</w:t>
-      </w:r>
-    </w:p>
-    <w:p>
-      <w:pPr>
-        <w:pStyle w:val="29"/>
-        <w:bidi w:val="0"/>
-        <w:rPr>
-          <w:rFonts w:hint="eastAsia"/>
-        </w:rPr>
-      </w:pPr>
-      <w:r>
-        <w:rPr>
-          <w:rFonts w:hint="eastAsia"/>
-        </w:rPr>
-        <w:t>事件分级清晰： 明确了常规故障（可用性范畴）与重大灾难事件（连续性范畴）的界定标准与升级流程，避免了应急资源误用或响应不足。</w:t>
-      </w:r>
-    </w:p>
-    <w:p>
-      <w:pPr>
-        <w:pStyle w:val="28"/>
-        <w:bidi w:val="0"/>
-        <w:rPr>
-          <w:rFonts w:hint="eastAsia"/>
-        </w:rPr>
-      </w:pPr>
-      <w:bookmarkStart w:id="10" w:name="_Toc17113"/>
-      <w:r>
-        <w:rPr>
-          <w:rFonts w:hint="eastAsia"/>
-        </w:rPr>
-        <w:t>持续改进计划</w:t>
       </w:r>
       <w:bookmarkEnd w:id="10"/>
     </w:p>
     <w:p>
       <w:pPr>
-        <w:pStyle w:val="39"/>
+        <w:pStyle w:val="a1"/>
+        <w:bidi w:val="0"/>
+        <w:rPr>
+          <w:rFonts w:hint="eastAsia"/>
+        </w:rPr>
+      </w:pPr>
+      <w:r>
+        <w:rPr>
+          <w:rFonts w:hint="eastAsia"/>
+          <w:lang w:val="en-US" w:eastAsia="zh-CN"/>
+        </w:rPr>
+        <w:t>截止2025年10月</w:t>
+      </w:r>
+      <w:r>
+        <w:rPr>
+          <w:rFonts w:hint="eastAsia"/>
+        </w:rPr>
+        <w:t>连续性管理与可用性管理形成了有效协同：</w:t>
+      </w:r>
+    </w:p>
+    <w:p>
+      <w:pPr>
+        <w:pStyle w:val="a1"/>
+        <w:bidi w:val="0"/>
+        <w:rPr>
+          <w:rFonts w:hint="eastAsia"/>
+        </w:rPr>
+      </w:pPr>
+      <w:r>
+        <w:rPr>
+          <w:rFonts w:hint="eastAsia"/>
+        </w:rPr>
+        <w:t>监控告警作为触发入口： 7×24小时监控系统不仅是可用性保障的基础，也为快速识别可能升级为连续性事件的重大故障提供了预警。</w:t>
+      </w:r>
+    </w:p>
+    <w:p>
+      <w:pPr>
+        <w:pStyle w:val="a1"/>
+        <w:bidi w:val="0"/>
+        <w:rPr>
+          <w:rFonts w:hint="eastAsia"/>
+        </w:rPr>
+      </w:pPr>
+      <w:r>
+        <w:rPr>
+          <w:rFonts w:hint="eastAsia"/>
+        </w:rPr>
+        <w:t>日常维护奠定恢复基础： 定期的系统健康检查、性能优化与安全加固，提升了系统整体稳定性，降低了发生灾难性故障的概率。</w:t>
+      </w:r>
+    </w:p>
+    <w:p>
+      <w:pPr>
+        <w:pStyle w:val="a1"/>
+        <w:bidi w:val="0"/>
+        <w:rPr>
+          <w:rFonts w:hint="eastAsia"/>
+        </w:rPr>
+      </w:pPr>
+      <w:r>
+        <w:rPr>
+          <w:rFonts w:hint="eastAsia"/>
+        </w:rPr>
+        <w:t>事件分级清晰： 明确了常规故障（可用性范畴）与重大灾难事件（连续性范畴）的界定标准与升级流程，避免了应急资源误用或响应不足。</w:t>
+      </w:r>
+    </w:p>
+    <w:p>
+      <w:pPr>
+        <w:pStyle w:val="1"/>
+        <w:bidi w:val="0"/>
+        <w:rPr>
+          <w:rFonts w:hint="eastAsia"/>
+        </w:rPr>
+      </w:pPr>
+      <w:bookmarkStart w:id="11" w:name="_Toc17113"/>
+      <w:r>
+        <w:rPr>
+          <w:rFonts w:hint="eastAsia"/>
+        </w:rPr>
+        <w:t>持续改进计划</w:t>
+      </w:r>
+      <w:bookmarkEnd w:id="11"/>
+    </w:p>
+    <w:p>
+      <w:pPr>
+        <w:pStyle w:val="a3"/>
         <w:numPr>
           <w:ilvl w:val="0"/>
           <w:numId w:val="0"/>
         </w:numPr>
         <w:bidi w:val="0"/>
-        <w:ind w:leftChars="0" w:firstLine="480" w:firstLineChars="200"/>
+        <w:ind w:firstLine="420" w:leftChars="0" w:firstLineChars="200"/>
         <w:rPr>
           <w:rFonts w:hint="eastAsia"/>
         </w:rPr>
@@ -2738,13 +2701,13 @@
     </w:p>
     <w:p>
       <w:pPr>
-        <w:pStyle w:val="39"/>
+        <w:pStyle w:val="a3"/>
         <w:numPr>
           <w:ilvl w:val="0"/>
           <w:numId w:val="0"/>
         </w:numPr>
         <w:bidi w:val="0"/>
-        <w:ind w:leftChars="0" w:firstLine="480" w:firstLineChars="200"/>
+        <w:ind w:firstLine="420" w:leftChars="0" w:firstLineChars="200"/>
         <w:rPr>
           <w:rFonts w:hint="eastAsia"/>
         </w:rPr>
@@ -2758,13 +2721,13 @@
     </w:p>
     <w:p>
       <w:pPr>
-        <w:pStyle w:val="39"/>
+        <w:pStyle w:val="a3"/>
         <w:numPr>
           <w:ilvl w:val="0"/>
           <w:numId w:val="0"/>
         </w:numPr>
         <w:bidi w:val="0"/>
-        <w:ind w:leftChars="0" w:firstLine="480" w:firstLineChars="200"/>
+        <w:ind w:firstLine="420" w:leftChars="0" w:firstLineChars="200"/>
         <w:rPr>
           <w:rFonts w:hint="eastAsia"/>
         </w:rPr>
@@ -2778,13 +2741,13 @@
     </w:p>
     <w:p>
       <w:pPr>
-        <w:pStyle w:val="39"/>
+        <w:pStyle w:val="a3"/>
         <w:numPr>
           <w:ilvl w:val="0"/>
           <w:numId w:val="0"/>
         </w:numPr>
         <w:bidi w:val="0"/>
-        <w:ind w:leftChars="0" w:firstLine="480" w:firstLineChars="200"/>
+        <w:ind w:firstLine="420" w:leftChars="0" w:firstLineChars="200"/>
         <w:rPr>
           <w:rFonts w:hint="eastAsia"/>
         </w:rPr>
@@ -2798,24 +2761,24 @@
     </w:p>
     <w:p>
       <w:pPr>
-        <w:pStyle w:val="28"/>
+        <w:pStyle w:val="1"/>
         <w:bidi w:val="0"/>
         <w:rPr>
           <w:rFonts w:hint="eastAsia"/>
         </w:rPr>
       </w:pPr>
-      <w:bookmarkStart w:id="11" w:name="_Toc3695"/>
+      <w:bookmarkStart w:id="12" w:name="_Toc3695"/>
       <w:r>
         <w:rPr>
           <w:rFonts w:hint="eastAsia"/>
         </w:rPr>
         <w:t>结论</w:t>
       </w:r>
-      <w:bookmarkEnd w:id="11"/>
+      <w:bookmarkEnd w:id="12"/>
     </w:p>
     <w:p>
       <w:pPr>
-        <w:pStyle w:val="29"/>
+        <w:pStyle w:val="a1"/>
         <w:bidi w:val="0"/>
       </w:pPr>
       <w:r>
@@ -2842,78 +2805,28 @@
         <w:rPr>
           <w:rFonts w:hint="eastAsia"/>
         </w:rPr>
-        <w:t>，临夏回族自治州中医医院“智慧银医”项目的业务连续性管理体系建设完整、运行有效。通过扎实的日常维护、可靠的备份策略、定期的演练验证以及明确的组织职责，项目组成功构建了应对重大中断事件的恢复能力，为医院核心诊疗服务的持续运行提供了坚实保障。甘肃国邦信息科技有限公司将持续优化连续性管理体系，致力于为院方构建更加强韧、可靠的信息化服务支撑。</w:t>
+        <w:t>，临夏回族自治州中医医院“智慧银医”项目的业务连续性管理体系建设完整、运行有效。通过扎实的日常维护、可靠的备份策略、定期的演练验证以及明确的组织职责，项目组成功构建了应对重大中断事件的恢复能力，为医院核心诊疗服务的持续运行提供了坚实保障。中达丰集团有限公司将持续优化连续性管理体系，致力于为院方构建更加强韧、可靠的信息化服务支撑。</w:t>
       </w:r>
     </w:p>
     <w:sectPr>
       <w:pgSz w:w="11906" w:h="16838"/>
       <w:pgMar w:top="1431" w:right="1076" w:bottom="1547" w:left="1087" w:header="0" w:footer="0" w:gutter="0"/>
-      <w:cols w:space="720" w:num="1"/>
+      <w:cols w:num="1" w:space="720"/>
     </w:sectPr>
   </w:body>
 </w:document>
 </file>
 
-<file path=word/endnotes.xml><?xml version="1.0" encoding="utf-8"?>
-<w:endnotes xmlns:wpc="http://schemas.microsoft.com/office/word/2010/wordprocessingCanvas" xmlns:mc="http://schemas.openxmlformats.org/markup-compatibility/2006" xmlns:o="urn:schemas-microsoft-com:office:office" xmlns:r="http://schemas.openxmlformats.org/officeDocument/2006/relationships" xmlns:m="http://schemas.openxmlformats.org/officeDocument/2006/math" xmlns:v="urn:schemas-microsoft-com:vml" xmlns:wp14="http://schemas.microsoft.com/office/word/2010/wordprocessingDrawing" xmlns:wp="http://schemas.openxmlformats.org/drawingml/2006/wordprocessingDrawing" xmlns:w="http://schemas.openxmlformats.org/wordprocessingml/2006/main" xmlns:w14="http://schemas.microsoft.com/office/word/2010/wordml" xmlns:w15="http://schemas.microsoft.com/office/word/2012/wordml" xmlns:w10="urn:schemas-microsoft-com:office:word" xmlns:wpg="http://schemas.microsoft.com/office/word/2010/wordprocessingGroup" xmlns:wpi="http://schemas.microsoft.com/office/word/2010/wordprocessingInk" xmlns:wne="http://schemas.microsoft.com/office/word/2006/wordml" xmlns:wps="http://schemas.microsoft.com/office/word/2010/wordprocessingShape" xmlns:wpsCustomData="http://www.wps.cn/officeDocument/2013/wpsCustomData" mc:Ignorable="w14 w15 wp14">
-  <w:endnote w:type="separator" w:id="0">
-    <w:p>
-      <w:pPr>
-        <w:spacing w:line="240" w:lineRule="auto"/>
-      </w:pPr>
-      <w:r>
-        <w:separator/>
-      </w:r>
-    </w:p>
-  </w:endnote>
-  <w:endnote w:type="continuationSeparator" w:id="1">
-    <w:p>
-      <w:pPr>
-        <w:spacing w:line="240" w:lineRule="auto"/>
-      </w:pPr>
-      <w:r>
-        <w:continuationSeparator/>
-      </w:r>
-    </w:p>
-  </w:endnote>
-</w:endnotes>
-</file>
-
-<file path=word/footnotes.xml><?xml version="1.0" encoding="utf-8"?>
-<w:footnotes xmlns:wpc="http://schemas.microsoft.com/office/word/2010/wordprocessingCanvas" xmlns:mc="http://schemas.openxmlformats.org/markup-compatibility/2006" xmlns:o="urn:schemas-microsoft-com:office:office" xmlns:r="http://schemas.openxmlformats.org/officeDocument/2006/relationships" xmlns:m="http://schemas.openxmlformats.org/officeDocument/2006/math" xmlns:v="urn:schemas-microsoft-com:vml" xmlns:wp14="http://schemas.microsoft.com/office/word/2010/wordprocessingDrawing" xmlns:wp="http://schemas.openxmlformats.org/drawingml/2006/wordprocessingDrawing" xmlns:w="http://schemas.openxmlformats.org/wordprocessingml/2006/main" xmlns:w14="http://schemas.microsoft.com/office/word/2010/wordml" xmlns:w15="http://schemas.microsoft.com/office/word/2012/wordml" xmlns:w10="urn:schemas-microsoft-com:office:word" xmlns:wpg="http://schemas.microsoft.com/office/word/2010/wordprocessingGroup" xmlns:wpi="http://schemas.microsoft.com/office/word/2010/wordprocessingInk" xmlns:wne="http://schemas.microsoft.com/office/word/2006/wordml" xmlns:wps="http://schemas.microsoft.com/office/word/2010/wordprocessingShape" xmlns:wpsCustomData="http://www.wps.cn/officeDocument/2013/wpsCustomData" mc:Ignorable="w14 w15 wp14">
-  <w:footnote w:type="separator" w:id="0">
-    <w:p>
-      <w:pPr>
-        <w:spacing w:line="360" w:lineRule="auto"/>
-      </w:pPr>
-      <w:r>
-        <w:separator/>
-      </w:r>
-    </w:p>
-  </w:footnote>
-  <w:footnote w:type="continuationSeparator" w:id="1">
-    <w:p>
-      <w:pPr>
-        <w:spacing w:line="360" w:lineRule="auto"/>
-      </w:pPr>
-      <w:r>
-        <w:continuationSeparator/>
-      </w:r>
-    </w:p>
-  </w:footnote>
-</w:footnotes>
-</file>
-
 <file path=word/numbering.xml><?xml version="1.0" encoding="utf-8"?>
-<w:numbering xmlns:wpc="http://schemas.microsoft.com/office/word/2010/wordprocessingCanvas" xmlns:mc="http://schemas.openxmlformats.org/markup-compatibility/2006" xmlns:o="urn:schemas-microsoft-com:office:office" xmlns:r="http://schemas.openxmlformats.org/officeDocument/2006/relationships" xmlns:m="http://schemas.openxmlformats.org/officeDocument/2006/math" xmlns:v="urn:schemas-microsoft-com:vml" xmlns:wp14="http://schemas.microsoft.com/office/word/2010/wordprocessingDrawing" xmlns:wp="http://schemas.openxmlformats.org/drawingml/2006/wordprocessingDrawing" xmlns:w10="urn:schemas-microsoft-com:office:word" xmlns:w="http://schemas.openxmlformats.org/wordprocessingml/2006/main" xmlns:w14="http://schemas.microsoft.com/office/word/2010/wordml" xmlns:wpg="http://schemas.microsoft.com/office/word/2010/wordprocessingGroup" xmlns:wpi="http://schemas.microsoft.com/office/word/2010/wordprocessingInk" xmlns:wne="http://schemas.microsoft.com/office/word/2006/wordml" xmlns:wps="http://schemas.microsoft.com/office/word/2010/wordprocessingShape" xmlns:wpsCustomData="http://www.wps.cn/officeDocument/2013/wpsCustomData" mc:Ignorable="w14 wp14">
+<w:numbering xmlns:wpc="http://schemas.microsoft.com/office/word/2010/wordprocessingCanvas" xmlns:mc="http://schemas.openxmlformats.org/markup-compatibility/2006" xmlns:o="urn:schemas-microsoft-com:office:office" xmlns:r="http://schemas.openxmlformats.org/officeDocument/2006/relationships" xmlns:m="http://schemas.openxmlformats.org/officeDocument/2006/math" xmlns:v="urn:schemas-microsoft-com:vml" xmlns:wp14="http://schemas.microsoft.com/office/word/2010/wordprocessingDrawing" xmlns:wp="http://schemas.openxmlformats.org/drawingml/2006/wordprocessingDrawing" xmlns:w10="urn:schemas-microsoft-com:office:word" xmlns:w="http://schemas.openxmlformats.org/wordprocessingml/2006/main" xmlns:w14="http://schemas.microsoft.com/office/word/2010/wordml" xmlns:w15="http://schemas.microsoft.com/office/word/2012/wordml" xmlns:wne="http://schemas.microsoft.com/office/word/2006/wordml" xmlns:wpg="http://schemas.microsoft.com/office/word/2010/wordprocessingGroup" xmlns:wpi="http://schemas.microsoft.com/office/word/2010/wordprocessingInk" xmlns:wps="http://schemas.microsoft.com/office/word/2010/wordprocessingShape" mc:Ignorable="w14 w15 wp14">
   <w:abstractNum w:abstractNumId="0">
     <w:nsid w:val="8E964DCE"/>
     <w:multiLevelType w:val="multilevel"/>
     <w:tmpl w:val="8E964DCE"/>
-    <w:lvl w:ilvl="0" w:tentative="0">
+    <w:lvl w:ilvl="0">
       <w:start w:val="1"/>
       <w:numFmt w:val="decimal"/>
-      <w:pStyle w:val="2"/>
+      <w:pStyle w:val="Heading1"/>
       <w:lvlText w:val="%1."/>
       <w:lvlJc w:val="left"/>
       <w:pPr>
@@ -2923,10 +2836,10 @@
         <w:rFonts w:hint="default"/>
       </w:rPr>
     </w:lvl>
-    <w:lvl w:ilvl="1" w:tentative="0">
+    <w:lvl w:ilvl="1">
       <w:start w:val="1"/>
       <w:numFmt w:val="decimal"/>
-      <w:pStyle w:val="3"/>
+      <w:pStyle w:val="Heading2"/>
       <w:lvlText w:val="%1.%2."/>
       <w:lvlJc w:val="left"/>
       <w:pPr>
@@ -2936,10 +2849,10 @@
         <w:rFonts w:hint="default"/>
       </w:rPr>
     </w:lvl>
-    <w:lvl w:ilvl="2" w:tentative="0">
+    <w:lvl w:ilvl="2">
       <w:start w:val="1"/>
       <w:numFmt w:val="decimal"/>
-      <w:pStyle w:val="4"/>
+      <w:pStyle w:val="Heading3"/>
       <w:lvlText w:val="%1.%2.%3."/>
       <w:lvlJc w:val="left"/>
       <w:pPr>
@@ -2949,10 +2862,10 @@
         <w:rFonts w:hint="default"/>
       </w:rPr>
     </w:lvl>
-    <w:lvl w:ilvl="3" w:tentative="0">
+    <w:lvl w:ilvl="3">
       <w:start w:val="1"/>
       <w:numFmt w:val="decimal"/>
-      <w:pStyle w:val="5"/>
+      <w:pStyle w:val="Heading4"/>
       <w:lvlText w:val="%1.%2.%3.%4."/>
       <w:lvlJc w:val="left"/>
       <w:pPr>
@@ -2962,10 +2875,10 @@
         <w:rFonts w:hint="default"/>
       </w:rPr>
     </w:lvl>
-    <w:lvl w:ilvl="4" w:tentative="0">
+    <w:lvl w:ilvl="4">
       <w:start w:val="1"/>
       <w:numFmt w:val="decimal"/>
-      <w:pStyle w:val="6"/>
+      <w:pStyle w:val="Heading5"/>
       <w:lvlText w:val="%1.%2.%3.%4.%5."/>
       <w:lvlJc w:val="left"/>
       <w:pPr>
@@ -2975,10 +2888,10 @@
         <w:rFonts w:hint="default"/>
       </w:rPr>
     </w:lvl>
-    <w:lvl w:ilvl="5" w:tentative="0">
+    <w:lvl w:ilvl="5">
       <w:start w:val="1"/>
       <w:numFmt w:val="decimal"/>
-      <w:pStyle w:val="7"/>
+      <w:pStyle w:val="Heading6"/>
       <w:lvlText w:val="%1.%2.%3.%4.%5.%6."/>
       <w:lvlJc w:val="left"/>
       <w:pPr>
@@ -2988,10 +2901,10 @@
         <w:rFonts w:hint="default"/>
       </w:rPr>
     </w:lvl>
-    <w:lvl w:ilvl="6" w:tentative="0">
+    <w:lvl w:ilvl="6">
       <w:start w:val="1"/>
       <w:numFmt w:val="decimal"/>
-      <w:pStyle w:val="8"/>
+      <w:pStyle w:val="Heading7"/>
       <w:lvlText w:val="%1.%2.%3.%4.%5.%6.%7."/>
       <w:lvlJc w:val="left"/>
       <w:pPr>
@@ -3001,10 +2914,10 @@
         <w:rFonts w:hint="default"/>
       </w:rPr>
     </w:lvl>
-    <w:lvl w:ilvl="7" w:tentative="0">
+    <w:lvl w:ilvl="7">
       <w:start w:val="1"/>
       <w:numFmt w:val="decimal"/>
-      <w:pStyle w:val="9"/>
+      <w:pStyle w:val="Heading8"/>
       <w:lvlText w:val="%1.%2.%3.%4.%5.%6.%7.%8."/>
       <w:lvlJc w:val="left"/>
       <w:pPr>
@@ -3014,10 +2927,10 @@
         <w:rFonts w:hint="default"/>
       </w:rPr>
     </w:lvl>
-    <w:lvl w:ilvl="8" w:tentative="0">
+    <w:lvl w:ilvl="8">
       <w:start w:val="1"/>
       <w:numFmt w:val="decimal"/>
-      <w:pStyle w:val="10"/>
+      <w:pStyle w:val="Heading9"/>
       <w:lvlText w:val="%1.%2.%3.%4.%5.%6.%7.%8.%9."/>
       <w:lvlJc w:val="left"/>
       <w:pPr>
@@ -3032,7 +2945,7 @@
     <w:nsid w:val="F34E72C7"/>
     <w:multiLevelType w:val="singleLevel"/>
     <w:tmpl w:val="F34E72C7"/>
-    <w:lvl w:ilvl="0" w:tentative="0">
+    <w:lvl w:ilvl="0">
       <w:start w:val="1"/>
       <w:numFmt w:val="decimal"/>
       <w:lvlText w:val="%1."/>
@@ -3055,269 +2968,267 @@
 </file>
 
 <file path=word/styles.xml><?xml version="1.0" encoding="utf-8"?>
-<w:styles xmlns:mc="http://schemas.openxmlformats.org/markup-compatibility/2006" xmlns:o="urn:schemas-microsoft-com:office:office" xmlns:r="http://schemas.openxmlformats.org/officeDocument/2006/relationships" xmlns:m="http://schemas.openxmlformats.org/officeDocument/2006/math" xmlns:v="urn:schemas-microsoft-com:vml" xmlns:w="http://schemas.openxmlformats.org/wordprocessingml/2006/main" xmlns:w14="http://schemas.microsoft.com/office/word/2010/wordml" xmlns:w10="urn:schemas-microsoft-com:office:word" xmlns:sl="http://schemas.openxmlformats.org/schemaLibrary/2006/main" xmlns:wpsCustomData="http://www.wps.cn/officeDocument/2013/wpsCustomData" mc:Ignorable="w14">
+<w:styles xmlns:mc="http://schemas.openxmlformats.org/markup-compatibility/2006" xmlns:r="http://schemas.openxmlformats.org/officeDocument/2006/relationships" xmlns:w="http://schemas.openxmlformats.org/wordprocessingml/2006/main" xmlns:w14="http://schemas.microsoft.com/office/word/2010/wordml" xmlns:w15="http://schemas.microsoft.com/office/word/2012/wordml" mc:Ignorable="w14 w15">
   <w:docDefaults>
     <w:rPrDefault>
       <w:rPr>
-        <w:rFonts w:ascii="Times New Roman" w:hAnsi="Times New Roman" w:eastAsia="宋体" w:cs="Times New Roman"/>
+        <w:rFonts w:ascii="Times New Roman" w:eastAsia="宋体" w:hAnsi="Times New Roman" w:cs="Times New Roman"/>
       </w:rPr>
     </w:rPrDefault>
     <w:pPrDefault/>
   </w:docDefaults>
-  <w:latentStyles w:count="260" w:defQFormat="0" w:defUnhideWhenUsed="1" w:defSemiHidden="1" w:defUIPriority="99" w:defLockedState="0">
-    <w:lsdException w:qFormat="1" w:unhideWhenUsed="0" w:uiPriority="0" w:semiHidden="0" w:name="Normal"/>
-    <w:lsdException w:qFormat="1" w:unhideWhenUsed="0" w:uiPriority="0" w:semiHidden="0" w:name="heading 1"/>
-    <w:lsdException w:qFormat="1" w:uiPriority="0" w:semiHidden="0" w:name="heading 2"/>
-    <w:lsdException w:qFormat="1" w:uiPriority="0" w:name="heading 3"/>
-    <w:lsdException w:qFormat="1" w:uiPriority="0" w:semiHidden="0" w:name="heading 4"/>
-    <w:lsdException w:qFormat="1" w:uiPriority="0" w:name="heading 5"/>
-    <w:lsdException w:qFormat="1" w:uiPriority="0" w:name="heading 6"/>
-    <w:lsdException w:qFormat="1" w:uiPriority="0" w:name="heading 7"/>
-    <w:lsdException w:qFormat="1" w:uiPriority="0" w:name="heading 8"/>
-    <w:lsdException w:qFormat="1" w:uiPriority="0" w:name="heading 9"/>
-    <w:lsdException w:unhideWhenUsed="0" w:uiPriority="0" w:semiHidden="0" w:name="index 1"/>
-    <w:lsdException w:unhideWhenUsed="0" w:uiPriority="0" w:semiHidden="0" w:name="index 2"/>
-    <w:lsdException w:unhideWhenUsed="0" w:uiPriority="0" w:semiHidden="0" w:name="index 3"/>
-    <w:lsdException w:unhideWhenUsed="0" w:uiPriority="0" w:semiHidden="0" w:name="index 4"/>
-    <w:lsdException w:unhideWhenUsed="0" w:uiPriority="0" w:semiHidden="0" w:name="index 5"/>
-    <w:lsdException w:unhideWhenUsed="0" w:uiPriority="0" w:semiHidden="0" w:name="index 6"/>
-    <w:lsdException w:unhideWhenUsed="0" w:uiPriority="0" w:semiHidden="0" w:name="index 7"/>
-    <w:lsdException w:unhideWhenUsed="0" w:uiPriority="0" w:semiHidden="0" w:name="index 8"/>
-    <w:lsdException w:unhideWhenUsed="0" w:uiPriority="0" w:semiHidden="0" w:name="index 9"/>
-    <w:lsdException w:qFormat="1" w:unhideWhenUsed="0" w:uiPriority="0" w:semiHidden="0" w:name="toc 1"/>
-    <w:lsdException w:qFormat="1" w:unhideWhenUsed="0" w:uiPriority="0" w:semiHidden="0" w:name="toc 2"/>
-    <w:lsdException w:qFormat="1" w:unhideWhenUsed="0" w:uiPriority="0" w:semiHidden="0" w:name="toc 3"/>
-    <w:lsdException w:unhideWhenUsed="0" w:uiPriority="0" w:semiHidden="0" w:name="toc 4"/>
-    <w:lsdException w:unhideWhenUsed="0" w:uiPriority="0" w:semiHidden="0" w:name="toc 5"/>
-    <w:lsdException w:unhideWhenUsed="0" w:uiPriority="0" w:semiHidden="0" w:name="toc 6"/>
-    <w:lsdException w:unhideWhenUsed="0" w:uiPriority="0" w:semiHidden="0" w:name="toc 7"/>
-    <w:lsdException w:unhideWhenUsed="0" w:uiPriority="0" w:semiHidden="0" w:name="toc 8"/>
-    <w:lsdException w:unhideWhenUsed="0" w:uiPriority="0" w:semiHidden="0" w:name="toc 9"/>
-    <w:lsdException w:unhideWhenUsed="0" w:uiPriority="0" w:semiHidden="0" w:name="Normal Indent"/>
-    <w:lsdException w:unhideWhenUsed="0" w:uiPriority="0" w:semiHidden="0" w:name="footnote text"/>
-    <w:lsdException w:qFormat="1" w:unhideWhenUsed="0" w:uiPriority="0" w:semiHidden="0" w:name="annotation text"/>
-    <w:lsdException w:qFormat="1" w:unhideWhenUsed="0" w:uiPriority="0" w:semiHidden="0" w:name="header"/>
-    <w:lsdException w:qFormat="1" w:unhideWhenUsed="0" w:uiPriority="0" w:semiHidden="0" w:name="footer"/>
-    <w:lsdException w:unhideWhenUsed="0" w:uiPriority="0" w:semiHidden="0" w:name="index heading"/>
-    <w:lsdException w:qFormat="1" w:uiPriority="0" w:name="caption"/>
-    <w:lsdException w:unhideWhenUsed="0" w:uiPriority="0" w:semiHidden="0" w:name="table of figures"/>
-    <w:lsdException w:unhideWhenUsed="0" w:uiPriority="0" w:semiHidden="0" w:name="envelope address"/>
-    <w:lsdException w:unhideWhenUsed="0" w:uiPriority="0" w:semiHidden="0" w:name="envelope return"/>
-    <w:lsdException w:unhideWhenUsed="0" w:uiPriority="0" w:semiHidden="0" w:name="footnote reference"/>
-    <w:lsdException w:unhideWhenUsed="0" w:uiPriority="0" w:semiHidden="0" w:name="annotation reference"/>
-    <w:lsdException w:unhideWhenUsed="0" w:uiPriority="0" w:semiHidden="0" w:name="line number"/>
-    <w:lsdException w:unhideWhenUsed="0" w:uiPriority="0" w:semiHidden="0" w:name="page number"/>
-    <w:lsdException w:unhideWhenUsed="0" w:uiPriority="0" w:semiHidden="0" w:name="endnote reference"/>
-    <w:lsdException w:unhideWhenUsed="0" w:uiPriority="0" w:semiHidden="0" w:name="endnote text"/>
-    <w:lsdException w:unhideWhenUsed="0" w:uiPriority="0" w:semiHidden="0" w:name="table of authorities"/>
-    <w:lsdException w:unhideWhenUsed="0" w:uiPriority="0" w:semiHidden="0" w:name="macro"/>
-    <w:lsdException w:unhideWhenUsed="0" w:uiPriority="0" w:semiHidden="0" w:name="toa heading"/>
-    <w:lsdException w:unhideWhenUsed="0" w:uiPriority="0" w:semiHidden="0" w:name="List"/>
-    <w:lsdException w:unhideWhenUsed="0" w:uiPriority="0" w:semiHidden="0" w:name="List Bullet"/>
-    <w:lsdException w:unhideWhenUsed="0" w:uiPriority="0" w:semiHidden="0" w:name="List Number"/>
-    <w:lsdException w:unhideWhenUsed="0" w:uiPriority="0" w:semiHidden="0" w:name="List 2"/>
-    <w:lsdException w:unhideWhenUsed="0" w:uiPriority="0" w:semiHidden="0" w:name="List 3"/>
-    <w:lsdException w:unhideWhenUsed="0" w:uiPriority="0" w:semiHidden="0" w:name="List 4"/>
-    <w:lsdException w:unhideWhenUsed="0" w:uiPriority="0" w:semiHidden="0" w:name="List 5"/>
-    <w:lsdException w:unhideWhenUsed="0" w:uiPriority="0" w:semiHidden="0" w:name="List Bullet 2"/>
-    <w:lsdException w:unhideWhenUsed="0" w:uiPriority="0" w:semiHidden="0" w:name="List Bullet 3"/>
-    <w:lsdException w:unhideWhenUsed="0" w:uiPriority="0" w:semiHidden="0" w:name="List Bullet 4"/>
-    <w:lsdException w:unhideWhenUsed="0" w:uiPriority="0" w:semiHidden="0" w:name="List Bullet 5"/>
-    <w:lsdException w:unhideWhenUsed="0" w:uiPriority="0" w:semiHidden="0" w:name="List Number 2"/>
-    <w:lsdException w:unhideWhenUsed="0" w:uiPriority="0" w:semiHidden="0" w:name="List Number 3"/>
-    <w:lsdException w:unhideWhenUsed="0" w:uiPriority="0" w:semiHidden="0" w:name="List Number 4"/>
-    <w:lsdException w:unhideWhenUsed="0" w:uiPriority="0" w:semiHidden="0" w:name="List Number 5"/>
-    <w:lsdException w:qFormat="1" w:unhideWhenUsed="0" w:uiPriority="0" w:semiHidden="0" w:name="Title"/>
-    <w:lsdException w:unhideWhenUsed="0" w:uiPriority="0" w:semiHidden="0" w:name="Closing"/>
-    <w:lsdException w:unhideWhenUsed="0" w:uiPriority="0" w:semiHidden="0" w:name="Signature"/>
-    <w:lsdException w:qFormat="1" w:unhideWhenUsed="0" w:uiPriority="0" w:name="Default Paragraph Font"/>
-    <w:lsdException w:qFormat="1" w:unhideWhenUsed="0" w:uiPriority="0" w:name="Body Text"/>
-    <w:lsdException w:unhideWhenUsed="0" w:uiPriority="0" w:semiHidden="0" w:name="Body Text Indent"/>
-    <w:lsdException w:unhideWhenUsed="0" w:uiPriority="0" w:semiHidden="0" w:name="List Continue"/>
-    <w:lsdException w:unhideWhenUsed="0" w:uiPriority="0" w:semiHidden="0" w:name="List Continue 2"/>
-    <w:lsdException w:unhideWhenUsed="0" w:uiPriority="0" w:semiHidden="0" w:name="List Continue 3"/>
-    <w:lsdException w:unhideWhenUsed="0" w:uiPriority="0" w:semiHidden="0" w:name="List Continue 4"/>
-    <w:lsdException w:unhideWhenUsed="0" w:uiPriority="0" w:semiHidden="0" w:name="List Continue 5"/>
-    <w:lsdException w:unhideWhenUsed="0" w:uiPriority="0" w:semiHidden="0" w:name="Message Header"/>
-    <w:lsdException w:qFormat="1" w:unhideWhenUsed="0" w:uiPriority="0" w:semiHidden="0" w:name="Subtitle"/>
-    <w:lsdException w:unhideWhenUsed="0" w:uiPriority="0" w:semiHidden="0" w:name="Salutation"/>
-    <w:lsdException w:unhideWhenUsed="0" w:uiPriority="0" w:semiHidden="0" w:name="Date"/>
-    <w:lsdException w:unhideWhenUsed="0" w:uiPriority="0" w:semiHidden="0" w:name="Body Text First Indent"/>
-    <w:lsdException w:unhideWhenUsed="0" w:uiPriority="0" w:semiHidden="0" w:name="Body Text First Indent 2"/>
-    <w:lsdException w:uiPriority="99" w:name="Note Heading"/>
-    <w:lsdException w:unhideWhenUsed="0" w:uiPriority="0" w:semiHidden="0" w:name="Body Text 2"/>
-    <w:lsdException w:unhideWhenUsed="0" w:uiPriority="0" w:semiHidden="0" w:name="Body Text 3"/>
-    <w:lsdException w:unhideWhenUsed="0" w:uiPriority="0" w:semiHidden="0" w:name="Body Text Indent 2"/>
-    <w:lsdException w:unhideWhenUsed="0" w:uiPriority="0" w:semiHidden="0" w:name="Body Text Indent 3"/>
-    <w:lsdException w:unhideWhenUsed="0" w:uiPriority="0" w:semiHidden="0" w:name="Block Text"/>
-    <w:lsdException w:unhideWhenUsed="0" w:uiPriority="0" w:semiHidden="0" w:name="Hyperlink"/>
-    <w:lsdException w:unhideWhenUsed="0" w:uiPriority="0" w:semiHidden="0" w:name="FollowedHyperlink"/>
-    <w:lsdException w:qFormat="1" w:unhideWhenUsed="0" w:uiPriority="0" w:semiHidden="0" w:name="Strong"/>
-    <w:lsdException w:qFormat="1" w:unhideWhenUsed="0" w:uiPriority="0" w:semiHidden="0" w:name="Emphasis"/>
-    <w:lsdException w:unhideWhenUsed="0" w:uiPriority="0" w:semiHidden="0" w:name="Document Map"/>
-    <w:lsdException w:unhideWhenUsed="0" w:uiPriority="0" w:semiHidden="0" w:name="Plain Text"/>
-    <w:lsdException w:unhideWhenUsed="0" w:uiPriority="0" w:semiHidden="0" w:name="E-mail Signature"/>
-    <w:lsdException w:qFormat="1" w:unhideWhenUsed="0" w:uiPriority="0" w:semiHidden="0" w:name="Normal (Web)"/>
-    <w:lsdException w:unhideWhenUsed="0" w:uiPriority="0" w:semiHidden="0" w:name="HTML Acronym"/>
-    <w:lsdException w:unhideWhenUsed="0" w:uiPriority="0" w:semiHidden="0" w:name="HTML Address"/>
-    <w:lsdException w:unhideWhenUsed="0" w:uiPriority="0" w:semiHidden="0" w:name="HTML Cite"/>
-    <w:lsdException w:unhideWhenUsed="0" w:uiPriority="0" w:semiHidden="0" w:name="HTML Code"/>
-    <w:lsdException w:unhideWhenUsed="0" w:uiPriority="0" w:semiHidden="0" w:name="HTML Definition"/>
-    <w:lsdException w:unhideWhenUsed="0" w:uiPriority="0" w:semiHidden="0" w:name="HTML Keyboard"/>
-    <w:lsdException w:unhideWhenUsed="0" w:uiPriority="0" w:semiHidden="0" w:name="HTML Preformatted"/>
-    <w:lsdException w:unhideWhenUsed="0" w:uiPriority="0" w:semiHidden="0" w:name="HTML Sample"/>
-    <w:lsdException w:unhideWhenUsed="0" w:uiPriority="0" w:semiHidden="0" w:name="HTML Typewriter"/>
-    <w:lsdException w:unhideWhenUsed="0" w:uiPriority="0" w:semiHidden="0" w:name="HTML Variable"/>
-    <w:lsdException w:qFormat="1" w:unhideWhenUsed="0" w:uiPriority="0" w:name="Normal Table"/>
-    <w:lsdException w:unhideWhenUsed="0" w:uiPriority="0" w:semiHidden="0" w:name="annotation subject"/>
-    <w:lsdException w:unhideWhenUsed="0" w:uiPriority="0" w:semiHidden="0" w:name="Table Simple 1"/>
-    <w:lsdException w:unhideWhenUsed="0" w:uiPriority="0" w:semiHidden="0" w:name="Table Simple 2"/>
-    <w:lsdException w:unhideWhenUsed="0" w:uiPriority="0" w:semiHidden="0" w:name="Table Simple 3"/>
-    <w:lsdException w:unhideWhenUsed="0" w:uiPriority="0" w:semiHidden="0" w:name="Table Classic 1"/>
-    <w:lsdException w:unhideWhenUsed="0" w:uiPriority="0" w:semiHidden="0" w:name="Table Classic 2"/>
-    <w:lsdException w:unhideWhenUsed="0" w:uiPriority="0" w:semiHidden="0" w:name="Table Classic 3"/>
-    <w:lsdException w:unhideWhenUsed="0" w:uiPriority="0" w:semiHidden="0" w:name="Table Classic 4"/>
-    <w:lsdException w:unhideWhenUsed="0" w:uiPriority="0" w:semiHidden="0" w:name="Table Colorful 1"/>
-    <w:lsdException w:unhideWhenUsed="0" w:uiPriority="0" w:semiHidden="0" w:name="Table Colorful 2"/>
-    <w:lsdException w:unhideWhenUsed="0" w:uiPriority="0" w:semiHidden="0" w:name="Table Colorful 3"/>
-    <w:lsdException w:unhideWhenUsed="0" w:uiPriority="0" w:semiHidden="0" w:name="Table Columns 1"/>
-    <w:lsdException w:unhideWhenUsed="0" w:uiPriority="0" w:semiHidden="0" w:name="Table Columns 2"/>
-    <w:lsdException w:unhideWhenUsed="0" w:uiPriority="0" w:semiHidden="0" w:name="Table Columns 3"/>
-    <w:lsdException w:unhideWhenUsed="0" w:uiPriority="0" w:semiHidden="0" w:name="Table Columns 4"/>
-    <w:lsdException w:unhideWhenUsed="0" w:uiPriority="0" w:semiHidden="0" w:name="Table Columns 5"/>
-    <w:lsdException w:unhideWhenUsed="0" w:uiPriority="0" w:semiHidden="0" w:name="Table Grid 1"/>
-    <w:lsdException w:unhideWhenUsed="0" w:uiPriority="0" w:semiHidden="0" w:name="Table Grid 2"/>
-    <w:lsdException w:unhideWhenUsed="0" w:uiPriority="0" w:semiHidden="0" w:name="Table Grid 3"/>
-    <w:lsdException w:unhideWhenUsed="0" w:uiPriority="0" w:semiHidden="0" w:name="Table Grid 4"/>
-    <w:lsdException w:unhideWhenUsed="0" w:uiPriority="0" w:semiHidden="0" w:name="Table Grid 5"/>
-    <w:lsdException w:unhideWhenUsed="0" w:uiPriority="0" w:semiHidden="0" w:name="Table Grid 6"/>
-    <w:lsdException w:unhideWhenUsed="0" w:uiPriority="0" w:semiHidden="0" w:name="Table Grid 7"/>
-    <w:lsdException w:unhideWhenUsed="0" w:uiPriority="0" w:semiHidden="0" w:name="Table Grid 8"/>
-    <w:lsdException w:unhideWhenUsed="0" w:uiPriority="0" w:semiHidden="0" w:name="Table List 1"/>
-    <w:lsdException w:unhideWhenUsed="0" w:uiPriority="0" w:semiHidden="0" w:name="Table List 2"/>
-    <w:lsdException w:unhideWhenUsed="0" w:uiPriority="0" w:semiHidden="0" w:name="Table List 3"/>
-    <w:lsdException w:unhideWhenUsed="0" w:uiPriority="0" w:semiHidden="0" w:name="Table List 4"/>
-    <w:lsdException w:unhideWhenUsed="0" w:uiPriority="0" w:semiHidden="0" w:name="Table List 5"/>
-    <w:lsdException w:unhideWhenUsed="0" w:uiPriority="0" w:semiHidden="0" w:name="Table List 6"/>
-    <w:lsdException w:unhideWhenUsed="0" w:uiPriority="0" w:semiHidden="0" w:name="Table List 7"/>
-    <w:lsdException w:unhideWhenUsed="0" w:uiPriority="0" w:semiHidden="0" w:name="Table List 8"/>
-    <w:lsdException w:unhideWhenUsed="0" w:uiPriority="0" w:semiHidden="0" w:name="Table 3D effects 1"/>
-    <w:lsdException w:unhideWhenUsed="0" w:uiPriority="0" w:semiHidden="0" w:name="Table 3D effects 2"/>
-    <w:lsdException w:unhideWhenUsed="0" w:uiPriority="0" w:semiHidden="0" w:name="Table 3D effects 3"/>
-    <w:lsdException w:unhideWhenUsed="0" w:uiPriority="0" w:semiHidden="0" w:name="Table Contemporary"/>
-    <w:lsdException w:unhideWhenUsed="0" w:uiPriority="0" w:semiHidden="0" w:name="Table Elegant"/>
-    <w:lsdException w:unhideWhenUsed="0" w:uiPriority="0" w:semiHidden="0" w:name="Table Professional"/>
-    <w:lsdException w:unhideWhenUsed="0" w:uiPriority="0" w:semiHidden="0" w:name="Table Subtle 1"/>
-    <w:lsdException w:unhideWhenUsed="0" w:uiPriority="0" w:semiHidden="0" w:name="Table Subtle 2"/>
-    <w:lsdException w:unhideWhenUsed="0" w:uiPriority="0" w:semiHidden="0" w:name="Table Web 1"/>
-    <w:lsdException w:unhideWhenUsed="0" w:uiPriority="0" w:semiHidden="0" w:name="Table Web 2"/>
-    <w:lsdException w:unhideWhenUsed="0" w:uiPriority="0" w:semiHidden="0" w:name="Table Web 3"/>
-    <w:lsdException w:unhideWhenUsed="0" w:uiPriority="0" w:semiHidden="0" w:name="Balloon Text"/>
-    <w:lsdException w:qFormat="1" w:unhideWhenUsed="0" w:uiPriority="0" w:semiHidden="0" w:name="Table Grid"/>
-    <w:lsdException w:unhideWhenUsed="0" w:uiPriority="0" w:semiHidden="0" w:name="Table Theme"/>
-    <w:lsdException w:unhideWhenUsed="0" w:uiPriority="60" w:semiHidden="0" w:name="Light Shading"/>
-    <w:lsdException w:unhideWhenUsed="0" w:uiPriority="61" w:semiHidden="0" w:name="Light List"/>
-    <w:lsdException w:unhideWhenUsed="0" w:uiPriority="62" w:semiHidden="0" w:name="Light Grid"/>
-    <w:lsdException w:unhideWhenUsed="0" w:uiPriority="63" w:semiHidden="0" w:name="Medium Shading 1"/>
-    <w:lsdException w:unhideWhenUsed="0" w:uiPriority="64" w:semiHidden="0" w:name="Medium Shading 2"/>
-    <w:lsdException w:unhideWhenUsed="0" w:uiPriority="65" w:semiHidden="0" w:name="Medium List 1"/>
-    <w:lsdException w:unhideWhenUsed="0" w:uiPriority="66" w:semiHidden="0" w:name="Medium List 2"/>
-    <w:lsdException w:unhideWhenUsed="0" w:uiPriority="67" w:semiHidden="0" w:name="Medium Grid 1"/>
-    <w:lsdException w:unhideWhenUsed="0" w:uiPriority="68" w:semiHidden="0" w:name="Medium Grid 2"/>
-    <w:lsdException w:unhideWhenUsed="0" w:uiPriority="69" w:semiHidden="0" w:name="Medium Grid 3"/>
-    <w:lsdException w:unhideWhenUsed="0" w:uiPriority="70" w:semiHidden="0" w:name="Dark List"/>
-    <w:lsdException w:unhideWhenUsed="0" w:uiPriority="71" w:semiHidden="0" w:name="Colorful Shading"/>
-    <w:lsdException w:unhideWhenUsed="0" w:uiPriority="72" w:semiHidden="0" w:name="Colorful List"/>
-    <w:lsdException w:unhideWhenUsed="0" w:uiPriority="73" w:semiHidden="0" w:name="Colorful Grid"/>
-    <w:lsdException w:unhideWhenUsed="0" w:uiPriority="60" w:semiHidden="0" w:name="Light Shading Accent 1"/>
-    <w:lsdException w:unhideWhenUsed="0" w:uiPriority="61" w:semiHidden="0" w:name="Light List Accent 1"/>
-    <w:lsdException w:unhideWhenUsed="0" w:uiPriority="62" w:semiHidden="0" w:name="Light Grid Accent 1"/>
-    <w:lsdException w:unhideWhenUsed="0" w:uiPriority="63" w:semiHidden="0" w:name="Medium Shading 1 Accent 1"/>
-    <w:lsdException w:unhideWhenUsed="0" w:uiPriority="64" w:semiHidden="0" w:name="Medium Shading 2 Accent 1"/>
-    <w:lsdException w:unhideWhenUsed="0" w:uiPriority="65" w:semiHidden="0" w:name="Medium List 1 Accent 1"/>
-    <w:lsdException w:unhideWhenUsed="0" w:uiPriority="66" w:semiHidden="0" w:name="Medium List 2 Accent 1"/>
-    <w:lsdException w:unhideWhenUsed="0" w:uiPriority="67" w:semiHidden="0" w:name="Medium Grid 1 Accent 1"/>
-    <w:lsdException w:unhideWhenUsed="0" w:uiPriority="68" w:semiHidden="0" w:name="Medium Grid 2 Accent 1"/>
-    <w:lsdException w:unhideWhenUsed="0" w:uiPriority="69" w:semiHidden="0" w:name="Medium Grid 3 Accent 1"/>
-    <w:lsdException w:unhideWhenUsed="0" w:uiPriority="70" w:semiHidden="0" w:name="Dark List Accent 1"/>
-    <w:lsdException w:unhideWhenUsed="0" w:uiPriority="71" w:semiHidden="0" w:name="Colorful Shading Accent 1"/>
-    <w:lsdException w:unhideWhenUsed="0" w:uiPriority="72" w:semiHidden="0" w:name="Colorful List Accent 1"/>
-    <w:lsdException w:unhideWhenUsed="0" w:uiPriority="73" w:semiHidden="0" w:name="Colorful Grid Accent 1"/>
-    <w:lsdException w:unhideWhenUsed="0" w:uiPriority="60" w:semiHidden="0" w:name="Light Shading Accent 2"/>
-    <w:lsdException w:unhideWhenUsed="0" w:uiPriority="61" w:semiHidden="0" w:name="Light List Accent 2"/>
-    <w:lsdException w:unhideWhenUsed="0" w:uiPriority="62" w:semiHidden="0" w:name="Light Grid Accent 2"/>
-    <w:lsdException w:unhideWhenUsed="0" w:uiPriority="63" w:semiHidden="0" w:name="Medium Shading 1 Accent 2"/>
-    <w:lsdException w:unhideWhenUsed="0" w:uiPriority="64" w:semiHidden="0" w:name="Medium Shading 2 Accent 2"/>
-    <w:lsdException w:unhideWhenUsed="0" w:uiPriority="65" w:semiHidden="0" w:name="Medium List 1 Accent 2"/>
-    <w:lsdException w:unhideWhenUsed="0" w:uiPriority="66" w:semiHidden="0" w:name="Medium List 2 Accent 2"/>
-    <w:lsdException w:unhideWhenUsed="0" w:uiPriority="67" w:semiHidden="0" w:name="Medium Grid 1 Accent 2"/>
-    <w:lsdException w:unhideWhenUsed="0" w:uiPriority="68" w:semiHidden="0" w:name="Medium Grid 2 Accent 2"/>
-    <w:lsdException w:unhideWhenUsed="0" w:uiPriority="69" w:semiHidden="0" w:name="Medium Grid 3 Accent 2"/>
-    <w:lsdException w:unhideWhenUsed="0" w:uiPriority="70" w:semiHidden="0" w:name="Dark List Accent 2"/>
-    <w:lsdException w:unhideWhenUsed="0" w:uiPriority="71" w:semiHidden="0" w:name="Colorful Shading Accent 2"/>
-    <w:lsdException w:unhideWhenUsed="0" w:uiPriority="72" w:semiHidden="0" w:name="Colorful List Accent 2"/>
-    <w:lsdException w:unhideWhenUsed="0" w:uiPriority="73" w:semiHidden="0" w:name="Colorful Grid Accent 2"/>
-    <w:lsdException w:unhideWhenUsed="0" w:uiPriority="60" w:semiHidden="0" w:name="Light Shading Accent 3"/>
-    <w:lsdException w:unhideWhenUsed="0" w:uiPriority="61" w:semiHidden="0" w:name="Light List Accent 3"/>
-    <w:lsdException w:unhideWhenUsed="0" w:uiPriority="62" w:semiHidden="0" w:name="Light Grid Accent 3"/>
-    <w:lsdException w:unhideWhenUsed="0" w:uiPriority="63" w:semiHidden="0" w:name="Medium Shading 1 Accent 3"/>
-    <w:lsdException w:unhideWhenUsed="0" w:uiPriority="64" w:semiHidden="0" w:name="Medium Shading 2 Accent 3"/>
-    <w:lsdException w:unhideWhenUsed="0" w:uiPriority="65" w:semiHidden="0" w:name="Medium List 1 Accent 3"/>
-    <w:lsdException w:unhideWhenUsed="0" w:uiPriority="66" w:semiHidden="0" w:name="Medium List 2 Accent 3"/>
-    <w:lsdException w:unhideWhenUsed="0" w:uiPriority="67" w:semiHidden="0" w:name="Medium Grid 1 Accent 3"/>
-    <w:lsdException w:unhideWhenUsed="0" w:uiPriority="68" w:semiHidden="0" w:name="Medium Grid 2 Accent 3"/>
-    <w:lsdException w:unhideWhenUsed="0" w:uiPriority="69" w:semiHidden="0" w:name="Medium Grid 3 Accent 3"/>
-    <w:lsdException w:unhideWhenUsed="0" w:uiPriority="70" w:semiHidden="0" w:name="Dark List Accent 3"/>
-    <w:lsdException w:unhideWhenUsed="0" w:uiPriority="71" w:semiHidden="0" w:name="Colorful Shading Accent 3"/>
-    <w:lsdException w:unhideWhenUsed="0" w:uiPriority="72" w:semiHidden="0" w:name="Colorful List Accent 3"/>
-    <w:lsdException w:unhideWhenUsed="0" w:uiPriority="73" w:semiHidden="0" w:name="Colorful Grid Accent 3"/>
-    <w:lsdException w:unhideWhenUsed="0" w:uiPriority="60" w:semiHidden="0" w:name="Light Shading Accent 4"/>
-    <w:lsdException w:unhideWhenUsed="0" w:uiPriority="61" w:semiHidden="0" w:name="Light List Accent 4"/>
-    <w:lsdException w:unhideWhenUsed="0" w:uiPriority="62" w:semiHidden="0" w:name="Light Grid Accent 4"/>
-    <w:lsdException w:unhideWhenUsed="0" w:uiPriority="63" w:semiHidden="0" w:name="Medium Shading 1 Accent 4"/>
-    <w:lsdException w:unhideWhenUsed="0" w:uiPriority="64" w:semiHidden="0" w:name="Medium Shading 2 Accent 4"/>
-    <w:lsdException w:unhideWhenUsed="0" w:uiPriority="65" w:semiHidden="0" w:name="Medium List 1 Accent 4"/>
-    <w:lsdException w:unhideWhenUsed="0" w:uiPriority="66" w:semiHidden="0" w:name="Medium List 2 Accent 4"/>
-    <w:lsdException w:unhideWhenUsed="0" w:uiPriority="67" w:semiHidden="0" w:name="Medium Grid 1 Accent 4"/>
-    <w:lsdException w:unhideWhenUsed="0" w:uiPriority="68" w:semiHidden="0" w:name="Medium Grid 2 Accent 4"/>
-    <w:lsdException w:unhideWhenUsed="0" w:uiPriority="69" w:semiHidden="0" w:name="Medium Grid 3 Accent 4"/>
-    <w:lsdException w:unhideWhenUsed="0" w:uiPriority="70" w:semiHidden="0" w:name="Dark List Accent 4"/>
-    <w:lsdException w:unhideWhenUsed="0" w:uiPriority="71" w:semiHidden="0" w:name="Colorful Shading Accent 4"/>
-    <w:lsdException w:unhideWhenUsed="0" w:uiPriority="72" w:semiHidden="0" w:name="Colorful List Accent 4"/>
-    <w:lsdException w:unhideWhenUsed="0" w:uiPriority="73" w:semiHidden="0" w:name="Colorful Grid Accent 4"/>
-    <w:lsdException w:unhideWhenUsed="0" w:uiPriority="60" w:semiHidden="0" w:name="Light Shading Accent 5"/>
-    <w:lsdException w:unhideWhenUsed="0" w:uiPriority="61" w:semiHidden="0" w:name="Light List Accent 5"/>
-    <w:lsdException w:unhideWhenUsed="0" w:uiPriority="62" w:semiHidden="0" w:name="Light Grid Accent 5"/>
-    <w:lsdException w:unhideWhenUsed="0" w:uiPriority="63" w:semiHidden="0" w:name="Medium Shading 1 Accent 5"/>
-    <w:lsdException w:unhideWhenUsed="0" w:uiPriority="64" w:semiHidden="0" w:name="Medium Shading 2 Accent 5"/>
-    <w:lsdException w:unhideWhenUsed="0" w:uiPriority="65" w:semiHidden="0" w:name="Medium List 1 Accent 5"/>
-    <w:lsdException w:unhideWhenUsed="0" w:uiPriority="66" w:semiHidden="0" w:name="Medium List 2 Accent 5"/>
-    <w:lsdException w:unhideWhenUsed="0" w:uiPriority="67" w:semiHidden="0" w:name="Medium Grid 1 Accent 5"/>
-    <w:lsdException w:unhideWhenUsed="0" w:uiPriority="68" w:semiHidden="0" w:name="Medium Grid 2 Accent 5"/>
-    <w:lsdException w:unhideWhenUsed="0" w:uiPriority="69" w:semiHidden="0" w:name="Medium Grid 3 Accent 5"/>
-    <w:lsdException w:unhideWhenUsed="0" w:uiPriority="70" w:semiHidden="0" w:name="Dark List Accent 5"/>
-    <w:lsdException w:unhideWhenUsed="0" w:uiPriority="71" w:semiHidden="0" w:name="Colorful Shading Accent 5"/>
-    <w:lsdException w:unhideWhenUsed="0" w:uiPriority="72" w:semiHidden="0" w:name="Colorful List Accent 5"/>
-    <w:lsdException w:unhideWhenUsed="0" w:uiPriority="73" w:semiHidden="0" w:name="Colorful Grid Accent 5"/>
-    <w:lsdException w:unhideWhenUsed="0" w:uiPriority="60" w:semiHidden="0" w:name="Light Shading Accent 6"/>
-    <w:lsdException w:unhideWhenUsed="0" w:uiPriority="61" w:semiHidden="0" w:name="Light List Accent 6"/>
-    <w:lsdException w:unhideWhenUsed="0" w:uiPriority="62" w:semiHidden="0" w:name="Light Grid Accent 6"/>
-    <w:lsdException w:unhideWhenUsed="0" w:uiPriority="63" w:semiHidden="0" w:name="Medium Shading 1 Accent 6"/>
-    <w:lsdException w:unhideWhenUsed="0" w:uiPriority="64" w:semiHidden="0" w:name="Medium Shading 2 Accent 6"/>
-    <w:lsdException w:unhideWhenUsed="0" w:uiPriority="65" w:semiHidden="0" w:name="Medium List 1 Accent 6"/>
-    <w:lsdException w:unhideWhenUsed="0" w:uiPriority="66" w:semiHidden="0" w:name="Medium List 2 Accent 6"/>
-    <w:lsdException w:unhideWhenUsed="0" w:uiPriority="67" w:semiHidden="0" w:name="Medium Grid 1 Accent 6"/>
-    <w:lsdException w:unhideWhenUsed="0" w:uiPriority="68" w:semiHidden="0" w:name="Medium Grid 2 Accent 6"/>
-    <w:lsdException w:unhideWhenUsed="0" w:uiPriority="69" w:semiHidden="0" w:name="Medium Grid 3 Accent 6"/>
-    <w:lsdException w:unhideWhenUsed="0" w:uiPriority="70" w:semiHidden="0" w:name="Dark List Accent 6"/>
-    <w:lsdException w:unhideWhenUsed="0" w:uiPriority="71" w:semiHidden="0" w:name="Colorful Shading Accent 6"/>
-    <w:lsdException w:unhideWhenUsed="0" w:uiPriority="72" w:semiHidden="0" w:name="Colorful List Accent 6"/>
-    <w:lsdException w:unhideWhenUsed="0" w:uiPriority="73" w:semiHidden="0" w:name="Colorful Grid Accent 6"/>
+  <w:latentStyles w:defLockedState="0" w:defUIPriority="99" w:defSemiHidden="1" w:defUnhideWhenUsed="1" w:defQFormat="0" w:count="260">
+    <w:lsdException w:name="Normal" w:semiHidden="0" w:uiPriority="0" w:unhideWhenUsed="0" w:qFormat="1"/>
+    <w:lsdException w:name="heading 1" w:semiHidden="0" w:uiPriority="0" w:unhideWhenUsed="0" w:qFormat="1"/>
+    <w:lsdException w:name="heading 2" w:semiHidden="0" w:uiPriority="0" w:qFormat="1"/>
+    <w:lsdException w:name="heading 3" w:uiPriority="0" w:qFormat="1"/>
+    <w:lsdException w:name="heading 4" w:semiHidden="0" w:uiPriority="0" w:qFormat="1"/>
+    <w:lsdException w:name="heading 5" w:uiPriority="0" w:qFormat="1"/>
+    <w:lsdException w:name="heading 6" w:uiPriority="0" w:qFormat="1"/>
+    <w:lsdException w:name="heading 7" w:uiPriority="0" w:qFormat="1"/>
+    <w:lsdException w:name="heading 8" w:uiPriority="0" w:qFormat="1"/>
+    <w:lsdException w:name="heading 9" w:uiPriority="0" w:qFormat="1"/>
+    <w:lsdException w:name="index 1" w:semiHidden="0" w:uiPriority="0" w:unhideWhenUsed="0"/>
+    <w:lsdException w:name="index 2" w:semiHidden="0" w:uiPriority="0" w:unhideWhenUsed="0"/>
+    <w:lsdException w:name="index 3" w:semiHidden="0" w:uiPriority="0" w:unhideWhenUsed="0"/>
+    <w:lsdException w:name="index 4" w:semiHidden="0" w:uiPriority="0" w:unhideWhenUsed="0"/>
+    <w:lsdException w:name="index 5" w:semiHidden="0" w:uiPriority="0" w:unhideWhenUsed="0"/>
+    <w:lsdException w:name="index 6" w:semiHidden="0" w:uiPriority="0" w:unhideWhenUsed="0"/>
+    <w:lsdException w:name="index 7" w:semiHidden="0" w:uiPriority="0" w:unhideWhenUsed="0"/>
+    <w:lsdException w:name="index 8" w:semiHidden="0" w:uiPriority="0" w:unhideWhenUsed="0"/>
+    <w:lsdException w:name="index 9" w:semiHidden="0" w:uiPriority="0" w:unhideWhenUsed="0"/>
+    <w:lsdException w:name="toc 1" w:semiHidden="0" w:uiPriority="0" w:unhideWhenUsed="0" w:qFormat="1"/>
+    <w:lsdException w:name="toc 2" w:semiHidden="0" w:uiPriority="0" w:unhideWhenUsed="0" w:qFormat="1"/>
+    <w:lsdException w:name="toc 3" w:semiHidden="0" w:uiPriority="0" w:unhideWhenUsed="0" w:qFormat="1"/>
+    <w:lsdException w:name="toc 4" w:semiHidden="0" w:uiPriority="0" w:unhideWhenUsed="0"/>
+    <w:lsdException w:name="toc 5" w:semiHidden="0" w:uiPriority="0" w:unhideWhenUsed="0"/>
+    <w:lsdException w:name="toc 6" w:semiHidden="0" w:uiPriority="0" w:unhideWhenUsed="0"/>
+    <w:lsdException w:name="toc 7" w:semiHidden="0" w:uiPriority="0" w:unhideWhenUsed="0"/>
+    <w:lsdException w:name="toc 8" w:semiHidden="0" w:uiPriority="0" w:unhideWhenUsed="0"/>
+    <w:lsdException w:name="toc 9" w:semiHidden="0" w:uiPriority="0" w:unhideWhenUsed="0"/>
+    <w:lsdException w:name="Normal Indent" w:semiHidden="0" w:uiPriority="0" w:unhideWhenUsed="0"/>
+    <w:lsdException w:name="footnote text" w:semiHidden="0" w:uiPriority="0" w:unhideWhenUsed="0"/>
+    <w:lsdException w:name="annotation text" w:semiHidden="0" w:uiPriority="0" w:unhideWhenUsed="0" w:qFormat="1"/>
+    <w:lsdException w:name="header" w:semiHidden="0" w:uiPriority="0" w:unhideWhenUsed="0" w:qFormat="1"/>
+    <w:lsdException w:name="footer" w:semiHidden="0" w:uiPriority="0" w:unhideWhenUsed="0" w:qFormat="1"/>
+    <w:lsdException w:name="index heading" w:semiHidden="0" w:uiPriority="0" w:unhideWhenUsed="0"/>
+    <w:lsdException w:name="caption" w:uiPriority="0" w:qFormat="1"/>
+    <w:lsdException w:name="table of figures" w:semiHidden="0" w:uiPriority="0" w:unhideWhenUsed="0"/>
+    <w:lsdException w:name="envelope address" w:semiHidden="0" w:uiPriority="0" w:unhideWhenUsed="0"/>
+    <w:lsdException w:name="envelope return" w:semiHidden="0" w:uiPriority="0" w:unhideWhenUsed="0"/>
+    <w:lsdException w:name="footnote reference" w:semiHidden="0" w:uiPriority="0" w:unhideWhenUsed="0"/>
+    <w:lsdException w:name="annotation reference" w:semiHidden="0" w:uiPriority="0" w:unhideWhenUsed="0"/>
+    <w:lsdException w:name="line number" w:semiHidden="0" w:uiPriority="0" w:unhideWhenUsed="0"/>
+    <w:lsdException w:name="page number" w:semiHidden="0" w:uiPriority="0" w:unhideWhenUsed="0"/>
+    <w:lsdException w:name="endnote reference" w:semiHidden="0" w:uiPriority="0" w:unhideWhenUsed="0"/>
+    <w:lsdException w:name="endnote text" w:semiHidden="0" w:uiPriority="0" w:unhideWhenUsed="0"/>
+    <w:lsdException w:name="table of authorities" w:semiHidden="0" w:uiPriority="0" w:unhideWhenUsed="0"/>
+    <w:lsdException w:name="macro" w:semiHidden="0" w:uiPriority="0" w:unhideWhenUsed="0"/>
+    <w:lsdException w:name="toa heading" w:semiHidden="0" w:uiPriority="0" w:unhideWhenUsed="0"/>
+    <w:lsdException w:name="List" w:semiHidden="0" w:uiPriority="0" w:unhideWhenUsed="0"/>
+    <w:lsdException w:name="List Bullet" w:semiHidden="0" w:uiPriority="0" w:unhideWhenUsed="0"/>
+    <w:lsdException w:name="List Number" w:semiHidden="0" w:uiPriority="0" w:unhideWhenUsed="0"/>
+    <w:lsdException w:name="List 2" w:semiHidden="0" w:uiPriority="0" w:unhideWhenUsed="0"/>
+    <w:lsdException w:name="List 3" w:semiHidden="0" w:uiPriority="0" w:unhideWhenUsed="0"/>
+    <w:lsdException w:name="List 4" w:semiHidden="0" w:uiPriority="0" w:unhideWhenUsed="0"/>
+    <w:lsdException w:name="List 5" w:semiHidden="0" w:uiPriority="0" w:unhideWhenUsed="0"/>
+    <w:lsdException w:name="List Bullet 2" w:semiHidden="0" w:uiPriority="0" w:unhideWhenUsed="0"/>
+    <w:lsdException w:name="List Bullet 3" w:semiHidden="0" w:uiPriority="0" w:unhideWhenUsed="0"/>
+    <w:lsdException w:name="List Bullet 4" w:semiHidden="0" w:uiPriority="0" w:unhideWhenUsed="0"/>
+    <w:lsdException w:name="List Bullet 5" w:semiHidden="0" w:uiPriority="0" w:unhideWhenUsed="0"/>
+    <w:lsdException w:name="List Number 2" w:semiHidden="0" w:uiPriority="0" w:unhideWhenUsed="0"/>
+    <w:lsdException w:name="List Number 3" w:semiHidden="0" w:uiPriority="0" w:unhideWhenUsed="0"/>
+    <w:lsdException w:name="List Number 4" w:semiHidden="0" w:uiPriority="0" w:unhideWhenUsed="0"/>
+    <w:lsdException w:name="List Number 5" w:semiHidden="0" w:uiPriority="0" w:unhideWhenUsed="0"/>
+    <w:lsdException w:name="Title" w:semiHidden="0" w:uiPriority="0" w:unhideWhenUsed="0" w:qFormat="1"/>
+    <w:lsdException w:name="Closing" w:semiHidden="0" w:uiPriority="0" w:unhideWhenUsed="0"/>
+    <w:lsdException w:name="Signature" w:semiHidden="0" w:uiPriority="0" w:unhideWhenUsed="0"/>
+    <w:lsdException w:name="Default Paragraph Font" w:uiPriority="0" w:unhideWhenUsed="0" w:qFormat="1"/>
+    <w:lsdException w:name="Body Text" w:uiPriority="0" w:unhideWhenUsed="0" w:qFormat="1"/>
+    <w:lsdException w:name="Body Text Indent" w:semiHidden="0" w:uiPriority="0" w:unhideWhenUsed="0"/>
+    <w:lsdException w:name="List Continue" w:semiHidden="0" w:uiPriority="0" w:unhideWhenUsed="0"/>
+    <w:lsdException w:name="List Continue 2" w:semiHidden="0" w:uiPriority="0" w:unhideWhenUsed="0"/>
+    <w:lsdException w:name="List Continue 3" w:semiHidden="0" w:uiPriority="0" w:unhideWhenUsed="0"/>
+    <w:lsdException w:name="List Continue 4" w:semiHidden="0" w:uiPriority="0" w:unhideWhenUsed="0"/>
+    <w:lsdException w:name="List Continue 5" w:semiHidden="0" w:uiPriority="0" w:unhideWhenUsed="0"/>
+    <w:lsdException w:name="Message Header" w:semiHidden="0" w:uiPriority="0" w:unhideWhenUsed="0"/>
+    <w:lsdException w:name="Subtitle" w:semiHidden="0" w:uiPriority="0" w:unhideWhenUsed="0" w:qFormat="1"/>
+    <w:lsdException w:name="Salutation" w:semiHidden="0" w:uiPriority="0" w:unhideWhenUsed="0"/>
+    <w:lsdException w:name="Date" w:semiHidden="0" w:uiPriority="0" w:unhideWhenUsed="0"/>
+    <w:lsdException w:name="Body Text First Indent" w:semiHidden="0" w:uiPriority="0" w:unhideWhenUsed="0"/>
+    <w:lsdException w:name="Body Text First Indent 2" w:semiHidden="0" w:uiPriority="0" w:unhideWhenUsed="0"/>
+    <w:lsdException w:name="Body Text 2" w:semiHidden="0" w:uiPriority="0" w:unhideWhenUsed="0"/>
+    <w:lsdException w:name="Body Text 3" w:semiHidden="0" w:uiPriority="0" w:unhideWhenUsed="0"/>
+    <w:lsdException w:name="Body Text Indent 2" w:semiHidden="0" w:uiPriority="0" w:unhideWhenUsed="0"/>
+    <w:lsdException w:name="Body Text Indent 3" w:semiHidden="0" w:uiPriority="0" w:unhideWhenUsed="0"/>
+    <w:lsdException w:name="Block Text" w:semiHidden="0" w:uiPriority="0" w:unhideWhenUsed="0"/>
+    <w:lsdException w:name="Hyperlink" w:semiHidden="0" w:uiPriority="0" w:unhideWhenUsed="0"/>
+    <w:lsdException w:name="FollowedHyperlink" w:semiHidden="0" w:uiPriority="0" w:unhideWhenUsed="0"/>
+    <w:lsdException w:name="Strong" w:semiHidden="0" w:uiPriority="0" w:unhideWhenUsed="0" w:qFormat="1"/>
+    <w:lsdException w:name="Emphasis" w:semiHidden="0" w:uiPriority="0" w:unhideWhenUsed="0" w:qFormat="1"/>
+    <w:lsdException w:name="Document Map" w:semiHidden="0" w:uiPriority="0" w:unhideWhenUsed="0"/>
+    <w:lsdException w:name="Plain Text" w:semiHidden="0" w:uiPriority="0" w:unhideWhenUsed="0"/>
+    <w:lsdException w:name="E-mail Signature" w:semiHidden="0" w:uiPriority="0" w:unhideWhenUsed="0"/>
+    <w:lsdException w:name="Normal (Web)" w:semiHidden="0" w:uiPriority="0" w:unhideWhenUsed="0" w:qFormat="1"/>
+    <w:lsdException w:name="HTML Acronym" w:semiHidden="0" w:uiPriority="0" w:unhideWhenUsed="0"/>
+    <w:lsdException w:name="HTML Address" w:semiHidden="0" w:uiPriority="0" w:unhideWhenUsed="0"/>
+    <w:lsdException w:name="HTML Cite" w:semiHidden="0" w:uiPriority="0" w:unhideWhenUsed="0"/>
+    <w:lsdException w:name="HTML Code" w:semiHidden="0" w:uiPriority="0" w:unhideWhenUsed="0"/>
+    <w:lsdException w:name="HTML Definition" w:semiHidden="0" w:uiPriority="0" w:unhideWhenUsed="0"/>
+    <w:lsdException w:name="HTML Keyboard" w:semiHidden="0" w:uiPriority="0" w:unhideWhenUsed="0"/>
+    <w:lsdException w:name="HTML Preformatted" w:semiHidden="0" w:uiPriority="0" w:unhideWhenUsed="0"/>
+    <w:lsdException w:name="HTML Sample" w:semiHidden="0" w:uiPriority="0" w:unhideWhenUsed="0"/>
+    <w:lsdException w:name="HTML Typewriter" w:semiHidden="0" w:uiPriority="0" w:unhideWhenUsed="0"/>
+    <w:lsdException w:name="HTML Variable" w:semiHidden="0" w:uiPriority="0" w:unhideWhenUsed="0"/>
+    <w:lsdException w:name="Normal Table" w:uiPriority="0" w:unhideWhenUsed="0" w:qFormat="1"/>
+    <w:lsdException w:name="annotation subject" w:semiHidden="0" w:uiPriority="0" w:unhideWhenUsed="0"/>
+    <w:lsdException w:name="Table Simple 1" w:semiHidden="0" w:uiPriority="0" w:unhideWhenUsed="0"/>
+    <w:lsdException w:name="Table Simple 2" w:semiHidden="0" w:uiPriority="0" w:unhideWhenUsed="0"/>
+    <w:lsdException w:name="Table Simple 3" w:semiHidden="0" w:uiPriority="0" w:unhideWhenUsed="0"/>
+    <w:lsdException w:name="Table Classic 1" w:semiHidden="0" w:uiPriority="0" w:unhideWhenUsed="0"/>
+    <w:lsdException w:name="Table Classic 2" w:semiHidden="0" w:uiPriority="0" w:unhideWhenUsed="0"/>
+    <w:lsdException w:name="Table Classic 3" w:semiHidden="0" w:uiPriority="0" w:unhideWhenUsed="0"/>
+    <w:lsdException w:name="Table Classic 4" w:semiHidden="0" w:uiPriority="0" w:unhideWhenUsed="0"/>
+    <w:lsdException w:name="Table Colorful 1" w:semiHidden="0" w:uiPriority="0" w:unhideWhenUsed="0"/>
+    <w:lsdException w:name="Table Colorful 2" w:semiHidden="0" w:uiPriority="0" w:unhideWhenUsed="0"/>
+    <w:lsdException w:name="Table Colorful 3" w:semiHidden="0" w:uiPriority="0" w:unhideWhenUsed="0"/>
+    <w:lsdException w:name="Table Columns 1" w:semiHidden="0" w:uiPriority="0" w:unhideWhenUsed="0"/>
+    <w:lsdException w:name="Table Columns 2" w:semiHidden="0" w:uiPriority="0" w:unhideWhenUsed="0"/>
+    <w:lsdException w:name="Table Columns 3" w:semiHidden="0" w:uiPriority="0" w:unhideWhenUsed="0"/>
+    <w:lsdException w:name="Table Columns 4" w:semiHidden="0" w:uiPriority="0" w:unhideWhenUsed="0"/>
+    <w:lsdException w:name="Table Columns 5" w:semiHidden="0" w:uiPriority="0" w:unhideWhenUsed="0"/>
+    <w:lsdException w:name="Table Grid 1" w:semiHidden="0" w:uiPriority="0" w:unhideWhenUsed="0"/>
+    <w:lsdException w:name="Table Grid 2" w:semiHidden="0" w:uiPriority="0" w:unhideWhenUsed="0"/>
+    <w:lsdException w:name="Table Grid 3" w:semiHidden="0" w:uiPriority="0" w:unhideWhenUsed="0"/>
+    <w:lsdException w:name="Table Grid 4" w:semiHidden="0" w:uiPriority="0" w:unhideWhenUsed="0"/>
+    <w:lsdException w:name="Table Grid 5" w:semiHidden="0" w:uiPriority="0" w:unhideWhenUsed="0"/>
+    <w:lsdException w:name="Table Grid 6" w:semiHidden="0" w:uiPriority="0" w:unhideWhenUsed="0"/>
+    <w:lsdException w:name="Table Grid 7" w:semiHidden="0" w:uiPriority="0" w:unhideWhenUsed="0"/>
+    <w:lsdException w:name="Table Grid 8" w:semiHidden="0" w:uiPriority="0" w:unhideWhenUsed="0"/>
+    <w:lsdException w:name="Table List 1" w:semiHidden="0" w:uiPriority="0" w:unhideWhenUsed="0"/>
+    <w:lsdException w:name="Table List 2" w:semiHidden="0" w:uiPriority="0" w:unhideWhenUsed="0"/>
+    <w:lsdException w:name="Table List 3" w:semiHidden="0" w:uiPriority="0" w:unhideWhenUsed="0"/>
+    <w:lsdException w:name="Table List 4" w:semiHidden="0" w:uiPriority="0" w:unhideWhenUsed="0"/>
+    <w:lsdException w:name="Table List 5" w:semiHidden="0" w:uiPriority="0" w:unhideWhenUsed="0"/>
+    <w:lsdException w:name="Table List 6" w:semiHidden="0" w:uiPriority="0" w:unhideWhenUsed="0"/>
+    <w:lsdException w:name="Table List 7" w:semiHidden="0" w:uiPriority="0" w:unhideWhenUsed="0"/>
+    <w:lsdException w:name="Table List 8" w:semiHidden="0" w:uiPriority="0" w:unhideWhenUsed="0"/>
+    <w:lsdException w:name="Table 3D effects 1" w:semiHidden="0" w:uiPriority="0" w:unhideWhenUsed="0"/>
+    <w:lsdException w:name="Table 3D effects 2" w:semiHidden="0" w:uiPriority="0" w:unhideWhenUsed="0"/>
+    <w:lsdException w:name="Table 3D effects 3" w:semiHidden="0" w:uiPriority="0" w:unhideWhenUsed="0"/>
+    <w:lsdException w:name="Table Contemporary" w:semiHidden="0" w:uiPriority="0" w:unhideWhenUsed="0"/>
+    <w:lsdException w:name="Table Elegant" w:semiHidden="0" w:uiPriority="0" w:unhideWhenUsed="0"/>
+    <w:lsdException w:name="Table Professional" w:semiHidden="0" w:uiPriority="0" w:unhideWhenUsed="0"/>
+    <w:lsdException w:name="Table Subtle 1" w:semiHidden="0" w:uiPriority="0" w:unhideWhenUsed="0"/>
+    <w:lsdException w:name="Table Subtle 2" w:semiHidden="0" w:uiPriority="0" w:unhideWhenUsed="0"/>
+    <w:lsdException w:name="Table Web 1" w:semiHidden="0" w:uiPriority="0" w:unhideWhenUsed="0"/>
+    <w:lsdException w:name="Table Web 2" w:semiHidden="0" w:uiPriority="0" w:unhideWhenUsed="0"/>
+    <w:lsdException w:name="Table Web 3" w:semiHidden="0" w:uiPriority="0" w:unhideWhenUsed="0"/>
+    <w:lsdException w:name="Balloon Text" w:semiHidden="0" w:uiPriority="0" w:unhideWhenUsed="0"/>
+    <w:lsdException w:name="Table Grid" w:semiHidden="0" w:uiPriority="0" w:unhideWhenUsed="0" w:qFormat="1"/>
+    <w:lsdException w:name="Table Theme" w:semiHidden="0" w:uiPriority="0" w:unhideWhenUsed="0"/>
+    <w:lsdException w:name="Light Shading" w:semiHidden="0" w:uiPriority="60" w:unhideWhenUsed="0"/>
+    <w:lsdException w:name="Light List" w:semiHidden="0" w:uiPriority="61" w:unhideWhenUsed="0"/>
+    <w:lsdException w:name="Light Grid" w:semiHidden="0" w:uiPriority="62" w:unhideWhenUsed="0"/>
+    <w:lsdException w:name="Medium Shading 1" w:semiHidden="0" w:uiPriority="63" w:unhideWhenUsed="0"/>
+    <w:lsdException w:name="Medium Shading 2" w:semiHidden="0" w:uiPriority="64" w:unhideWhenUsed="0"/>
+    <w:lsdException w:name="Medium List 1" w:semiHidden="0" w:uiPriority="65" w:unhideWhenUsed="0"/>
+    <w:lsdException w:name="Medium List 2" w:semiHidden="0" w:uiPriority="66" w:unhideWhenUsed="0"/>
+    <w:lsdException w:name="Medium Grid 1" w:semiHidden="0" w:uiPriority="67" w:unhideWhenUsed="0"/>
+    <w:lsdException w:name="Medium Grid 2" w:semiHidden="0" w:uiPriority="68" w:unhideWhenUsed="0"/>
+    <w:lsdException w:name="Medium Grid 3" w:semiHidden="0" w:uiPriority="69" w:unhideWhenUsed="0"/>
+    <w:lsdException w:name="Dark List" w:semiHidden="0" w:uiPriority="70" w:unhideWhenUsed="0"/>
+    <w:lsdException w:name="Colorful Shading" w:semiHidden="0" w:uiPriority="71" w:unhideWhenUsed="0"/>
+    <w:lsdException w:name="Colorful List" w:semiHidden="0" w:uiPriority="72" w:unhideWhenUsed="0"/>
+    <w:lsdException w:name="Colorful Grid" w:semiHidden="0" w:uiPriority="73" w:unhideWhenUsed="0"/>
+    <w:lsdException w:name="Light Shading Accent 1" w:semiHidden="0" w:uiPriority="60" w:unhideWhenUsed="0"/>
+    <w:lsdException w:name="Light List Accent 1" w:semiHidden="0" w:uiPriority="61" w:unhideWhenUsed="0"/>
+    <w:lsdException w:name="Light Grid Accent 1" w:semiHidden="0" w:uiPriority="62" w:unhideWhenUsed="0"/>
+    <w:lsdException w:name="Medium Shading 1 Accent 1" w:semiHidden="0" w:uiPriority="63" w:unhideWhenUsed="0"/>
+    <w:lsdException w:name="Medium Shading 2 Accent 1" w:semiHidden="0" w:uiPriority="64" w:unhideWhenUsed="0"/>
+    <w:lsdException w:name="Medium List 1 Accent 1" w:semiHidden="0" w:uiPriority="65" w:unhideWhenUsed="0"/>
+    <w:lsdException w:name="Medium List 2 Accent 1" w:semiHidden="0" w:uiPriority="66" w:unhideWhenUsed="0"/>
+    <w:lsdException w:name="Medium Grid 1 Accent 1" w:semiHidden="0" w:uiPriority="67" w:unhideWhenUsed="0"/>
+    <w:lsdException w:name="Medium Grid 2 Accent 1" w:semiHidden="0" w:uiPriority="68" w:unhideWhenUsed="0"/>
+    <w:lsdException w:name="Medium Grid 3 Accent 1" w:semiHidden="0" w:uiPriority="69" w:unhideWhenUsed="0"/>
+    <w:lsdException w:name="Dark List Accent 1" w:semiHidden="0" w:uiPriority="70" w:unhideWhenUsed="0"/>
+    <w:lsdException w:name="Colorful Shading Accent 1" w:semiHidden="0" w:uiPriority="71" w:unhideWhenUsed="0"/>
+    <w:lsdException w:name="Colorful List Accent 1" w:semiHidden="0" w:uiPriority="72" w:unhideWhenUsed="0"/>
+    <w:lsdException w:name="Colorful Grid Accent 1" w:semiHidden="0" w:uiPriority="73" w:unhideWhenUsed="0"/>
+    <w:lsdException w:name="Light Shading Accent 2" w:semiHidden="0" w:uiPriority="60" w:unhideWhenUsed="0"/>
+    <w:lsdException w:name="Light List Accent 2" w:semiHidden="0" w:uiPriority="61" w:unhideWhenUsed="0"/>
+    <w:lsdException w:name="Light Grid Accent 2" w:semiHidden="0" w:uiPriority="62" w:unhideWhenUsed="0"/>
+    <w:lsdException w:name="Medium Shading 1 Accent 2" w:semiHidden="0" w:uiPriority="63" w:unhideWhenUsed="0"/>
+    <w:lsdException w:name="Medium Shading 2 Accent 2" w:semiHidden="0" w:uiPriority="64" w:unhideWhenUsed="0"/>
+    <w:lsdException w:name="Medium List 1 Accent 2" w:semiHidden="0" w:uiPriority="65" w:unhideWhenUsed="0"/>
+    <w:lsdException w:name="Medium List 2 Accent 2" w:semiHidden="0" w:uiPriority="66" w:unhideWhenUsed="0"/>
+    <w:lsdException w:name="Medium Grid 1 Accent 2" w:semiHidden="0" w:uiPriority="67" w:unhideWhenUsed="0"/>
+    <w:lsdException w:name="Medium Grid 2 Accent 2" w:semiHidden="0" w:uiPriority="68" w:unhideWhenUsed="0"/>
+    <w:lsdException w:name="Medium Grid 3 Accent 2" w:semiHidden="0" w:uiPriority="69" w:unhideWhenUsed="0"/>
+    <w:lsdException w:name="Dark List Accent 2" w:semiHidden="0" w:uiPriority="70" w:unhideWhenUsed="0"/>
+    <w:lsdException w:name="Colorful Shading Accent 2" w:semiHidden="0" w:uiPriority="71" w:unhideWhenUsed="0"/>
+    <w:lsdException w:name="Colorful List Accent 2" w:semiHidden="0" w:uiPriority="72" w:unhideWhenUsed="0"/>
+    <w:lsdException w:name="Colorful Grid Accent 2" w:semiHidden="0" w:uiPriority="73" w:unhideWhenUsed="0"/>
+    <w:lsdException w:name="Light Shading Accent 3" w:semiHidden="0" w:uiPriority="60" w:unhideWhenUsed="0"/>
+    <w:lsdException w:name="Light List Accent 3" w:semiHidden="0" w:uiPriority="61" w:unhideWhenUsed="0"/>
+    <w:lsdException w:name="Light Grid Accent 3" w:semiHidden="0" w:uiPriority="62" w:unhideWhenUsed="0"/>
+    <w:lsdException w:name="Medium Shading 1 Accent 3" w:semiHidden="0" w:uiPriority="63" w:unhideWhenUsed="0"/>
+    <w:lsdException w:name="Medium Shading 2 Accent 3" w:semiHidden="0" w:uiPriority="64" w:unhideWhenUsed="0"/>
+    <w:lsdException w:name="Medium List 1 Accent 3" w:semiHidden="0" w:uiPriority="65" w:unhideWhenUsed="0"/>
+    <w:lsdException w:name="Medium List 2 Accent 3" w:semiHidden="0" w:uiPriority="66" w:unhideWhenUsed="0"/>
+    <w:lsdException w:name="Medium Grid 1 Accent 3" w:semiHidden="0" w:uiPriority="67" w:unhideWhenUsed="0"/>
+    <w:lsdException w:name="Medium Grid 2 Accent 3" w:semiHidden="0" w:uiPriority="68" w:unhideWhenUsed="0"/>
+    <w:lsdException w:name="Medium Grid 3 Accent 3" w:semiHidden="0" w:uiPriority="69" w:unhideWhenUsed="0"/>
+    <w:lsdException w:name="Dark List Accent 3" w:semiHidden="0" w:uiPriority="70" w:unhideWhenUsed="0"/>
+    <w:lsdException w:name="Colorful Shading Accent 3" w:semiHidden="0" w:uiPriority="71" w:unhideWhenUsed="0"/>
+    <w:lsdException w:name="Colorful List Accent 3" w:semiHidden="0" w:uiPriority="72" w:unhideWhenUsed="0"/>
+    <w:lsdException w:name="Colorful Grid Accent 3" w:semiHidden="0" w:uiPriority="73" w:unhideWhenUsed="0"/>
+    <w:lsdException w:name="Light Shading Accent 4" w:semiHidden="0" w:uiPriority="60" w:unhideWhenUsed="0"/>
+    <w:lsdException w:name="Light List Accent 4" w:semiHidden="0" w:uiPriority="61" w:unhideWhenUsed="0"/>
+    <w:lsdException w:name="Light Grid Accent 4" w:semiHidden="0" w:uiPriority="62" w:unhideWhenUsed="0"/>
+    <w:lsdException w:name="Medium Shading 1 Accent 4" w:semiHidden="0" w:uiPriority="63" w:unhideWhenUsed="0"/>
+    <w:lsdException w:name="Medium Shading 2 Accent 4" w:semiHidden="0" w:uiPriority="64" w:unhideWhenUsed="0"/>
+    <w:lsdException w:name="Medium List 1 Accent 4" w:semiHidden="0" w:uiPriority="65" w:unhideWhenUsed="0"/>
+    <w:lsdException w:name="Medium List 2 Accent 4" w:semiHidden="0" w:uiPriority="66" w:unhideWhenUsed="0"/>
+    <w:lsdException w:name="Medium Grid 1 Accent 4" w:semiHidden="0" w:uiPriority="67" w:unhideWhenUsed="0"/>
+    <w:lsdException w:name="Medium Grid 2 Accent 4" w:semiHidden="0" w:uiPriority="68" w:unhideWhenUsed="0"/>
+    <w:lsdException w:name="Medium Grid 3 Accent 4" w:semiHidden="0" w:uiPriority="69" w:unhideWhenUsed="0"/>
+    <w:lsdException w:name="Dark List Accent 4" w:semiHidden="0" w:uiPriority="70" w:unhideWhenUsed="0"/>
+    <w:lsdException w:name="Colorful Shading Accent 4" w:semiHidden="0" w:uiPriority="71" w:unhideWhenUsed="0"/>
+    <w:lsdException w:name="Colorful List Accent 4" w:semiHidden="0" w:uiPriority="72" w:unhideWhenUsed="0"/>
+    <w:lsdException w:name="Colorful Grid Accent 4" w:semiHidden="0" w:uiPriority="73" w:unhideWhenUsed="0"/>
+    <w:lsdException w:name="Light Shading Accent 5" w:semiHidden="0" w:uiPriority="60" w:unhideWhenUsed="0"/>
+    <w:lsdException w:name="Light List Accent 5" w:semiHidden="0" w:uiPriority="61" w:unhideWhenUsed="0"/>
+    <w:lsdException w:name="Light Grid Accent 5" w:semiHidden="0" w:uiPriority="62" w:unhideWhenUsed="0"/>
+    <w:lsdException w:name="Medium Shading 1 Accent 5" w:semiHidden="0" w:uiPriority="63" w:unhideWhenUsed="0"/>
+    <w:lsdException w:name="Medium Shading 2 Accent 5" w:semiHidden="0" w:uiPriority="64" w:unhideWhenUsed="0"/>
+    <w:lsdException w:name="Medium List 1 Accent 5" w:semiHidden="0" w:uiPriority="65" w:unhideWhenUsed="0"/>
+    <w:lsdException w:name="Medium List 2 Accent 5" w:semiHidden="0" w:uiPriority="66" w:unhideWhenUsed="0"/>
+    <w:lsdException w:name="Medium Grid 1 Accent 5" w:semiHidden="0" w:uiPriority="67" w:unhideWhenUsed="0"/>
+    <w:lsdException w:name="Medium Grid 2 Accent 5" w:semiHidden="0" w:uiPriority="68" w:unhideWhenUsed="0"/>
+    <w:lsdException w:name="Medium Grid 3 Accent 5" w:semiHidden="0" w:uiPriority="69" w:unhideWhenUsed="0"/>
+    <w:lsdException w:name="Dark List Accent 5" w:semiHidden="0" w:uiPriority="70" w:unhideWhenUsed="0"/>
+    <w:lsdException w:name="Colorful Shading Accent 5" w:semiHidden="0" w:uiPriority="71" w:unhideWhenUsed="0"/>
+    <w:lsdException w:name="Colorful List Accent 5" w:semiHidden="0" w:uiPriority="72" w:unhideWhenUsed="0"/>
+    <w:lsdException w:name="Colorful Grid Accent 5" w:semiHidden="0" w:uiPriority="73" w:unhideWhenUsed="0"/>
+    <w:lsdException w:name="Light Shading Accent 6" w:semiHidden="0" w:uiPriority="60" w:unhideWhenUsed="0"/>
+    <w:lsdException w:name="Light List Accent 6" w:semiHidden="0" w:uiPriority="61" w:unhideWhenUsed="0"/>
+    <w:lsdException w:name="Light Grid Accent 6" w:semiHidden="0" w:uiPriority="62" w:unhideWhenUsed="0"/>
+    <w:lsdException w:name="Medium Shading 1 Accent 6" w:semiHidden="0" w:uiPriority="63" w:unhideWhenUsed="0"/>
+    <w:lsdException w:name="Medium Shading 2 Accent 6" w:semiHidden="0" w:uiPriority="64" w:unhideWhenUsed="0"/>
+    <w:lsdException w:name="Medium List 1 Accent 6" w:semiHidden="0" w:uiPriority="65" w:unhideWhenUsed="0"/>
+    <w:lsdException w:name="Medium List 2 Accent 6" w:semiHidden="0" w:uiPriority="66" w:unhideWhenUsed="0"/>
+    <w:lsdException w:name="Medium Grid 1 Accent 6" w:semiHidden="0" w:uiPriority="67" w:unhideWhenUsed="0"/>
+    <w:lsdException w:name="Medium Grid 2 Accent 6" w:semiHidden="0" w:uiPriority="68" w:unhideWhenUsed="0"/>
+    <w:lsdException w:name="Medium Grid 3 Accent 6" w:semiHidden="0" w:uiPriority="69" w:unhideWhenUsed="0"/>
+    <w:lsdException w:name="Dark List Accent 6" w:semiHidden="0" w:uiPriority="70" w:unhideWhenUsed="0"/>
+    <w:lsdException w:name="Colorful Shading Accent 6" w:semiHidden="0" w:uiPriority="71" w:unhideWhenUsed="0"/>
+    <w:lsdException w:name="Colorful List Accent 6" w:semiHidden="0" w:uiPriority="72" w:unhideWhenUsed="0"/>
+    <w:lsdException w:name="Colorful Grid Accent 6" w:semiHidden="0" w:uiPriority="73" w:unhideWhenUsed="0"/>
   </w:latentStyles>
-  <w:style w:type="paragraph" w:default="1" w:styleId="1">
+  <w:style w:type="paragraph" w:default="1" w:styleId="Normal">
     <w:name w:val="Normal"/>
     <w:qFormat/>
-    <w:uiPriority w:val="0"/>
     <w:pPr>
       <w:kinsoku w:val="0"/>
       <w:autoSpaceDE w:val="0"/>
@@ -3329,7 +3240,7 @@
       <w:textAlignment w:val="baseline"/>
     </w:pPr>
     <w:rPr>
-      <w:rFonts w:ascii="Arial" w:hAnsi="Arial" w:eastAsia="宋体" w:cs="Arial"/>
+      <w:rFonts w:ascii="Arial" w:eastAsia="宋体" w:hAnsi="Arial" w:cs="Arial"/>
       <w:snapToGrid w:val="0"/>
       <w:color w:val="000000"/>
       <w:kern w:val="0"/>
@@ -3338,12 +3249,11 @@
       <w:lang w:val="en-US" w:eastAsia="en-US" w:bidi="ar-SA"/>
     </w:rPr>
   </w:style>
-  <w:style w:type="paragraph" w:styleId="2">
+  <w:style w:type="paragraph" w:styleId="Heading1">
     <w:name w:val="heading 1"/>
-    <w:basedOn w:val="1"/>
-    <w:next w:val="1"/>
-    <w:qFormat/>
-    <w:uiPriority w:val="0"/>
+    <w:basedOn w:val="Normal"/>
+    <w:next w:val="Normal"/>
+    <w:qFormat/>
     <w:pPr>
       <w:keepNext/>
       <w:keepLines/>
@@ -3361,13 +3271,12 @@
       <w:sz w:val="44"/>
     </w:rPr>
   </w:style>
-  <w:style w:type="paragraph" w:styleId="3">
+  <w:style w:type="paragraph" w:styleId="Heading2">
     <w:name w:val="heading 2"/>
-    <w:basedOn w:val="1"/>
-    <w:next w:val="1"/>
+    <w:basedOn w:val="Normal"/>
+    <w:next w:val="Normal"/>
     <w:unhideWhenUsed/>
     <w:qFormat/>
-    <w:uiPriority w:val="0"/>
     <w:pPr>
       <w:keepNext/>
       <w:keepLines/>
@@ -3380,19 +3289,18 @@
       <w:outlineLvl w:val="1"/>
     </w:pPr>
     <w:rPr>
-      <w:rFonts w:ascii="Arial" w:hAnsi="Arial" w:eastAsia="黑体"/>
+      <w:rFonts w:ascii="Arial" w:eastAsia="黑体" w:hAnsi="Arial"/>
       <w:b/>
       <w:sz w:val="32"/>
     </w:rPr>
   </w:style>
-  <w:style w:type="paragraph" w:styleId="4">
+  <w:style w:type="paragraph" w:styleId="Heading3">
     <w:name w:val="heading 3"/>
-    <w:basedOn w:val="1"/>
-    <w:next w:val="1"/>
+    <w:basedOn w:val="Normal"/>
+    <w:next w:val="Normal"/>
     <w:semiHidden/>
     <w:unhideWhenUsed/>
     <w:qFormat/>
-    <w:uiPriority w:val="0"/>
     <w:pPr>
       <w:keepNext/>
       <w:keepLines/>
@@ -3409,13 +3317,12 @@
       <w:sz w:val="32"/>
     </w:rPr>
   </w:style>
-  <w:style w:type="paragraph" w:styleId="5">
+  <w:style w:type="paragraph" w:styleId="Heading4">
     <w:name w:val="heading 4"/>
-    <w:basedOn w:val="1"/>
-    <w:next w:val="1"/>
+    <w:basedOn w:val="Normal"/>
+    <w:next w:val="Normal"/>
     <w:unhideWhenUsed/>
     <w:qFormat/>
-    <w:uiPriority w:val="0"/>
     <w:pPr>
       <w:keepNext/>
       <w:keepLines/>
@@ -3428,19 +3335,18 @@
       <w:outlineLvl w:val="3"/>
     </w:pPr>
     <w:rPr>
-      <w:rFonts w:ascii="Arial" w:hAnsi="Arial" w:eastAsia="黑体"/>
+      <w:rFonts w:ascii="Arial" w:eastAsia="黑体" w:hAnsi="Arial"/>
       <w:b/>
       <w:sz w:val="28"/>
     </w:rPr>
   </w:style>
-  <w:style w:type="paragraph" w:styleId="6">
+  <w:style w:type="paragraph" w:styleId="Heading5">
     <w:name w:val="heading 5"/>
-    <w:basedOn w:val="1"/>
-    <w:next w:val="1"/>
+    <w:basedOn w:val="Normal"/>
+    <w:next w:val="Normal"/>
     <w:semiHidden/>
     <w:unhideWhenUsed/>
     <w:qFormat/>
-    <w:uiPriority w:val="0"/>
     <w:pPr>
       <w:keepNext/>
       <w:keepLines/>
@@ -3457,14 +3363,13 @@
       <w:sz w:val="28"/>
     </w:rPr>
   </w:style>
-  <w:style w:type="paragraph" w:styleId="7">
+  <w:style w:type="paragraph" w:styleId="Heading6">
     <w:name w:val="heading 6"/>
-    <w:basedOn w:val="1"/>
-    <w:next w:val="1"/>
+    <w:basedOn w:val="Normal"/>
+    <w:next w:val="Normal"/>
     <w:semiHidden/>
     <w:unhideWhenUsed/>
     <w:qFormat/>
-    <w:uiPriority w:val="0"/>
     <w:pPr>
       <w:keepNext/>
       <w:keepLines/>
@@ -3477,19 +3382,18 @@
       <w:outlineLvl w:val="5"/>
     </w:pPr>
     <w:rPr>
-      <w:rFonts w:ascii="Arial" w:hAnsi="Arial" w:eastAsia="黑体"/>
+      <w:rFonts w:ascii="Arial" w:eastAsia="黑体" w:hAnsi="Arial"/>
       <w:b/>
       <w:sz w:val="24"/>
     </w:rPr>
   </w:style>
-  <w:style w:type="paragraph" w:styleId="8">
+  <w:style w:type="paragraph" w:styleId="Heading7">
     <w:name w:val="heading 7"/>
-    <w:basedOn w:val="1"/>
-    <w:next w:val="1"/>
+    <w:basedOn w:val="Normal"/>
+    <w:next w:val="Normal"/>
     <w:semiHidden/>
     <w:unhideWhenUsed/>
     <w:qFormat/>
-    <w:uiPriority w:val="0"/>
     <w:pPr>
       <w:keepNext/>
       <w:keepLines/>
@@ -3506,14 +3410,13 @@
       <w:sz w:val="24"/>
     </w:rPr>
   </w:style>
-  <w:style w:type="paragraph" w:styleId="9">
+  <w:style w:type="paragraph" w:styleId="Heading8">
     <w:name w:val="heading 8"/>
-    <w:basedOn w:val="1"/>
-    <w:next w:val="1"/>
+    <w:basedOn w:val="Normal"/>
+    <w:next w:val="Normal"/>
     <w:semiHidden/>
     <w:unhideWhenUsed/>
     <w:qFormat/>
-    <w:uiPriority w:val="0"/>
     <w:pPr>
       <w:keepNext/>
       <w:keepLines/>
@@ -3526,18 +3429,17 @@
       <w:outlineLvl w:val="7"/>
     </w:pPr>
     <w:rPr>
-      <w:rFonts w:ascii="Arial" w:hAnsi="Arial" w:eastAsia="黑体"/>
+      <w:rFonts w:ascii="Arial" w:eastAsia="黑体" w:hAnsi="Arial"/>
       <w:sz w:val="24"/>
     </w:rPr>
   </w:style>
-  <w:style w:type="paragraph" w:styleId="10">
+  <w:style w:type="paragraph" w:styleId="Heading9">
     <w:name w:val="heading 9"/>
-    <w:basedOn w:val="1"/>
-    <w:next w:val="1"/>
+    <w:basedOn w:val="Normal"/>
+    <w:next w:val="Normal"/>
     <w:semiHidden/>
     <w:unhideWhenUsed/>
     <w:qFormat/>
-    <w:uiPriority w:val="0"/>
     <w:pPr>
       <w:keepNext/>
       <w:keepLines/>
@@ -3550,21 +3452,19 @@
       <w:outlineLvl w:val="8"/>
     </w:pPr>
     <w:rPr>
-      <w:rFonts w:ascii="Arial" w:hAnsi="Arial" w:eastAsia="黑体"/>
+      <w:rFonts w:ascii="Arial" w:eastAsia="黑体" w:hAnsi="Arial"/>
       <w:sz w:val="21"/>
     </w:rPr>
   </w:style>
-  <w:style w:type="character" w:default="1" w:styleId="22">
+  <w:style w:type="character" w:default="1" w:styleId="DefaultParagraphFont">
     <w:name w:val="Default Paragraph Font"/>
     <w:semiHidden/>
     <w:qFormat/>
-    <w:uiPriority w:val="0"/>
-  </w:style>
-  <w:style w:type="table" w:default="1" w:styleId="20">
+  </w:style>
+  <w:style w:type="table" w:default="1" w:styleId="TableNormal">
     <w:name w:val="Normal Table"/>
     <w:semiHidden/>
     <w:qFormat/>
-    <w:uiPriority w:val="0"/>
     <w:tblPr>
       <w:tblCellMar>
         <w:top w:w="0" w:type="dxa"/>
@@ -3574,43 +3474,39 @@
       </w:tblCellMar>
     </w:tblPr>
   </w:style>
-  <w:style w:type="paragraph" w:styleId="11">
+  <w:style w:type="paragraph" w:styleId="CommentText">
     <w:name w:val="annotation text"/>
-    <w:basedOn w:val="1"/>
-    <w:qFormat/>
-    <w:uiPriority w:val="0"/>
+    <w:basedOn w:val="Normal"/>
+    <w:qFormat/>
     <w:pPr>
       <w:jc w:val="left"/>
     </w:pPr>
   </w:style>
-  <w:style w:type="paragraph" w:styleId="12">
+  <w:style w:type="paragraph" w:styleId="BodyText">
     <w:name w:val="Body Text"/>
-    <w:basedOn w:val="1"/>
+    <w:basedOn w:val="Normal"/>
     <w:semiHidden/>
     <w:qFormat/>
-    <w:uiPriority w:val="0"/>
     <w:rPr>
-      <w:rFonts w:ascii="Arial" w:hAnsi="Arial" w:eastAsia="Arial" w:cs="Arial"/>
+      <w:rFonts w:ascii="Arial" w:eastAsia="Arial" w:hAnsi="Arial" w:cs="Arial"/>
       <w:sz w:val="21"/>
       <w:szCs w:val="21"/>
       <w:lang w:val="en-US" w:eastAsia="en-US" w:bidi="ar-SA"/>
     </w:rPr>
   </w:style>
-  <w:style w:type="paragraph" w:styleId="13">
+  <w:style w:type="paragraph" w:styleId="TOC3">
     <w:name w:val="toc 3"/>
-    <w:basedOn w:val="1"/>
-    <w:next w:val="1"/>
-    <w:qFormat/>
-    <w:uiPriority w:val="0"/>
+    <w:basedOn w:val="Normal"/>
+    <w:next w:val="Normal"/>
+    <w:qFormat/>
     <w:pPr>
       <w:ind w:left="840" w:leftChars="400"/>
     </w:pPr>
   </w:style>
-  <w:style w:type="paragraph" w:styleId="14">
+  <w:style w:type="paragraph" w:styleId="Footer">
     <w:name w:val="footer"/>
-    <w:basedOn w:val="1"/>
-    <w:qFormat/>
-    <w:uiPriority w:val="0"/>
+    <w:basedOn w:val="Normal"/>
+    <w:qFormat/>
     <w:pPr>
       <w:tabs>
         <w:tab w:val="center" w:pos="4153"/>
@@ -3623,17 +3519,16 @@
       <w:sz w:val="18"/>
     </w:rPr>
   </w:style>
-  <w:style w:type="paragraph" w:styleId="15">
+  <w:style w:type="paragraph" w:styleId="Header">
     <w:name w:val="header"/>
-    <w:basedOn w:val="1"/>
-    <w:qFormat/>
-    <w:uiPriority w:val="0"/>
+    <w:basedOn w:val="Normal"/>
+    <w:qFormat/>
     <w:pPr>
       <w:pBdr>
-        <w:top w:val="none" w:color="auto" w:sz="0" w:space="1"/>
-        <w:left w:val="none" w:color="auto" w:sz="0" w:space="4"/>
-        <w:bottom w:val="none" w:color="auto" w:sz="0" w:space="1"/>
-        <w:right w:val="none" w:color="auto" w:sz="0" w:space="4"/>
+        <w:top w:val="nil"/>
+        <w:left w:val="nil"/>
+        <w:bottom w:val="nil"/>
+        <w:right w:val="nil"/>
       </w:pBdr>
       <w:tabs>
         <w:tab w:val="center" w:pos="4153"/>
@@ -3648,41 +3543,37 @@
       <w:sz w:val="18"/>
     </w:rPr>
   </w:style>
-  <w:style w:type="paragraph" w:styleId="16">
+  <w:style w:type="paragraph" w:styleId="TOC1">
     <w:name w:val="toc 1"/>
-    <w:basedOn w:val="1"/>
-    <w:next w:val="1"/>
-    <w:qFormat/>
-    <w:uiPriority w:val="0"/>
+    <w:basedOn w:val="Normal"/>
+    <w:next w:val="Normal"/>
+    <w:qFormat/>
     <w:rPr>
-      <w:rFonts w:ascii="Arial" w:hAnsi="Arial" w:eastAsia="Microsoft JhengHei"/>
+      <w:rFonts w:ascii="Arial" w:eastAsia="Microsoft JhengHei" w:hAnsi="Arial"/>
       <w:sz w:val="24"/>
     </w:rPr>
   </w:style>
-  <w:style w:type="paragraph" w:styleId="17">
+  <w:style w:type="paragraph" w:styleId="TOC2">
     <w:name w:val="toc 2"/>
-    <w:basedOn w:val="1"/>
-    <w:next w:val="1"/>
-    <w:qFormat/>
-    <w:uiPriority w:val="0"/>
+    <w:basedOn w:val="Normal"/>
+    <w:next w:val="Normal"/>
+    <w:qFormat/>
     <w:pPr>
       <w:ind w:left="420" w:leftChars="200"/>
     </w:pPr>
   </w:style>
-  <w:style w:type="paragraph" w:styleId="18">
+  <w:style w:type="paragraph" w:styleId="NormalWeb">
     <w:name w:val="Normal (Web)"/>
-    <w:basedOn w:val="1"/>
-    <w:qFormat/>
-    <w:uiPriority w:val="0"/>
+    <w:basedOn w:val="Normal"/>
+    <w:qFormat/>
     <w:rPr>
       <w:sz w:val="24"/>
     </w:rPr>
   </w:style>
-  <w:style w:type="paragraph" w:styleId="19">
+  <w:style w:type="paragraph" w:styleId="Title">
     <w:name w:val="Title"/>
-    <w:basedOn w:val="1"/>
-    <w:qFormat/>
-    <w:uiPriority w:val="0"/>
+    <w:basedOn w:val="Normal"/>
+    <w:qFormat/>
     <w:pPr>
       <w:spacing w:before="240" w:beforeLines="0" w:beforeAutospacing="0" w:after="60" w:afterLines="0" w:afterAutospacing="0"/>
       <w:jc w:val="center"/>
@@ -3694,41 +3585,38 @@
       <w:sz w:val="32"/>
     </w:rPr>
   </w:style>
-  <w:style w:type="table" w:styleId="21">
+  <w:style w:type="table" w:styleId="TableGrid">
     <w:name w:val="Table Grid"/>
-    <w:basedOn w:val="20"/>
-    <w:qFormat/>
-    <w:uiPriority w:val="0"/>
+    <w:basedOn w:val="TableNormal"/>
+    <w:qFormat/>
     <w:pPr>
       <w:widowControl w:val="0"/>
       <w:jc w:val="both"/>
     </w:pPr>
     <w:tblPr>
       <w:tblBorders>
-        <w:top w:val="single" w:color="auto" w:sz="4" w:space="0"/>
-        <w:left w:val="single" w:color="auto" w:sz="4" w:space="0"/>
-        <w:bottom w:val="single" w:color="auto" w:sz="4" w:space="0"/>
-        <w:right w:val="single" w:color="auto" w:sz="4" w:space="0"/>
-        <w:insideH w:val="single" w:color="auto" w:sz="4" w:space="0"/>
-        <w:insideV w:val="single" w:color="auto" w:sz="4" w:space="0"/>
+        <w:top w:val="single" w:sz="4" w:space="0" w:color="auto"/>
+        <w:left w:val="single" w:sz="4" w:space="0" w:color="auto"/>
+        <w:bottom w:val="single" w:sz="4" w:space="0" w:color="auto"/>
+        <w:right w:val="single" w:sz="4" w:space="0" w:color="auto"/>
+        <w:insideH w:val="single" w:sz="4" w:space="0" w:color="auto"/>
+        <w:insideV w:val="single" w:sz="4" w:space="0" w:color="auto"/>
       </w:tblBorders>
     </w:tblPr>
   </w:style>
-  <w:style w:type="character" w:styleId="23">
+  <w:style w:type="character" w:styleId="Strong">
     <w:name w:val="Strong"/>
-    <w:basedOn w:val="22"/>
-    <w:qFormat/>
-    <w:uiPriority w:val="0"/>
+    <w:basedOn w:val="DefaultParagraphFont"/>
+    <w:qFormat/>
     <w:rPr>
       <w:b/>
     </w:rPr>
   </w:style>
-  <w:style w:type="table" w:customStyle="1" w:styleId="24">
+  <w:style w:type="table" w:customStyle="1" w:styleId="TableNormal0">
     <w:name w:val="Table Normal_0"/>
     <w:semiHidden/>
     <w:unhideWhenUsed/>
     <w:qFormat/>
-    <w:uiPriority w:val="0"/>
     <w:tblPr>
       <w:tblCellMar>
         <w:top w:w="0" w:type="dxa"/>
@@ -3738,119 +3626,111 @@
       </w:tblCellMar>
     </w:tblPr>
   </w:style>
-  <w:style w:type="paragraph" w:customStyle="1" w:styleId="25">
+  <w:style w:type="paragraph" w:customStyle="1" w:styleId="TableText">
     <w:name w:val="Table Text"/>
-    <w:basedOn w:val="1"/>
+    <w:basedOn w:val="Normal"/>
     <w:semiHidden/>
     <w:qFormat/>
-    <w:uiPriority w:val="0"/>
     <w:rPr>
-      <w:rFonts w:ascii="宋体" w:hAnsi="宋体" w:eastAsia="宋体" w:cs="宋体"/>
+      <w:rFonts w:ascii="宋体" w:eastAsia="宋体" w:hAnsi="宋体" w:cs="宋体"/>
       <w:sz w:val="21"/>
       <w:szCs w:val="21"/>
       <w:lang w:val="en-US" w:eastAsia="en-US" w:bidi="ar-SA"/>
     </w:rPr>
   </w:style>
-  <w:style w:type="paragraph" w:customStyle="1" w:styleId="26">
+  <w:style w:type="paragraph" w:customStyle="1" w:styleId="a">
     <w:name w:val="柴_公司名"/>
-    <w:basedOn w:val="19"/>
-    <w:qFormat/>
-    <w:uiPriority w:val="0"/>
+    <w:basedOn w:val="Title"/>
+    <w:qFormat/>
     <w:pPr>
       <w:spacing w:after="600" w:afterLines="600"/>
     </w:pPr>
     <w:rPr>
-      <w:rFonts w:hint="eastAsia" w:ascii="宋体" w:hAnsi="宋体" w:eastAsia="宋体" w:cs="宋体"/>
+      <w:rFonts w:ascii="宋体" w:eastAsia="宋体" w:hAnsi="宋体" w:cs="宋体" w:hint="eastAsia"/>
       <w:bCs/>
       <w:spacing w:val="-6"/>
       <w:sz w:val="52"/>
       <w:szCs w:val="52"/>
     </w:rPr>
   </w:style>
-  <w:style w:type="paragraph" w:customStyle="1" w:styleId="27">
+  <w:style w:type="paragraph" w:customStyle="1" w:styleId="a0">
     <w:name w:val="柴_文档名"/>
-    <w:basedOn w:val="19"/>
-    <w:qFormat/>
-    <w:uiPriority w:val="0"/>
+    <w:basedOn w:val="Title"/>
+    <w:qFormat/>
     <w:pPr>
       <w:spacing w:after="900" w:afterLines="900"/>
     </w:pPr>
     <w:rPr>
-      <w:rFonts w:ascii="黑体" w:hAnsi="黑体" w:eastAsia="黑体" w:cs="黑体"/>
+      <w:rFonts w:ascii="黑体" w:eastAsia="黑体" w:hAnsi="黑体" w:cs="黑体"/>
       <w:bCs/>
       <w:spacing w:val="-7"/>
       <w:sz w:val="52"/>
       <w:szCs w:val="52"/>
     </w:rPr>
   </w:style>
-  <w:style w:type="paragraph" w:customStyle="1" w:styleId="28">
+  <w:style w:type="paragraph" w:customStyle="1" w:styleId="1">
     <w:name w:val="柴_标题1"/>
-    <w:basedOn w:val="2"/>
-    <w:next w:val="29"/>
-    <w:link w:val="38"/>
-    <w:qFormat/>
-    <w:uiPriority w:val="0"/>
+    <w:basedOn w:val="Heading1"/>
+    <w:next w:val="a1"/>
+    <w:link w:val="1Char"/>
+    <w:qFormat/>
     <w:pPr>
       <w:spacing w:before="100" w:after="90" w:line="360" w:lineRule="auto"/>
     </w:pPr>
     <w:rPr>
-      <w:rFonts w:ascii="Arial" w:hAnsi="Arial" w:eastAsia="宋体"/>
+      <w:rFonts w:ascii="Arial" w:eastAsia="宋体" w:hAnsi="Arial"/>
       <w:sz w:val="32"/>
     </w:rPr>
   </w:style>
-  <w:style w:type="paragraph" w:customStyle="1" w:styleId="29">
+  <w:style w:type="paragraph" w:customStyle="1" w:styleId="a1">
     <w:name w:val="柴_正文"/>
-    <w:basedOn w:val="12"/>
-    <w:link w:val="41"/>
-    <w:qFormat/>
-    <w:uiPriority w:val="0"/>
+    <w:basedOn w:val="BodyText"/>
+    <w:link w:val="Char"/>
+    <w:qFormat/>
     <w:pPr>
       <w:spacing w:line="360" w:lineRule="auto"/>
       <w:ind w:firstLine="470" w:firstLineChars="200"/>
     </w:pPr>
     <w:rPr>
-      <w:rFonts w:ascii="Arial" w:hAnsi="Arial" w:eastAsia="宋体"/>
+      <w:rFonts w:ascii="Arial" w:eastAsia="宋体" w:hAnsi="Arial"/>
       <w:sz w:val="24"/>
       <w:lang w:eastAsia="zh-CN"/>
     </w:rPr>
   </w:style>
-  <w:style w:type="paragraph" w:customStyle="1" w:styleId="30">
+  <w:style w:type="paragraph" w:customStyle="1" w:styleId="2">
     <w:name w:val="柴_标题2"/>
-    <w:basedOn w:val="3"/>
-    <w:next w:val="29"/>
-    <w:qFormat/>
-    <w:uiPriority w:val="0"/>
+    <w:basedOn w:val="Heading2"/>
+    <w:next w:val="a1"/>
+    <w:qFormat/>
     <w:pPr>
       <w:spacing w:line="360" w:lineRule="auto"/>
     </w:pPr>
     <w:rPr>
-      <w:rFonts w:ascii="Arial" w:hAnsi="Arial" w:eastAsia="宋体"/>
+      <w:rFonts w:ascii="Arial" w:eastAsia="宋体" w:hAnsi="Arial"/>
       <w:sz w:val="28"/>
     </w:rPr>
   </w:style>
-  <w:style w:type="paragraph" w:customStyle="1" w:styleId="31">
+  <w:style w:type="paragraph" w:customStyle="1" w:styleId="3">
     <w:name w:val="柴_标题3"/>
-    <w:basedOn w:val="4"/>
-    <w:next w:val="29"/>
-    <w:qFormat/>
-    <w:uiPriority w:val="0"/>
+    <w:basedOn w:val="Heading3"/>
+    <w:next w:val="a1"/>
+    <w:qFormat/>
     <w:pPr>
       <w:spacing w:line="360" w:lineRule="auto"/>
       <w:ind w:left="0" w:firstLine="472" w:firstLineChars="200"/>
     </w:pPr>
     <w:rPr>
-      <w:rFonts w:ascii="宋体" w:hAnsi="宋体" w:eastAsia="宋体" w:cs="宋体"/>
+      <w:rFonts w:ascii="宋体" w:eastAsia="宋体" w:hAnsi="宋体" w:cs="宋体"/>
       <w:spacing w:val="-2"/>
       <w:sz w:val="24"/>
       <w:szCs w:val="24"/>
     </w:rPr>
   </w:style>
-  <w:style w:type="paragraph" w:customStyle="1" w:styleId="32">
+  <w:style w:type="paragraph" w:customStyle="1" w:styleId="a2">
     <w:name w:val="柴_目录"/>
-    <w:basedOn w:val="1"/>
-    <w:next w:val="12"/>
-    <w:qFormat/>
-    <w:uiPriority w:val="0"/>
+    <w:basedOn w:val="Normal"/>
+    <w:next w:val="BodyText"/>
+    <w:qFormat/>
     <w:pPr>
       <w:tabs>
         <w:tab w:val="right" w:leader="dot" w:pos="8442"/>
@@ -3858,64 +3738,59 @@
       <w:ind w:left="0" w:leftChars="0"/>
     </w:pPr>
     <w:rPr>
-      <w:rFonts w:ascii="Arial" w:hAnsi="Arial" w:eastAsia="Microsoft JhengHei"/>
+      <w:rFonts w:ascii="Arial" w:eastAsia="Microsoft JhengHei" w:hAnsi="Arial"/>
       <w:sz w:val="24"/>
     </w:rPr>
   </w:style>
-  <w:style w:type="paragraph" w:customStyle="1" w:styleId="33">
+  <w:style w:type="paragraph" w:customStyle="1" w:styleId="WPSOffice1">
     <w:name w:val="WPSOffice手动目录 1"/>
     <w:qFormat/>
-    <w:uiPriority w:val="0"/>
     <w:pPr>
       <w:ind w:leftChars="0"/>
     </w:pPr>
     <w:rPr>
-      <w:rFonts w:ascii="Times New Roman" w:hAnsi="Times New Roman" w:eastAsia="宋体" w:cs="Times New Roman"/>
+      <w:rFonts w:ascii="Times New Roman" w:eastAsia="宋体" w:hAnsi="Times New Roman" w:cs="Times New Roman"/>
       <w:sz w:val="20"/>
       <w:szCs w:val="20"/>
     </w:rPr>
   </w:style>
-  <w:style w:type="paragraph" w:customStyle="1" w:styleId="34">
+  <w:style w:type="paragraph" w:customStyle="1" w:styleId="WPSOffice2">
     <w:name w:val="WPSOffice手动目录 2"/>
     <w:qFormat/>
-    <w:uiPriority w:val="0"/>
     <w:pPr>
       <w:ind w:leftChars="200"/>
     </w:pPr>
     <w:rPr>
-      <w:rFonts w:ascii="Times New Roman" w:hAnsi="Times New Roman" w:eastAsia="宋体" w:cs="Times New Roman"/>
+      <w:rFonts w:ascii="Times New Roman" w:eastAsia="宋体" w:hAnsi="Times New Roman" w:cs="Times New Roman"/>
       <w:sz w:val="20"/>
       <w:szCs w:val="20"/>
     </w:rPr>
   </w:style>
-  <w:style w:type="paragraph" w:customStyle="1" w:styleId="35">
+  <w:style w:type="paragraph" w:customStyle="1" w:styleId="WPSOffice3">
     <w:name w:val="WPSOffice手动目录 3"/>
     <w:qFormat/>
-    <w:uiPriority w:val="0"/>
     <w:pPr>
       <w:ind w:leftChars="400"/>
     </w:pPr>
     <w:rPr>
-      <w:rFonts w:ascii="Times New Roman" w:hAnsi="Times New Roman" w:eastAsia="宋体" w:cs="Times New Roman"/>
+      <w:rFonts w:ascii="Times New Roman" w:eastAsia="宋体" w:hAnsi="Times New Roman" w:cs="Times New Roman"/>
       <w:sz w:val="20"/>
       <w:szCs w:val="20"/>
     </w:rPr>
   </w:style>
-  <w:style w:type="paragraph" w:customStyle="1" w:styleId="36">
+  <w:style w:type="paragraph" w:customStyle="1" w:styleId="Compact">
     <w:name w:val="Compact"/>
-    <w:basedOn w:val="12"/>
-    <w:qFormat/>
-    <w:uiPriority w:val="0"/>
+    <w:basedOn w:val="BodyText"/>
+    <w:qFormat/>
     <w:pPr>
       <w:spacing w:before="36" w:after="36"/>
     </w:pPr>
   </w:style>
-  <w:style w:type="table" w:customStyle="1" w:styleId="37">
+  <w:style w:type="table" w:customStyle="1" w:styleId="Table">
     <w:name w:val="Table"/>
     <w:semiHidden/>
     <w:unhideWhenUsed/>
     <w:qFormat/>
-    <w:uiPriority w:val="0"/>
     <w:tblPr>
       <w:tblCellMar>
         <w:top w:w="0" w:type="dxa"/>
@@ -3927,27 +3802,25 @@
     <w:tblStylePr w:type="firstRow">
       <w:tcPr>
         <w:tcBorders>
-          <w:bottom w:val="single" w:color="auto" w:sz="0" w:space="0"/>
+          <w:bottom w:val="single" w:sz="0" w:space="0" w:color="auto"/>
         </w:tcBorders>
         <w:vAlign w:val="bottom"/>
       </w:tcPr>
     </w:tblStylePr>
   </w:style>
-  <w:style w:type="character" w:customStyle="1" w:styleId="38">
+  <w:style w:type="character" w:customStyle="1" w:styleId="1Char">
     <w:name w:val="柴_标题1 Char"/>
-    <w:link w:val="28"/>
-    <w:qFormat/>
-    <w:uiPriority w:val="0"/>
+    <w:link w:val="1"/>
+    <w:qFormat/>
     <w:rPr>
-      <w:rFonts w:ascii="Arial" w:hAnsi="Arial" w:eastAsia="宋体"/>
+      <w:rFonts w:ascii="Arial" w:eastAsia="宋体" w:hAnsi="Arial"/>
       <w:sz w:val="32"/>
     </w:rPr>
   </w:style>
-  <w:style w:type="paragraph" w:customStyle="1" w:styleId="39">
+  <w:style w:type="paragraph" w:customStyle="1" w:styleId="a3">
     <w:name w:val="柴_正文_无缩进"/>
-    <w:basedOn w:val="1"/>
-    <w:qFormat/>
-    <w:uiPriority w:val="0"/>
+    <w:basedOn w:val="Normal"/>
+    <w:qFormat/>
     <w:pPr>
       <w:ind w:firstLine="0" w:firstLineChars="0"/>
     </w:pPr>
@@ -3957,41 +3830,38 @@
       <w:lang w:eastAsia="zh-CN"/>
     </w:rPr>
   </w:style>
-  <w:style w:type="paragraph" w:customStyle="1" w:styleId="40">
+  <w:style w:type="paragraph" w:customStyle="1" w:styleId="4">
     <w:name w:val="柴_标题4"/>
-    <w:basedOn w:val="5"/>
-    <w:next w:val="1"/>
-    <w:qFormat/>
-    <w:uiPriority w:val="0"/>
+    <w:basedOn w:val="Heading4"/>
+    <w:next w:val="Normal"/>
+    <w:qFormat/>
     <w:pPr>
       <w:widowControl w:val="0"/>
       <w:spacing w:before="160" w:line="360" w:lineRule="auto"/>
-      <w:ind w:left="981" w:leftChars="300" w:hanging="862"/>
+      <w:ind w:left="981" w:hanging="862" w:leftChars="300"/>
     </w:pPr>
     <w:rPr>
-      <w:rFonts w:hint="eastAsia" w:ascii="Calibri" w:hAnsi="Calibri" w:eastAsia="宋体" w:cs="宋体"/>
+      <w:rFonts w:ascii="Calibri" w:eastAsia="宋体" w:hAnsi="Calibri" w:cs="宋体" w:hint="eastAsia"/>
       <w:sz w:val="24"/>
       <w:szCs w:val="24"/>
       <w:lang w:eastAsia="zh-CN" w:bidi="zh-CN"/>
     </w:rPr>
   </w:style>
-  <w:style w:type="character" w:customStyle="1" w:styleId="41">
+  <w:style w:type="character" w:customStyle="1" w:styleId="Char">
     <w:name w:val="柴_正文 Char"/>
-    <w:link w:val="29"/>
-    <w:qFormat/>
-    <w:uiPriority w:val="0"/>
+    <w:link w:val="a1"/>
+    <w:qFormat/>
     <w:rPr>
-      <w:rFonts w:ascii="Arial" w:hAnsi="Arial" w:eastAsia="宋体"/>
+      <w:rFonts w:ascii="Arial" w:eastAsia="宋体" w:hAnsi="Arial"/>
       <w:sz w:val="24"/>
       <w:lang w:eastAsia="zh-CN"/>
     </w:rPr>
   </w:style>
-  <w:style w:type="table" w:customStyle="1" w:styleId="42">
+  <w:style w:type="table" w:customStyle="1" w:styleId="TableNormal1">
     <w:name w:val="Table Normal_1"/>
     <w:semiHidden/>
     <w:unhideWhenUsed/>
     <w:qFormat/>
-    <w:uiPriority w:val="0"/>
     <w:tblPr>
       <w:tblCellMar>
         <w:top w:w="0" w:type="dxa"/>
@@ -4001,12 +3871,11 @@
       </w:tblCellMar>
     </w:tblPr>
   </w:style>
-  <w:style w:type="table" w:customStyle="1" w:styleId="43">
-    <w:name w:val="Table Normal"/>
+  <w:style w:type="table" w:customStyle="1" w:styleId="TableNormal2">
+    <w:name w:val="Table Normal_2"/>
     <w:semiHidden/>
     <w:unhideWhenUsed/>
     <w:qFormat/>
-    <w:uiPriority w:val="0"/>
     <w:tblPr>
       <w:tblCellMar>
         <w:top w:w="0" w:type="dxa"/>
